--- a/arb/docx/012.content.docx
+++ b/arb/docx/012.content.docx
@@ -551,20 +551,14 @@
           <w:lang w:val="ar_AE" w:bidi="ar_AE"/>
         </w:rPr>
       </w:r>
-      <w:hyperlink r:id="rId13">
-        <w:r>
-          <w:rPr>
-            <w:rtl/>
-            <w:cs/>
-            <w:lang w:val="ar_AE" w:bidi="ar_AE"/>
-          </w:rPr>
-          <w:rPr>
-            <w:color w:val="0000EE"/>
-            <w:u w:val="single"/>
-          </w:rPr>
-          <w:t>هوشع 8: 13–14</w:t>
-        </w:r>
-      </w:hyperlink>
+      <w:r>
+        <w:rPr>
+          <w:rtl/>
+          <w:cs/>
+          <w:lang w:val="ar_AE" w:bidi="ar_AE"/>
+        </w:rPr>
+        <w:t>هوشع 8: 13–14</w:t>
+      </w:r>
     </w:p>
     <w:p>
       <w:pPr>
@@ -882,107 +876,83 @@
           <w:lang w:val="ar_AE" w:bidi="ar_AE"/>
         </w:rPr>
       </w:r>
-      <w:hyperlink r:id="rId14">
-        <w:r>
-          <w:rPr>
-            <w:rtl/>
-            <w:cs/>
-            <w:lang w:val="ar_AE" w:bidi="ar_AE"/>
-          </w:rPr>
-          <w:rPr>
-            <w:color w:val="0000EE"/>
-            <w:u w:val="single"/>
-          </w:rPr>
-          <w:t>1 أخبار الأيام 24: 1–3</w:t>
-        </w:r>
-      </w:hyperlink>
-    </w:p>
-    <w:p>
-      <w:pPr>
-        <w:pStyle w:val="ListBullet"/>
-        <w:bidi/>
-        <w:spacing w:line="240" w:lineRule="auto"/>
-        <w:ind w:left="720"/>
-      </w:pPr>
-      <w:r>
-        <w:rPr>
-          <w:rtl/>
-          <w:cs/>
-          <w:lang w:val="ar_AE" w:bidi="ar_AE"/>
-        </w:rPr>
-      </w:r>
-      <w:hyperlink r:id="rId15">
-        <w:r>
-          <w:rPr>
-            <w:rtl/>
-            <w:cs/>
-            <w:lang w:val="ar_AE" w:bidi="ar_AE"/>
-          </w:rPr>
-          <w:rPr>
-            <w:color w:val="0000EE"/>
-            <w:u w:val="single"/>
-          </w:rPr>
-          <w:t>1 ملوك 1: 26–27</w:t>
-        </w:r>
-      </w:hyperlink>
-    </w:p>
-    <w:p>
-      <w:pPr>
-        <w:pStyle w:val="ListBullet"/>
-        <w:bidi/>
-        <w:spacing w:line="240" w:lineRule="auto"/>
-        <w:ind w:left="720"/>
-      </w:pPr>
-      <w:r>
-        <w:rPr>
-          <w:rtl/>
-          <w:cs/>
-          <w:lang w:val="ar_AE" w:bidi="ar_AE"/>
-        </w:rPr>
-      </w:r>
-      <w:hyperlink r:id="rId16">
-        <w:r>
-          <w:rPr>
-            <w:rtl/>
-            <w:cs/>
-            <w:lang w:val="ar_AE" w:bidi="ar_AE"/>
-          </w:rPr>
-          <w:rPr>
-            <w:color w:val="0000EE"/>
-            <w:u w:val="single"/>
-          </w:rPr>
-          <w:t>2 صموئيل 15: 24–26</w:t>
-        </w:r>
-      </w:hyperlink>
-    </w:p>
-    <w:p>
-      <w:pPr>
-        <w:pStyle w:val="ListBullet"/>
-        <w:bidi/>
-        <w:spacing w:line="240" w:lineRule="auto"/>
-        <w:ind w:left="720"/>
-      </w:pPr>
-      <w:r>
-        <w:rPr>
-          <w:rtl/>
-          <w:cs/>
-          <w:lang w:val="ar_AE" w:bidi="ar_AE"/>
-        </w:rPr>
-      </w:r>
-      <w:hyperlink r:id="rId17">
-        <w:r>
-          <w:rPr>
-            <w:rtl/>
-            <w:cs/>
-            <w:lang w:val="ar_AE" w:bidi="ar_AE"/>
-          </w:rPr>
-          <w:rPr>
-            <w:color w:val="0000EE"/>
-            <w:u w:val="single"/>
-          </w:rPr>
-          <w:t>متى 1: 12–14</w:t>
-        </w:r>
-      </w:hyperlink>
+      <w:r>
+        <w:rPr>
+          <w:rtl/>
+          <w:cs/>
+          <w:lang w:val="ar_AE" w:bidi="ar_AE"/>
+        </w:rPr>
+        <w:t>1 أخبار الأيام 24: 1–3</w:t>
+      </w:r>
+    </w:p>
+    <w:p>
+      <w:pPr>
+        <w:pStyle w:val="ListBullet"/>
+        <w:bidi/>
+        <w:spacing w:line="240" w:lineRule="auto"/>
+        <w:ind w:left="720"/>
+      </w:pPr>
+      <w:r>
+        <w:rPr>
+          <w:rtl/>
+          <w:cs/>
+          <w:lang w:val="ar_AE" w:bidi="ar_AE"/>
+        </w:rPr>
+      </w:r>
+      <w:r>
+        <w:rPr>
+          <w:rtl/>
+          <w:cs/>
+          <w:lang w:val="ar_AE" w:bidi="ar_AE"/>
+        </w:rPr>
+        <w:t>1 ملوك 1: 26–27</w:t>
+      </w:r>
+    </w:p>
+    <w:p>
+      <w:pPr>
+        <w:pStyle w:val="ListBullet"/>
+        <w:bidi/>
+        <w:spacing w:line="240" w:lineRule="auto"/>
+        <w:ind w:left="720"/>
+      </w:pPr>
+      <w:r>
+        <w:rPr>
+          <w:rtl/>
+          <w:cs/>
+          <w:lang w:val="ar_AE" w:bidi="ar_AE"/>
+        </w:rPr>
+      </w:r>
+      <w:r>
+        <w:rPr>
+          <w:rtl/>
+          <w:cs/>
+          <w:lang w:val="ar_AE" w:bidi="ar_AE"/>
+        </w:rPr>
+        <w:t>2 صموئيل 15: 24–26</w:t>
+      </w:r>
+    </w:p>
+    <w:p>
+      <w:pPr>
+        <w:pStyle w:val="ListBullet"/>
+        <w:bidi/>
+        <w:spacing w:line="240" w:lineRule="auto"/>
+        <w:ind w:left="720"/>
+      </w:pPr>
+      <w:r>
+        <w:rPr>
+          <w:rtl/>
+          <w:cs/>
+          <w:lang w:val="ar_AE" w:bidi="ar_AE"/>
+        </w:rPr>
+      </w:r>
+      <w:r>
+        <w:rPr>
+          <w:rtl/>
+          <w:cs/>
+          <w:lang w:val="ar_AE" w:bidi="ar_AE"/>
+        </w:rPr>
+        <w:t>متى 1: 12–14</w:t>
+      </w:r>
     </w:p>
     <w:p>
       <w:pPr>
@@ -1396,165 +1366,129 @@
           <w:lang w:val="ar_AE" w:bidi="ar_AE"/>
         </w:rPr>
       </w:r>
-      <w:hyperlink r:id="rId18">
-        <w:r>
-          <w:rPr>
-            <w:rtl/>
-            <w:cs/>
-            <w:lang w:val="ar_AE" w:bidi="ar_AE"/>
-          </w:rPr>
-          <w:rPr>
-            <w:color w:val="0000EE"/>
-            <w:u w:val="single"/>
-          </w:rPr>
-          <w:t>غلاطية 5: 22–24</w:t>
-        </w:r>
-      </w:hyperlink>
-    </w:p>
-    <w:p>
-      <w:pPr>
-        <w:pStyle w:val="ListBullet"/>
-        <w:bidi/>
-        <w:spacing w:line="240" w:lineRule="auto"/>
-        <w:ind w:left="720"/>
-      </w:pPr>
-      <w:r>
-        <w:rPr>
-          <w:rtl/>
-          <w:cs/>
-          <w:lang w:val="ar_AE" w:bidi="ar_AE"/>
-        </w:rPr>
-      </w:r>
-      <w:hyperlink r:id="rId19">
-        <w:r>
-          <w:rPr>
-            <w:rtl/>
-            <w:cs/>
-            <w:lang w:val="ar_AE" w:bidi="ar_AE"/>
-          </w:rPr>
-          <w:rPr>
-            <w:color w:val="0000EE"/>
-            <w:u w:val="single"/>
-          </w:rPr>
-          <w:t>تكوين 1: 12</w:t>
-        </w:r>
-      </w:hyperlink>
-    </w:p>
-    <w:p>
-      <w:pPr>
-        <w:pStyle w:val="ListBullet"/>
-        <w:bidi/>
-        <w:spacing w:line="240" w:lineRule="auto"/>
-        <w:ind w:left="720"/>
-      </w:pPr>
-      <w:r>
-        <w:rPr>
-          <w:rtl/>
-          <w:cs/>
-          <w:lang w:val="ar_AE" w:bidi="ar_AE"/>
-        </w:rPr>
-      </w:r>
-      <w:hyperlink r:id="rId20">
-        <w:r>
-          <w:rPr>
-            <w:rtl/>
-            <w:cs/>
-            <w:lang w:val="ar_AE" w:bidi="ar_AE"/>
-          </w:rPr>
-          <w:rPr>
-            <w:color w:val="0000EE"/>
-            <w:u w:val="single"/>
-          </w:rPr>
-          <w:t>تكوين 2: 9</w:t>
-        </w:r>
-      </w:hyperlink>
-    </w:p>
-    <w:p>
-      <w:pPr>
-        <w:pStyle w:val="ListBullet"/>
-        <w:bidi/>
-        <w:spacing w:line="240" w:lineRule="auto"/>
-        <w:ind w:left="720"/>
-      </w:pPr>
-      <w:r>
-        <w:rPr>
-          <w:rtl/>
-          <w:cs/>
-          <w:lang w:val="ar_AE" w:bidi="ar_AE"/>
-        </w:rPr>
-      </w:r>
-      <w:hyperlink r:id="rId21">
-        <w:r>
-          <w:rPr>
-            <w:rtl/>
-            <w:cs/>
-            <w:lang w:val="ar_AE" w:bidi="ar_AE"/>
-          </w:rPr>
-          <w:rPr>
-            <w:color w:val="0000EE"/>
-            <w:u w:val="single"/>
-          </w:rPr>
-          <w:t>تكوين 2: 17</w:t>
-        </w:r>
-      </w:hyperlink>
-    </w:p>
-    <w:p>
-      <w:pPr>
-        <w:pStyle w:val="ListBullet"/>
-        <w:bidi/>
-        <w:spacing w:line="240" w:lineRule="auto"/>
-        <w:ind w:left="720"/>
-      </w:pPr>
-      <w:r>
-        <w:rPr>
-          <w:rtl/>
-          <w:cs/>
-          <w:lang w:val="ar_AE" w:bidi="ar_AE"/>
-        </w:rPr>
-      </w:r>
-      <w:hyperlink r:id="rId22">
-        <w:r>
-          <w:rPr>
-            <w:rtl/>
-            <w:cs/>
-            <w:lang w:val="ar_AE" w:bidi="ar_AE"/>
-          </w:rPr>
-          <w:rPr>
-            <w:color w:val="0000EE"/>
-            <w:u w:val="single"/>
-          </w:rPr>
-          <w:t>يعقوب 3: 13</w:t>
-        </w:r>
-      </w:hyperlink>
-    </w:p>
-    <w:p>
-      <w:pPr>
-        <w:pStyle w:val="ListBullet"/>
-        <w:bidi/>
-        <w:spacing w:line="240" w:lineRule="auto"/>
-        <w:ind w:left="720"/>
-      </w:pPr>
-      <w:r>
-        <w:rPr>
-          <w:rtl/>
-          <w:cs/>
-          <w:lang w:val="ar_AE" w:bidi="ar_AE"/>
-        </w:rPr>
-      </w:r>
-      <w:hyperlink r:id="rId23">
-        <w:r>
-          <w:rPr>
-            <w:rtl/>
-            <w:cs/>
-            <w:lang w:val="ar_AE" w:bidi="ar_AE"/>
-          </w:rPr>
-          <w:rPr>
-            <w:color w:val="0000EE"/>
-            <w:u w:val="single"/>
-          </w:rPr>
-          <w:t>رومية 2: 4</w:t>
-        </w:r>
-      </w:hyperlink>
+      <w:r>
+        <w:rPr>
+          <w:rtl/>
+          <w:cs/>
+          <w:lang w:val="ar_AE" w:bidi="ar_AE"/>
+        </w:rPr>
+        <w:t>غلاطية 5: 22–24</w:t>
+      </w:r>
+    </w:p>
+    <w:p>
+      <w:pPr>
+        <w:pStyle w:val="ListBullet"/>
+        <w:bidi/>
+        <w:spacing w:line="240" w:lineRule="auto"/>
+        <w:ind w:left="720"/>
+      </w:pPr>
+      <w:r>
+        <w:rPr>
+          <w:rtl/>
+          <w:cs/>
+          <w:lang w:val="ar_AE" w:bidi="ar_AE"/>
+        </w:rPr>
+      </w:r>
+      <w:r>
+        <w:rPr>
+          <w:rtl/>
+          <w:cs/>
+          <w:lang w:val="ar_AE" w:bidi="ar_AE"/>
+        </w:rPr>
+        <w:t>تكوين 1: 12</w:t>
+      </w:r>
+    </w:p>
+    <w:p>
+      <w:pPr>
+        <w:pStyle w:val="ListBullet"/>
+        <w:bidi/>
+        <w:spacing w:line="240" w:lineRule="auto"/>
+        <w:ind w:left="720"/>
+      </w:pPr>
+      <w:r>
+        <w:rPr>
+          <w:rtl/>
+          <w:cs/>
+          <w:lang w:val="ar_AE" w:bidi="ar_AE"/>
+        </w:rPr>
+      </w:r>
+      <w:r>
+        <w:rPr>
+          <w:rtl/>
+          <w:cs/>
+          <w:lang w:val="ar_AE" w:bidi="ar_AE"/>
+        </w:rPr>
+        <w:t>تكوين 2: 9</w:t>
+      </w:r>
+    </w:p>
+    <w:p>
+      <w:pPr>
+        <w:pStyle w:val="ListBullet"/>
+        <w:bidi/>
+        <w:spacing w:line="240" w:lineRule="auto"/>
+        <w:ind w:left="720"/>
+      </w:pPr>
+      <w:r>
+        <w:rPr>
+          <w:rtl/>
+          <w:cs/>
+          <w:lang w:val="ar_AE" w:bidi="ar_AE"/>
+        </w:rPr>
+      </w:r>
+      <w:r>
+        <w:rPr>
+          <w:rtl/>
+          <w:cs/>
+          <w:lang w:val="ar_AE" w:bidi="ar_AE"/>
+        </w:rPr>
+        <w:t>تكوين 2: 17</w:t>
+      </w:r>
+    </w:p>
+    <w:p>
+      <w:pPr>
+        <w:pStyle w:val="ListBullet"/>
+        <w:bidi/>
+        <w:spacing w:line="240" w:lineRule="auto"/>
+        <w:ind w:left="720"/>
+      </w:pPr>
+      <w:r>
+        <w:rPr>
+          <w:rtl/>
+          <w:cs/>
+          <w:lang w:val="ar_AE" w:bidi="ar_AE"/>
+        </w:rPr>
+      </w:r>
+      <w:r>
+        <w:rPr>
+          <w:rtl/>
+          <w:cs/>
+          <w:lang w:val="ar_AE" w:bidi="ar_AE"/>
+        </w:rPr>
+        <w:t>يعقوب 3: 13</w:t>
+      </w:r>
+    </w:p>
+    <w:p>
+      <w:pPr>
+        <w:pStyle w:val="ListBullet"/>
+        <w:bidi/>
+        <w:spacing w:line="240" w:lineRule="auto"/>
+        <w:ind w:left="720"/>
+      </w:pPr>
+      <w:r>
+        <w:rPr>
+          <w:rtl/>
+          <w:cs/>
+          <w:lang w:val="ar_AE" w:bidi="ar_AE"/>
+        </w:rPr>
+      </w:r>
+      <w:r>
+        <w:rPr>
+          <w:rtl/>
+          <w:cs/>
+          <w:lang w:val="ar_AE" w:bidi="ar_AE"/>
+        </w:rPr>
+        <w:t>رومية 2: 4</w:t>
+      </w:r>
     </w:p>
     <w:p>
       <w:pPr>
@@ -2279,165 +2213,129 @@
           <w:lang w:val="ar_AE" w:bidi="ar_AE"/>
         </w:rPr>
       </w:r>
-      <w:hyperlink r:id="rId24">
-        <w:r>
-          <w:rPr>
-            <w:rtl/>
-            <w:cs/>
-            <w:lang w:val="ar_AE" w:bidi="ar_AE"/>
-          </w:rPr>
-          <w:rPr>
-            <w:color w:val="0000EE"/>
-            <w:u w:val="single"/>
-          </w:rPr>
-          <w:t>1 بطرس 3: 20</w:t>
-        </w:r>
-      </w:hyperlink>
-    </w:p>
-    <w:p>
-      <w:pPr>
-        <w:pStyle w:val="ListBullet"/>
-        <w:bidi/>
-        <w:spacing w:line="240" w:lineRule="auto"/>
-        <w:ind w:left="720"/>
-      </w:pPr>
-      <w:r>
-        <w:rPr>
-          <w:rtl/>
-          <w:cs/>
-          <w:lang w:val="ar_AE" w:bidi="ar_AE"/>
-        </w:rPr>
-      </w:r>
-      <w:hyperlink r:id="rId25">
-        <w:r>
-          <w:rPr>
-            <w:rtl/>
-            <w:cs/>
-            <w:lang w:val="ar_AE" w:bidi="ar_AE"/>
-          </w:rPr>
-          <w:rPr>
-            <w:color w:val="0000EE"/>
-            <w:u w:val="single"/>
-          </w:rPr>
-          <w:t>2 بطرس 3: 8–9</w:t>
-        </w:r>
-      </w:hyperlink>
-    </w:p>
-    <w:p>
-      <w:pPr>
-        <w:pStyle w:val="ListBullet"/>
-        <w:bidi/>
-        <w:spacing w:line="240" w:lineRule="auto"/>
-        <w:ind w:left="720"/>
-      </w:pPr>
-      <w:r>
-        <w:rPr>
-          <w:rtl/>
-          <w:cs/>
-          <w:lang w:val="ar_AE" w:bidi="ar_AE"/>
-        </w:rPr>
-      </w:r>
-      <w:hyperlink r:id="rId26">
-        <w:r>
-          <w:rPr>
-            <w:rtl/>
-            <w:cs/>
-            <w:lang w:val="ar_AE" w:bidi="ar_AE"/>
-          </w:rPr>
-          <w:rPr>
-            <w:color w:val="0000EE"/>
-            <w:u w:val="single"/>
-          </w:rPr>
-          <w:t>عبرانيين 6: 11–12</w:t>
-        </w:r>
-      </w:hyperlink>
-    </w:p>
-    <w:p>
-      <w:pPr>
-        <w:pStyle w:val="ListBullet"/>
-        <w:bidi/>
-        <w:spacing w:line="240" w:lineRule="auto"/>
-        <w:ind w:left="720"/>
-      </w:pPr>
-      <w:r>
-        <w:rPr>
-          <w:rtl/>
-          <w:cs/>
-          <w:lang w:val="ar_AE" w:bidi="ar_AE"/>
-        </w:rPr>
-      </w:r>
-      <w:hyperlink r:id="rId27">
-        <w:r>
-          <w:rPr>
-            <w:rtl/>
-            <w:cs/>
-            <w:lang w:val="ar_AE" w:bidi="ar_AE"/>
-          </w:rPr>
-          <w:rPr>
-            <w:color w:val="0000EE"/>
-            <w:u w:val="single"/>
-          </w:rPr>
-          <w:t>متى 18: 28–29</w:t>
-        </w:r>
-      </w:hyperlink>
-    </w:p>
-    <w:p>
-      <w:pPr>
-        <w:pStyle w:val="ListBullet"/>
-        <w:bidi/>
-        <w:spacing w:line="240" w:lineRule="auto"/>
-        <w:ind w:left="720"/>
-      </w:pPr>
-      <w:r>
-        <w:rPr>
-          <w:rtl/>
-          <w:cs/>
-          <w:lang w:val="ar_AE" w:bidi="ar_AE"/>
-        </w:rPr>
-      </w:r>
-      <w:hyperlink r:id="rId28">
-        <w:r>
-          <w:rPr>
-            <w:rtl/>
-            <w:cs/>
-            <w:lang w:val="ar_AE" w:bidi="ar_AE"/>
-          </w:rPr>
-          <w:rPr>
-            <w:color w:val="0000EE"/>
-            <w:u w:val="single"/>
-          </w:rPr>
-          <w:t>مزامير 37: 7</w:t>
-        </w:r>
-      </w:hyperlink>
-    </w:p>
-    <w:p>
-      <w:pPr>
-        <w:pStyle w:val="ListBullet"/>
-        <w:bidi/>
-        <w:spacing w:line="240" w:lineRule="auto"/>
-        <w:ind w:left="720"/>
-      </w:pPr>
-      <w:r>
-        <w:rPr>
-          <w:rtl/>
-          <w:cs/>
-          <w:lang w:val="ar_AE" w:bidi="ar_AE"/>
-        </w:rPr>
-      </w:r>
-      <w:hyperlink r:id="rId29">
-        <w:r>
-          <w:rPr>
-            <w:rtl/>
-            <w:cs/>
-            <w:lang w:val="ar_AE" w:bidi="ar_AE"/>
-          </w:rPr>
-          <w:rPr>
-            <w:color w:val="0000EE"/>
-            <w:u w:val="single"/>
-          </w:rPr>
-          <w:t>رؤيا 2: 2</w:t>
-        </w:r>
-      </w:hyperlink>
+      <w:r>
+        <w:rPr>
+          <w:rtl/>
+          <w:cs/>
+          <w:lang w:val="ar_AE" w:bidi="ar_AE"/>
+        </w:rPr>
+        <w:t>1 بطرس 3: 20</w:t>
+      </w:r>
+    </w:p>
+    <w:p>
+      <w:pPr>
+        <w:pStyle w:val="ListBullet"/>
+        <w:bidi/>
+        <w:spacing w:line="240" w:lineRule="auto"/>
+        <w:ind w:left="720"/>
+      </w:pPr>
+      <w:r>
+        <w:rPr>
+          <w:rtl/>
+          <w:cs/>
+          <w:lang w:val="ar_AE" w:bidi="ar_AE"/>
+        </w:rPr>
+      </w:r>
+      <w:r>
+        <w:rPr>
+          <w:rtl/>
+          <w:cs/>
+          <w:lang w:val="ar_AE" w:bidi="ar_AE"/>
+        </w:rPr>
+        <w:t>2 بطرس 3: 8–9</w:t>
+      </w:r>
+    </w:p>
+    <w:p>
+      <w:pPr>
+        <w:pStyle w:val="ListBullet"/>
+        <w:bidi/>
+        <w:spacing w:line="240" w:lineRule="auto"/>
+        <w:ind w:left="720"/>
+      </w:pPr>
+      <w:r>
+        <w:rPr>
+          <w:rtl/>
+          <w:cs/>
+          <w:lang w:val="ar_AE" w:bidi="ar_AE"/>
+        </w:rPr>
+      </w:r>
+      <w:r>
+        <w:rPr>
+          <w:rtl/>
+          <w:cs/>
+          <w:lang w:val="ar_AE" w:bidi="ar_AE"/>
+        </w:rPr>
+        <w:t>عبرانيين 6: 11–12</w:t>
+      </w:r>
+    </w:p>
+    <w:p>
+      <w:pPr>
+        <w:pStyle w:val="ListBullet"/>
+        <w:bidi/>
+        <w:spacing w:line="240" w:lineRule="auto"/>
+        <w:ind w:left="720"/>
+      </w:pPr>
+      <w:r>
+        <w:rPr>
+          <w:rtl/>
+          <w:cs/>
+          <w:lang w:val="ar_AE" w:bidi="ar_AE"/>
+        </w:rPr>
+      </w:r>
+      <w:r>
+        <w:rPr>
+          <w:rtl/>
+          <w:cs/>
+          <w:lang w:val="ar_AE" w:bidi="ar_AE"/>
+        </w:rPr>
+        <w:t>متى 18: 28–29</w:t>
+      </w:r>
+    </w:p>
+    <w:p>
+      <w:pPr>
+        <w:pStyle w:val="ListBullet"/>
+        <w:bidi/>
+        <w:spacing w:line="240" w:lineRule="auto"/>
+        <w:ind w:left="720"/>
+      </w:pPr>
+      <w:r>
+        <w:rPr>
+          <w:rtl/>
+          <w:cs/>
+          <w:lang w:val="ar_AE" w:bidi="ar_AE"/>
+        </w:rPr>
+      </w:r>
+      <w:r>
+        <w:rPr>
+          <w:rtl/>
+          <w:cs/>
+          <w:lang w:val="ar_AE" w:bidi="ar_AE"/>
+        </w:rPr>
+        <w:t>مزامير 37: 7</w:t>
+      </w:r>
+    </w:p>
+    <w:p>
+      <w:pPr>
+        <w:pStyle w:val="ListBullet"/>
+        <w:bidi/>
+        <w:spacing w:line="240" w:lineRule="auto"/>
+        <w:ind w:left="720"/>
+      </w:pPr>
+      <w:r>
+        <w:rPr>
+          <w:rtl/>
+          <w:cs/>
+          <w:lang w:val="ar_AE" w:bidi="ar_AE"/>
+        </w:rPr>
+      </w:r>
+      <w:r>
+        <w:rPr>
+          <w:rtl/>
+          <w:cs/>
+          <w:lang w:val="ar_AE" w:bidi="ar_AE"/>
+        </w:rPr>
+        <w:t>رؤيا 2: 2</w:t>
+      </w:r>
     </w:p>
     <w:p>
       <w:pPr>
@@ -2677,281 +2575,221 @@
           <w:lang w:val="ar_AE" w:bidi="ar_AE"/>
         </w:rPr>
       </w:r>
-      <w:hyperlink r:id="rId30">
-        <w:r>
-          <w:rPr>
-            <w:rtl/>
-            <w:cs/>
-            <w:lang w:val="ar_AE" w:bidi="ar_AE"/>
-          </w:rPr>
-          <w:rPr>
-            <w:color w:val="0000EE"/>
-            <w:u w:val="single"/>
-          </w:rPr>
-          <w:t>أعمال الرسل13 :16–18</w:t>
-        </w:r>
-      </w:hyperlink>
-    </w:p>
-    <w:p>
-      <w:pPr>
-        <w:pStyle w:val="ListBullet"/>
-        <w:bidi/>
-        <w:spacing w:line="240" w:lineRule="auto"/>
-        <w:ind w:left="720"/>
-      </w:pPr>
-      <w:r>
-        <w:rPr>
-          <w:rtl/>
-          <w:cs/>
-          <w:lang w:val="ar_AE" w:bidi="ar_AE"/>
-        </w:rPr>
-      </w:r>
-      <w:hyperlink r:id="rId31">
-        <w:r>
-          <w:rPr>
-            <w:rtl/>
-            <w:cs/>
-            <w:lang w:val="ar_AE" w:bidi="ar_AE"/>
-          </w:rPr>
-          <w:rPr>
-            <w:color w:val="0000EE"/>
-            <w:u w:val="single"/>
-          </w:rPr>
-          <w:t>أعمال الرسل21 :38</w:t>
-        </w:r>
-      </w:hyperlink>
-    </w:p>
-    <w:p>
-      <w:pPr>
-        <w:pStyle w:val="ListBullet"/>
-        <w:bidi/>
-        <w:spacing w:line="240" w:lineRule="auto"/>
-        <w:ind w:left="720"/>
-      </w:pPr>
-      <w:r>
-        <w:rPr>
-          <w:rtl/>
-          <w:cs/>
-          <w:lang w:val="ar_AE" w:bidi="ar_AE"/>
-        </w:rPr>
-      </w:r>
-      <w:hyperlink r:id="rId32">
-        <w:r>
-          <w:rPr>
-            <w:rtl/>
-            <w:cs/>
-            <w:lang w:val="ar_AE" w:bidi="ar_AE"/>
-          </w:rPr>
-          <w:rPr>
-            <w:color w:val="0000EE"/>
-            <w:u w:val="single"/>
-          </w:rPr>
-          <w:t>خروج4 :27–28</w:t>
-        </w:r>
-      </w:hyperlink>
-    </w:p>
-    <w:p>
-      <w:pPr>
-        <w:pStyle w:val="ListBullet"/>
-        <w:bidi/>
-        <w:spacing w:line="240" w:lineRule="auto"/>
-        <w:ind w:left="720"/>
-      </w:pPr>
-      <w:r>
-        <w:rPr>
-          <w:rtl/>
-          <w:cs/>
-          <w:lang w:val="ar_AE" w:bidi="ar_AE"/>
-        </w:rPr>
-      </w:r>
-      <w:hyperlink r:id="rId33">
-        <w:r>
-          <w:rPr>
-            <w:rtl/>
-            <w:cs/>
-            <w:lang w:val="ar_AE" w:bidi="ar_AE"/>
-          </w:rPr>
-          <w:rPr>
-            <w:color w:val="0000EE"/>
-            <w:u w:val="single"/>
-          </w:rPr>
-          <w:t>تكوين37 :21–22</w:t>
-        </w:r>
-      </w:hyperlink>
-    </w:p>
-    <w:p>
-      <w:pPr>
-        <w:pStyle w:val="ListBullet"/>
-        <w:bidi/>
-        <w:spacing w:line="240" w:lineRule="auto"/>
-        <w:ind w:left="720"/>
-      </w:pPr>
-      <w:r>
-        <w:rPr>
-          <w:rtl/>
-          <w:cs/>
-          <w:lang w:val="ar_AE" w:bidi="ar_AE"/>
-        </w:rPr>
-      </w:r>
-      <w:hyperlink r:id="rId34">
-        <w:r>
-          <w:rPr>
-            <w:rtl/>
-            <w:cs/>
-            <w:lang w:val="ar_AE" w:bidi="ar_AE"/>
-          </w:rPr>
-          <w:rPr>
-            <w:color w:val="0000EE"/>
-            <w:u w:val="single"/>
-          </w:rPr>
-          <w:t>يوحنا3 :14</w:t>
-        </w:r>
-      </w:hyperlink>
-    </w:p>
-    <w:p>
-      <w:pPr>
-        <w:pStyle w:val="ListBullet"/>
-        <w:bidi/>
-        <w:spacing w:line="240" w:lineRule="auto"/>
-        <w:ind w:left="720"/>
-      </w:pPr>
-      <w:r>
-        <w:rPr>
-          <w:rtl/>
-          <w:cs/>
-          <w:lang w:val="ar_AE" w:bidi="ar_AE"/>
-        </w:rPr>
-      </w:r>
-      <w:hyperlink r:id="rId35">
-        <w:r>
-          <w:rPr>
-            <w:rtl/>
-            <w:cs/>
-            <w:lang w:val="ar_AE" w:bidi="ar_AE"/>
-          </w:rPr>
-          <w:rPr>
-            <w:color w:val="0000EE"/>
-            <w:u w:val="single"/>
-          </w:rPr>
-          <w:t>لوقا1 :80</w:t>
-        </w:r>
-      </w:hyperlink>
-    </w:p>
-    <w:p>
-      <w:pPr>
-        <w:pStyle w:val="ListBullet"/>
-        <w:bidi/>
-        <w:spacing w:line="240" w:lineRule="auto"/>
-        <w:ind w:left="720"/>
-      </w:pPr>
-      <w:r>
-        <w:rPr>
-          <w:rtl/>
-          <w:cs/>
-          <w:lang w:val="ar_AE" w:bidi="ar_AE"/>
-        </w:rPr>
-      </w:r>
-      <w:hyperlink r:id="rId36">
-        <w:r>
-          <w:rPr>
-            <w:rtl/>
-            <w:cs/>
-            <w:lang w:val="ar_AE" w:bidi="ar_AE"/>
-          </w:rPr>
-          <w:rPr>
-            <w:color w:val="0000EE"/>
-            <w:u w:val="single"/>
-          </w:rPr>
-          <w:t>لوقا9 :12–14</w:t>
-        </w:r>
-      </w:hyperlink>
-    </w:p>
-    <w:p>
-      <w:pPr>
-        <w:pStyle w:val="ListBullet"/>
-        <w:bidi/>
-        <w:spacing w:line="240" w:lineRule="auto"/>
-        <w:ind w:left="720"/>
-      </w:pPr>
-      <w:r>
-        <w:rPr>
-          <w:rtl/>
-          <w:cs/>
-          <w:lang w:val="ar_AE" w:bidi="ar_AE"/>
-        </w:rPr>
-      </w:r>
-      <w:hyperlink r:id="rId37">
-        <w:r>
-          <w:rPr>
-            <w:rtl/>
-            <w:cs/>
-            <w:lang w:val="ar_AE" w:bidi="ar_AE"/>
-          </w:rPr>
-          <w:rPr>
-            <w:color w:val="0000EE"/>
-            <w:u w:val="single"/>
-          </w:rPr>
-          <w:t>مرقس1 :3</w:t>
-        </w:r>
-      </w:hyperlink>
-    </w:p>
-    <w:p>
-      <w:pPr>
-        <w:pStyle w:val="ListBullet"/>
-        <w:bidi/>
-        <w:spacing w:line="240" w:lineRule="auto"/>
-        <w:ind w:left="720"/>
-      </w:pPr>
-      <w:r>
-        <w:rPr>
-          <w:rtl/>
-          <w:cs/>
-          <w:lang w:val="ar_AE" w:bidi="ar_AE"/>
-        </w:rPr>
-      </w:r>
-      <w:hyperlink r:id="rId38">
-        <w:r>
-          <w:rPr>
-            <w:rtl/>
-            <w:cs/>
-            <w:lang w:val="ar_AE" w:bidi="ar_AE"/>
-          </w:rPr>
-          <w:rPr>
-            <w:color w:val="0000EE"/>
-            <w:u w:val="single"/>
-          </w:rPr>
-          <w:t>متى4 :1</w:t>
-        </w:r>
-      </w:hyperlink>
-    </w:p>
-    <w:p>
-      <w:pPr>
-        <w:pStyle w:val="ListBullet"/>
-        <w:bidi/>
-        <w:spacing w:line="240" w:lineRule="auto"/>
-        <w:ind w:left="720"/>
-      </w:pPr>
-      <w:r>
-        <w:rPr>
-          <w:rtl/>
-          <w:cs/>
-          <w:lang w:val="ar_AE" w:bidi="ar_AE"/>
-        </w:rPr>
-      </w:r>
-      <w:hyperlink r:id="rId39">
-        <w:r>
-          <w:rPr>
-            <w:rtl/>
-            <w:cs/>
-            <w:lang w:val="ar_AE" w:bidi="ar_AE"/>
-          </w:rPr>
-          <w:rPr>
-            <w:color w:val="0000EE"/>
-            <w:u w:val="single"/>
-          </w:rPr>
-          <w:t>متى11 :8</w:t>
-        </w:r>
-      </w:hyperlink>
+      <w:r>
+        <w:rPr>
+          <w:rtl/>
+          <w:cs/>
+          <w:lang w:val="ar_AE" w:bidi="ar_AE"/>
+        </w:rPr>
+        <w:t>أعمال الرسل13 :16–18</w:t>
+      </w:r>
+    </w:p>
+    <w:p>
+      <w:pPr>
+        <w:pStyle w:val="ListBullet"/>
+        <w:bidi/>
+        <w:spacing w:line="240" w:lineRule="auto"/>
+        <w:ind w:left="720"/>
+      </w:pPr>
+      <w:r>
+        <w:rPr>
+          <w:rtl/>
+          <w:cs/>
+          <w:lang w:val="ar_AE" w:bidi="ar_AE"/>
+        </w:rPr>
+      </w:r>
+      <w:r>
+        <w:rPr>
+          <w:rtl/>
+          <w:cs/>
+          <w:lang w:val="ar_AE" w:bidi="ar_AE"/>
+        </w:rPr>
+        <w:t>أعمال الرسل21 :38</w:t>
+      </w:r>
+    </w:p>
+    <w:p>
+      <w:pPr>
+        <w:pStyle w:val="ListBullet"/>
+        <w:bidi/>
+        <w:spacing w:line="240" w:lineRule="auto"/>
+        <w:ind w:left="720"/>
+      </w:pPr>
+      <w:r>
+        <w:rPr>
+          <w:rtl/>
+          <w:cs/>
+          <w:lang w:val="ar_AE" w:bidi="ar_AE"/>
+        </w:rPr>
+      </w:r>
+      <w:r>
+        <w:rPr>
+          <w:rtl/>
+          <w:cs/>
+          <w:lang w:val="ar_AE" w:bidi="ar_AE"/>
+        </w:rPr>
+        <w:t>خروج4 :27–28</w:t>
+      </w:r>
+    </w:p>
+    <w:p>
+      <w:pPr>
+        <w:pStyle w:val="ListBullet"/>
+        <w:bidi/>
+        <w:spacing w:line="240" w:lineRule="auto"/>
+        <w:ind w:left="720"/>
+      </w:pPr>
+      <w:r>
+        <w:rPr>
+          <w:rtl/>
+          <w:cs/>
+          <w:lang w:val="ar_AE" w:bidi="ar_AE"/>
+        </w:rPr>
+      </w:r>
+      <w:r>
+        <w:rPr>
+          <w:rtl/>
+          <w:cs/>
+          <w:lang w:val="ar_AE" w:bidi="ar_AE"/>
+        </w:rPr>
+        <w:t>تكوين37 :21–22</w:t>
+      </w:r>
+    </w:p>
+    <w:p>
+      <w:pPr>
+        <w:pStyle w:val="ListBullet"/>
+        <w:bidi/>
+        <w:spacing w:line="240" w:lineRule="auto"/>
+        <w:ind w:left="720"/>
+      </w:pPr>
+      <w:r>
+        <w:rPr>
+          <w:rtl/>
+          <w:cs/>
+          <w:lang w:val="ar_AE" w:bidi="ar_AE"/>
+        </w:rPr>
+      </w:r>
+      <w:r>
+        <w:rPr>
+          <w:rtl/>
+          <w:cs/>
+          <w:lang w:val="ar_AE" w:bidi="ar_AE"/>
+        </w:rPr>
+        <w:t>يوحنا3 :14</w:t>
+      </w:r>
+    </w:p>
+    <w:p>
+      <w:pPr>
+        <w:pStyle w:val="ListBullet"/>
+        <w:bidi/>
+        <w:spacing w:line="240" w:lineRule="auto"/>
+        <w:ind w:left="720"/>
+      </w:pPr>
+      <w:r>
+        <w:rPr>
+          <w:rtl/>
+          <w:cs/>
+          <w:lang w:val="ar_AE" w:bidi="ar_AE"/>
+        </w:rPr>
+      </w:r>
+      <w:r>
+        <w:rPr>
+          <w:rtl/>
+          <w:cs/>
+          <w:lang w:val="ar_AE" w:bidi="ar_AE"/>
+        </w:rPr>
+        <w:t>لوقا1 :80</w:t>
+      </w:r>
+    </w:p>
+    <w:p>
+      <w:pPr>
+        <w:pStyle w:val="ListBullet"/>
+        <w:bidi/>
+        <w:spacing w:line="240" w:lineRule="auto"/>
+        <w:ind w:left="720"/>
+      </w:pPr>
+      <w:r>
+        <w:rPr>
+          <w:rtl/>
+          <w:cs/>
+          <w:lang w:val="ar_AE" w:bidi="ar_AE"/>
+        </w:rPr>
+      </w:r>
+      <w:r>
+        <w:rPr>
+          <w:rtl/>
+          <w:cs/>
+          <w:lang w:val="ar_AE" w:bidi="ar_AE"/>
+        </w:rPr>
+        <w:t>لوقا9 :12–14</w:t>
+      </w:r>
+    </w:p>
+    <w:p>
+      <w:pPr>
+        <w:pStyle w:val="ListBullet"/>
+        <w:bidi/>
+        <w:spacing w:line="240" w:lineRule="auto"/>
+        <w:ind w:left="720"/>
+      </w:pPr>
+      <w:r>
+        <w:rPr>
+          <w:rtl/>
+          <w:cs/>
+          <w:lang w:val="ar_AE" w:bidi="ar_AE"/>
+        </w:rPr>
+      </w:r>
+      <w:r>
+        <w:rPr>
+          <w:rtl/>
+          <w:cs/>
+          <w:lang w:val="ar_AE" w:bidi="ar_AE"/>
+        </w:rPr>
+        <w:t>مرقس1 :3</w:t>
+      </w:r>
+    </w:p>
+    <w:p>
+      <w:pPr>
+        <w:pStyle w:val="ListBullet"/>
+        <w:bidi/>
+        <w:spacing w:line="240" w:lineRule="auto"/>
+        <w:ind w:left="720"/>
+      </w:pPr>
+      <w:r>
+        <w:rPr>
+          <w:rtl/>
+          <w:cs/>
+          <w:lang w:val="ar_AE" w:bidi="ar_AE"/>
+        </w:rPr>
+      </w:r>
+      <w:r>
+        <w:rPr>
+          <w:rtl/>
+          <w:cs/>
+          <w:lang w:val="ar_AE" w:bidi="ar_AE"/>
+        </w:rPr>
+        <w:t>متى4 :1</w:t>
+      </w:r>
+    </w:p>
+    <w:p>
+      <w:pPr>
+        <w:pStyle w:val="ListBullet"/>
+        <w:bidi/>
+        <w:spacing w:line="240" w:lineRule="auto"/>
+        <w:ind w:left="720"/>
+      </w:pPr>
+      <w:r>
+        <w:rPr>
+          <w:rtl/>
+          <w:cs/>
+          <w:lang w:val="ar_AE" w:bidi="ar_AE"/>
+        </w:rPr>
+      </w:r>
+      <w:r>
+        <w:rPr>
+          <w:rtl/>
+          <w:cs/>
+          <w:lang w:val="ar_AE" w:bidi="ar_AE"/>
+        </w:rPr>
+        <w:t>متى11 :8</w:t>
+      </w:r>
     </w:p>
     <w:p>
       <w:pPr>
@@ -3168,78 +3006,60 @@
           <w:lang w:val="ar_AE" w:bidi="ar_AE"/>
         </w:rPr>
       </w:r>
-      <w:hyperlink r:id="rId40">
-        <w:r>
-          <w:rPr>
-            <w:rtl/>
-            <w:cs/>
-            <w:lang w:val="ar_AE" w:bidi="ar_AE"/>
-          </w:rPr>
-          <w:rPr>
-            <w:color w:val="0000EE"/>
-            <w:u w:val="single"/>
-          </w:rPr>
-          <w:t>أعمال الرسل 3: 1–3</w:t>
-        </w:r>
-      </w:hyperlink>
-    </w:p>
-    <w:p>
-      <w:pPr>
-        <w:pStyle w:val="ListBullet"/>
-        <w:bidi/>
-        <w:spacing w:line="240" w:lineRule="auto"/>
-        <w:ind w:left="720"/>
-      </w:pPr>
-      <w:r>
-        <w:rPr>
-          <w:rtl/>
-          <w:cs/>
-          <w:lang w:val="ar_AE" w:bidi="ar_AE"/>
-        </w:rPr>
-      </w:r>
-      <w:hyperlink r:id="rId41">
-        <w:r>
-          <w:rPr>
-            <w:rtl/>
-            <w:cs/>
-            <w:lang w:val="ar_AE" w:bidi="ar_AE"/>
-          </w:rPr>
-          <w:rPr>
-            <w:color w:val="0000EE"/>
-            <w:u w:val="single"/>
-          </w:rPr>
-          <w:t>متى 6: 1</w:t>
-        </w:r>
-      </w:hyperlink>
-    </w:p>
-    <w:p>
-      <w:pPr>
-        <w:pStyle w:val="ListBullet"/>
-        <w:bidi/>
-        <w:spacing w:line="240" w:lineRule="auto"/>
-        <w:ind w:left="720"/>
-      </w:pPr>
-      <w:r>
-        <w:rPr>
-          <w:rtl/>
-          <w:cs/>
-          <w:lang w:val="ar_AE" w:bidi="ar_AE"/>
-        </w:rPr>
-      </w:r>
-      <w:hyperlink r:id="rId42">
-        <w:r>
-          <w:rPr>
-            <w:rtl/>
-            <w:cs/>
-            <w:lang w:val="ar_AE" w:bidi="ar_AE"/>
-          </w:rPr>
-          <w:rPr>
-            <w:color w:val="0000EE"/>
-            <w:u w:val="single"/>
-          </w:rPr>
-          <w:t>متى 6: 3</w:t>
-        </w:r>
-      </w:hyperlink>
+      <w:r>
+        <w:rPr>
+          <w:rtl/>
+          <w:cs/>
+          <w:lang w:val="ar_AE" w:bidi="ar_AE"/>
+        </w:rPr>
+        <w:t>أعمال الرسل 3: 1–3</w:t>
+      </w:r>
+    </w:p>
+    <w:p>
+      <w:pPr>
+        <w:pStyle w:val="ListBullet"/>
+        <w:bidi/>
+        <w:spacing w:line="240" w:lineRule="auto"/>
+        <w:ind w:left="720"/>
+      </w:pPr>
+      <w:r>
+        <w:rPr>
+          <w:rtl/>
+          <w:cs/>
+          <w:lang w:val="ar_AE" w:bidi="ar_AE"/>
+        </w:rPr>
+      </w:r>
+      <w:r>
+        <w:rPr>
+          <w:rtl/>
+          <w:cs/>
+          <w:lang w:val="ar_AE" w:bidi="ar_AE"/>
+        </w:rPr>
+        <w:t>متى 6: 1</w:t>
+      </w:r>
+    </w:p>
+    <w:p>
+      <w:pPr>
+        <w:pStyle w:val="ListBullet"/>
+        <w:bidi/>
+        <w:spacing w:line="240" w:lineRule="auto"/>
+        <w:ind w:left="720"/>
+      </w:pPr>
+      <w:r>
+        <w:rPr>
+          <w:rtl/>
+          <w:cs/>
+          <w:lang w:val="ar_AE" w:bidi="ar_AE"/>
+        </w:rPr>
+      </w:r>
+      <w:r>
+        <w:rPr>
+          <w:rtl/>
+          <w:cs/>
+          <w:lang w:val="ar_AE" w:bidi="ar_AE"/>
+        </w:rPr>
+        <w:t>متى 6: 3</w:t>
+      </w:r>
     </w:p>
     <w:p>
       <w:pPr>
@@ -3656,78 +3476,60 @@
           <w:lang w:val="ar_AE" w:bidi="ar_AE"/>
         </w:rPr>
       </w:r>
-      <w:hyperlink r:id="rId43">
-        <w:r>
-          <w:rPr>
-            <w:rtl/>
-            <w:cs/>
-            <w:lang w:val="ar_AE" w:bidi="ar_AE"/>
-          </w:rPr>
-          <w:rPr>
-            <w:color w:val="0000EE"/>
-            <w:u w:val="single"/>
-          </w:rPr>
-          <w:t>1 أخبار الأيام 3:15–16</w:t>
-        </w:r>
-      </w:hyperlink>
-    </w:p>
-    <w:p>
-      <w:pPr>
-        <w:pStyle w:val="ListBullet"/>
-        <w:bidi/>
-        <w:spacing w:line="240" w:lineRule="auto"/>
-        <w:ind w:left="720"/>
-      </w:pPr>
-      <w:r>
-        <w:rPr>
-          <w:rtl/>
-          <w:cs/>
-          <w:lang w:val="ar_AE" w:bidi="ar_AE"/>
-        </w:rPr>
-      </w:r>
-      <w:hyperlink r:id="rId44">
-        <w:r>
-          <w:rPr>
-            <w:rtl/>
-            <w:cs/>
-            <w:lang w:val="ar_AE" w:bidi="ar_AE"/>
-          </w:rPr>
-          <w:rPr>
-            <w:color w:val="0000EE"/>
-            <w:u w:val="single"/>
-          </w:rPr>
-          <w:t>إرميا 37:1–2</w:t>
-        </w:r>
-      </w:hyperlink>
-    </w:p>
-    <w:p>
-      <w:pPr>
-        <w:pStyle w:val="ListBullet"/>
-        <w:bidi/>
-        <w:spacing w:line="240" w:lineRule="auto"/>
-        <w:ind w:left="720"/>
-      </w:pPr>
-      <w:r>
-        <w:rPr>
-          <w:rtl/>
-          <w:cs/>
-          <w:lang w:val="ar_AE" w:bidi="ar_AE"/>
-        </w:rPr>
-      </w:r>
-      <w:hyperlink r:id="rId45">
-        <w:r>
-          <w:rPr>
-            <w:rtl/>
-            <w:cs/>
-            <w:lang w:val="ar_AE" w:bidi="ar_AE"/>
-          </w:rPr>
-          <w:rPr>
-            <w:color w:val="0000EE"/>
-            <w:u w:val="single"/>
-          </w:rPr>
-          <w:t>إرميا 39:2</w:t>
-        </w:r>
-      </w:hyperlink>
+      <w:r>
+        <w:rPr>
+          <w:rtl/>
+          <w:cs/>
+          <w:lang w:val="ar_AE" w:bidi="ar_AE"/>
+        </w:rPr>
+        <w:t>1 أخبار الأيام 3:15–16</w:t>
+      </w:r>
+    </w:p>
+    <w:p>
+      <w:pPr>
+        <w:pStyle w:val="ListBullet"/>
+        <w:bidi/>
+        <w:spacing w:line="240" w:lineRule="auto"/>
+        <w:ind w:left="720"/>
+      </w:pPr>
+      <w:r>
+        <w:rPr>
+          <w:rtl/>
+          <w:cs/>
+          <w:lang w:val="ar_AE" w:bidi="ar_AE"/>
+        </w:rPr>
+      </w:r>
+      <w:r>
+        <w:rPr>
+          <w:rtl/>
+          <w:cs/>
+          <w:lang w:val="ar_AE" w:bidi="ar_AE"/>
+        </w:rPr>
+        <w:t>إرميا 37:1–2</w:t>
+      </w:r>
+    </w:p>
+    <w:p>
+      <w:pPr>
+        <w:pStyle w:val="ListBullet"/>
+        <w:bidi/>
+        <w:spacing w:line="240" w:lineRule="auto"/>
+        <w:ind w:left="720"/>
+      </w:pPr>
+      <w:r>
+        <w:rPr>
+          <w:rtl/>
+          <w:cs/>
+          <w:lang w:val="ar_AE" w:bidi="ar_AE"/>
+        </w:rPr>
+      </w:r>
+      <w:r>
+        <w:rPr>
+          <w:rtl/>
+          <w:cs/>
+          <w:lang w:val="ar_AE" w:bidi="ar_AE"/>
+        </w:rPr>
+        <w:t>إرميا 39:2</w:t>
+      </w:r>
     </w:p>
     <w:p>
       <w:pPr>
@@ -4113,136 +3915,106 @@
           <w:lang w:val="ar_AE" w:bidi="ar_AE"/>
         </w:rPr>
       </w:r>
-      <w:hyperlink r:id="rId46">
-        <w:r>
-          <w:rPr>
-            <w:rtl/>
-            <w:cs/>
-            <w:lang w:val="ar_AE" w:bidi="ar_AE"/>
-          </w:rPr>
-          <w:rPr>
-            <w:color w:val="0000EE"/>
-            <w:u w:val="single"/>
-          </w:rPr>
-          <w:t>أعمال الرسل 4: 3</w:t>
-        </w:r>
-      </w:hyperlink>
-    </w:p>
-    <w:p>
-      <w:pPr>
-        <w:pStyle w:val="ListBullet"/>
-        <w:bidi/>
-        <w:spacing w:line="240" w:lineRule="auto"/>
-        <w:ind w:left="720"/>
-      </w:pPr>
-      <w:r>
-        <w:rPr>
-          <w:rtl/>
-          <w:cs/>
-          <w:lang w:val="ar_AE" w:bidi="ar_AE"/>
-        </w:rPr>
-      </w:r>
-      <w:hyperlink r:id="rId47">
-        <w:r>
-          <w:rPr>
-            <w:rtl/>
-            <w:cs/>
-            <w:lang w:val="ar_AE" w:bidi="ar_AE"/>
-          </w:rPr>
-          <w:rPr>
-            <w:color w:val="0000EE"/>
-            <w:u w:val="single"/>
-          </w:rPr>
-          <w:t>أعمال الرسل 5: 17–18</w:t>
-        </w:r>
-      </w:hyperlink>
-    </w:p>
-    <w:p>
-      <w:pPr>
-        <w:pStyle w:val="ListBullet"/>
-        <w:bidi/>
-        <w:spacing w:line="240" w:lineRule="auto"/>
-        <w:ind w:left="720"/>
-      </w:pPr>
-      <w:r>
-        <w:rPr>
-          <w:rtl/>
-          <w:cs/>
-          <w:lang w:val="ar_AE" w:bidi="ar_AE"/>
-        </w:rPr>
-      </w:r>
-      <w:hyperlink r:id="rId48">
-        <w:r>
-          <w:rPr>
-            <w:rtl/>
-            <w:cs/>
-            <w:lang w:val="ar_AE" w:bidi="ar_AE"/>
-          </w:rPr>
-          <w:rPr>
-            <w:color w:val="0000EE"/>
-            <w:u w:val="single"/>
-          </w:rPr>
-          <w:t>لوقا 20: 27</w:t>
-        </w:r>
-      </w:hyperlink>
-    </w:p>
-    <w:p>
-      <w:pPr>
-        <w:pStyle w:val="ListBullet"/>
-        <w:bidi/>
-        <w:spacing w:line="240" w:lineRule="auto"/>
-        <w:ind w:left="720"/>
-      </w:pPr>
-      <w:r>
-        <w:rPr>
-          <w:rtl/>
-          <w:cs/>
-          <w:lang w:val="ar_AE" w:bidi="ar_AE"/>
-        </w:rPr>
-      </w:r>
-      <w:hyperlink r:id="rId49">
-        <w:r>
-          <w:rPr>
-            <w:rtl/>
-            <w:cs/>
-            <w:lang w:val="ar_AE" w:bidi="ar_AE"/>
-          </w:rPr>
-          <w:rPr>
-            <w:color w:val="0000EE"/>
-            <w:u w:val="single"/>
-          </w:rPr>
-          <w:t>متى 3: 7</w:t>
-        </w:r>
-      </w:hyperlink>
-    </w:p>
-    <w:p>
-      <w:pPr>
-        <w:pStyle w:val="ListBullet"/>
-        <w:bidi/>
-        <w:spacing w:line="240" w:lineRule="auto"/>
-        <w:ind w:left="720"/>
-      </w:pPr>
-      <w:r>
-        <w:rPr>
-          <w:rtl/>
-          <w:cs/>
-          <w:lang w:val="ar_AE" w:bidi="ar_AE"/>
-        </w:rPr>
-      </w:r>
-      <w:hyperlink r:id="rId50">
-        <w:r>
-          <w:rPr>
-            <w:rtl/>
-            <w:cs/>
-            <w:lang w:val="ar_AE" w:bidi="ar_AE"/>
-          </w:rPr>
-          <w:rPr>
-            <w:color w:val="0000EE"/>
-            <w:u w:val="single"/>
-          </w:rPr>
-          <w:t>متى 16: 1</w:t>
-        </w:r>
-      </w:hyperlink>
+      <w:r>
+        <w:rPr>
+          <w:rtl/>
+          <w:cs/>
+          <w:lang w:val="ar_AE" w:bidi="ar_AE"/>
+        </w:rPr>
+        <w:t>أعمال الرسل 4: 3</w:t>
+      </w:r>
+    </w:p>
+    <w:p>
+      <w:pPr>
+        <w:pStyle w:val="ListBullet"/>
+        <w:bidi/>
+        <w:spacing w:line="240" w:lineRule="auto"/>
+        <w:ind w:left="720"/>
+      </w:pPr>
+      <w:r>
+        <w:rPr>
+          <w:rtl/>
+          <w:cs/>
+          <w:lang w:val="ar_AE" w:bidi="ar_AE"/>
+        </w:rPr>
+      </w:r>
+      <w:r>
+        <w:rPr>
+          <w:rtl/>
+          <w:cs/>
+          <w:lang w:val="ar_AE" w:bidi="ar_AE"/>
+        </w:rPr>
+        <w:t>أعمال الرسل 5: 17–18</w:t>
+      </w:r>
+    </w:p>
+    <w:p>
+      <w:pPr>
+        <w:pStyle w:val="ListBullet"/>
+        <w:bidi/>
+        <w:spacing w:line="240" w:lineRule="auto"/>
+        <w:ind w:left="720"/>
+      </w:pPr>
+      <w:r>
+        <w:rPr>
+          <w:rtl/>
+          <w:cs/>
+          <w:lang w:val="ar_AE" w:bidi="ar_AE"/>
+        </w:rPr>
+      </w:r>
+      <w:r>
+        <w:rPr>
+          <w:rtl/>
+          <w:cs/>
+          <w:lang w:val="ar_AE" w:bidi="ar_AE"/>
+        </w:rPr>
+        <w:t>لوقا 20: 27</w:t>
+      </w:r>
+    </w:p>
+    <w:p>
+      <w:pPr>
+        <w:pStyle w:val="ListBullet"/>
+        <w:bidi/>
+        <w:spacing w:line="240" w:lineRule="auto"/>
+        <w:ind w:left="720"/>
+      </w:pPr>
+      <w:r>
+        <w:rPr>
+          <w:rtl/>
+          <w:cs/>
+          <w:lang w:val="ar_AE" w:bidi="ar_AE"/>
+        </w:rPr>
+      </w:r>
+      <w:r>
+        <w:rPr>
+          <w:rtl/>
+          <w:cs/>
+          <w:lang w:val="ar_AE" w:bidi="ar_AE"/>
+        </w:rPr>
+        <w:t>متى 3: 7</w:t>
+      </w:r>
+    </w:p>
+    <w:p>
+      <w:pPr>
+        <w:pStyle w:val="ListBullet"/>
+        <w:bidi/>
+        <w:spacing w:line="240" w:lineRule="auto"/>
+        <w:ind w:left="720"/>
+      </w:pPr>
+      <w:r>
+        <w:rPr>
+          <w:rtl/>
+          <w:cs/>
+          <w:lang w:val="ar_AE" w:bidi="ar_AE"/>
+        </w:rPr>
+      </w:r>
+      <w:r>
+        <w:rPr>
+          <w:rtl/>
+          <w:cs/>
+          <w:lang w:val="ar_AE" w:bidi="ar_AE"/>
+        </w:rPr>
+        <w:t>متى 16: 1</w:t>
+      </w:r>
     </w:p>
     <w:p>
       <w:pPr>
@@ -4550,107 +4322,83 @@
           <w:lang w:val="ar_AE" w:bidi="ar_AE"/>
         </w:rPr>
       </w:r>
-      <w:hyperlink r:id="rId51">
-        <w:r>
-          <w:rPr>
-            <w:rtl/>
-            <w:cs/>
-            <w:lang w:val="ar_AE" w:bidi="ar_AE"/>
-          </w:rPr>
-          <w:rPr>
-            <w:color w:val="0000EE"/>
-            <w:u w:val="single"/>
-          </w:rPr>
-          <w:t>أيوب27 :9</w:t>
-        </w:r>
-      </w:hyperlink>
-    </w:p>
-    <w:p>
-      <w:pPr>
-        <w:pStyle w:val="ListBullet"/>
-        <w:bidi/>
-        <w:spacing w:line="240" w:lineRule="auto"/>
-        <w:ind w:left="720"/>
-      </w:pPr>
-      <w:r>
-        <w:rPr>
-          <w:rtl/>
-          <w:cs/>
-          <w:lang w:val="ar_AE" w:bidi="ar_AE"/>
-        </w:rPr>
-      </w:r>
-      <w:hyperlink r:id="rId52">
-        <w:r>
-          <w:rPr>
-            <w:rtl/>
-            <w:cs/>
-            <w:lang w:val="ar_AE" w:bidi="ar_AE"/>
-          </w:rPr>
-          <w:rPr>
-            <w:color w:val="0000EE"/>
-            <w:u w:val="single"/>
-          </w:rPr>
-          <w:t>مرقس5 :5–6</w:t>
-        </w:r>
-      </w:hyperlink>
-    </w:p>
-    <w:p>
-      <w:pPr>
-        <w:pStyle w:val="ListBullet"/>
-        <w:bidi/>
-        <w:spacing w:line="240" w:lineRule="auto"/>
-        <w:ind w:left="720"/>
-      </w:pPr>
-      <w:r>
-        <w:rPr>
-          <w:rtl/>
-          <w:cs/>
-          <w:lang w:val="ar_AE" w:bidi="ar_AE"/>
-        </w:rPr>
-      </w:r>
-      <w:hyperlink r:id="rId53">
-        <w:r>
-          <w:rPr>
-            <w:rtl/>
-            <w:cs/>
-            <w:lang w:val="ar_AE" w:bidi="ar_AE"/>
-          </w:rPr>
-          <w:rPr>
-            <w:color w:val="0000EE"/>
-            <w:u w:val="single"/>
-          </w:rPr>
-          <w:t>مرقس6 :48–50</w:t>
-        </w:r>
-      </w:hyperlink>
-    </w:p>
-    <w:p>
-      <w:pPr>
-        <w:pStyle w:val="ListBullet"/>
-        <w:bidi/>
-        <w:spacing w:line="240" w:lineRule="auto"/>
-        <w:ind w:left="720"/>
-      </w:pPr>
-      <w:r>
-        <w:rPr>
-          <w:rtl/>
-          <w:cs/>
-          <w:lang w:val="ar_AE" w:bidi="ar_AE"/>
-        </w:rPr>
-      </w:r>
-      <w:hyperlink r:id="rId54">
-        <w:r>
-          <w:rPr>
-            <w:rtl/>
-            <w:cs/>
-            <w:lang w:val="ar_AE" w:bidi="ar_AE"/>
-          </w:rPr>
-          <w:rPr>
-            <w:color w:val="0000EE"/>
-            <w:u w:val="single"/>
-          </w:rPr>
-          <w:t>مزمور22 :1–2</w:t>
-        </w:r>
-      </w:hyperlink>
+      <w:r>
+        <w:rPr>
+          <w:rtl/>
+          <w:cs/>
+          <w:lang w:val="ar_AE" w:bidi="ar_AE"/>
+        </w:rPr>
+        <w:t>أيوب27 :9</w:t>
+      </w:r>
+    </w:p>
+    <w:p>
+      <w:pPr>
+        <w:pStyle w:val="ListBullet"/>
+        <w:bidi/>
+        <w:spacing w:line="240" w:lineRule="auto"/>
+        <w:ind w:left="720"/>
+      </w:pPr>
+      <w:r>
+        <w:rPr>
+          <w:rtl/>
+          <w:cs/>
+          <w:lang w:val="ar_AE" w:bidi="ar_AE"/>
+        </w:rPr>
+      </w:r>
+      <w:r>
+        <w:rPr>
+          <w:rtl/>
+          <w:cs/>
+          <w:lang w:val="ar_AE" w:bidi="ar_AE"/>
+        </w:rPr>
+        <w:t>مرقس5 :5–6</w:t>
+      </w:r>
+    </w:p>
+    <w:p>
+      <w:pPr>
+        <w:pStyle w:val="ListBullet"/>
+        <w:bidi/>
+        <w:spacing w:line="240" w:lineRule="auto"/>
+        <w:ind w:left="720"/>
+      </w:pPr>
+      <w:r>
+        <w:rPr>
+          <w:rtl/>
+          <w:cs/>
+          <w:lang w:val="ar_AE" w:bidi="ar_AE"/>
+        </w:rPr>
+      </w:r>
+      <w:r>
+        <w:rPr>
+          <w:rtl/>
+          <w:cs/>
+          <w:lang w:val="ar_AE" w:bidi="ar_AE"/>
+        </w:rPr>
+        <w:t>مرقس6 :48–50</w:t>
+      </w:r>
+    </w:p>
+    <w:p>
+      <w:pPr>
+        <w:pStyle w:val="ListBullet"/>
+        <w:bidi/>
+        <w:spacing w:line="240" w:lineRule="auto"/>
+        <w:ind w:left="720"/>
+      </w:pPr>
+      <w:r>
+        <w:rPr>
+          <w:rtl/>
+          <w:cs/>
+          <w:lang w:val="ar_AE" w:bidi="ar_AE"/>
+        </w:rPr>
+      </w:r>
+      <w:r>
+        <w:rPr>
+          <w:rtl/>
+          <w:cs/>
+          <w:lang w:val="ar_AE" w:bidi="ar_AE"/>
+        </w:rPr>
+        <w:t>مزمور22 :1–2</w:t>
+      </w:r>
     </w:p>
     <w:p>
       <w:pPr>
@@ -4864,165 +4612,129 @@
           <w:lang w:val="ar_AE" w:bidi="ar_AE"/>
         </w:rPr>
       </w:r>
-      <w:hyperlink r:id="rId55">
-        <w:r>
-          <w:rPr>
-            <w:rtl/>
-            <w:cs/>
-            <w:lang w:val="ar_AE" w:bidi="ar_AE"/>
-          </w:rPr>
-          <w:rPr>
-            <w:color w:val="0000EE"/>
-            <w:u w:val="single"/>
-          </w:rPr>
-          <w:t>1 كورنثوس 3: 3–5</w:t>
-        </w:r>
-      </w:hyperlink>
-    </w:p>
-    <w:p>
-      <w:pPr>
-        <w:pStyle w:val="ListBullet"/>
-        <w:bidi/>
-        <w:spacing w:line="240" w:lineRule="auto"/>
-        <w:ind w:left="720"/>
-      </w:pPr>
-      <w:r>
-        <w:rPr>
-          <w:rtl/>
-          <w:cs/>
-          <w:lang w:val="ar_AE" w:bidi="ar_AE"/>
-        </w:rPr>
-      </w:r>
-      <w:hyperlink r:id="rId56">
-        <w:r>
-          <w:rPr>
-            <w:rtl/>
-            <w:cs/>
-            <w:lang w:val="ar_AE" w:bidi="ar_AE"/>
-          </w:rPr>
-          <w:rPr>
-            <w:color w:val="0000EE"/>
-            <w:u w:val="single"/>
-          </w:rPr>
-          <w:t>حبقوق 1: 3</w:t>
-        </w:r>
-      </w:hyperlink>
-    </w:p>
-    <w:p>
-      <w:pPr>
-        <w:pStyle w:val="ListBullet"/>
-        <w:bidi/>
-        <w:spacing w:line="240" w:lineRule="auto"/>
-        <w:ind w:left="720"/>
-      </w:pPr>
-      <w:r>
-        <w:rPr>
-          <w:rtl/>
-          <w:cs/>
-          <w:lang w:val="ar_AE" w:bidi="ar_AE"/>
-        </w:rPr>
-      </w:r>
-      <w:hyperlink r:id="rId57">
-        <w:r>
-          <w:rPr>
-            <w:rtl/>
-            <w:cs/>
-            <w:lang w:val="ar_AE" w:bidi="ar_AE"/>
-          </w:rPr>
-          <w:rPr>
-            <w:color w:val="0000EE"/>
-            <w:u w:val="single"/>
-          </w:rPr>
-          <w:t>فيلبي 1: 17</w:t>
-        </w:r>
-      </w:hyperlink>
-    </w:p>
-    <w:p>
-      <w:pPr>
-        <w:pStyle w:val="ListBullet"/>
-        <w:bidi/>
-        <w:spacing w:line="240" w:lineRule="auto"/>
-        <w:ind w:left="720"/>
-      </w:pPr>
-      <w:r>
-        <w:rPr>
-          <w:rtl/>
-          <w:cs/>
-          <w:lang w:val="ar_AE" w:bidi="ar_AE"/>
-        </w:rPr>
-      </w:r>
-      <w:hyperlink r:id="rId58">
-        <w:r>
-          <w:rPr>
-            <w:rtl/>
-            <w:cs/>
-            <w:lang w:val="ar_AE" w:bidi="ar_AE"/>
-          </w:rPr>
-          <w:rPr>
-            <w:color w:val="0000EE"/>
-            <w:u w:val="single"/>
-          </w:rPr>
-          <w:t>أمثال 17: 1</w:t>
-        </w:r>
-      </w:hyperlink>
-    </w:p>
-    <w:p>
-      <w:pPr>
-        <w:pStyle w:val="ListBullet"/>
-        <w:bidi/>
-        <w:spacing w:line="240" w:lineRule="auto"/>
-        <w:ind w:left="720"/>
-      </w:pPr>
-      <w:r>
-        <w:rPr>
-          <w:rtl/>
-          <w:cs/>
-          <w:lang w:val="ar_AE" w:bidi="ar_AE"/>
-        </w:rPr>
-      </w:r>
-      <w:hyperlink r:id="rId59">
-        <w:r>
-          <w:rPr>
-            <w:rtl/>
-            <w:cs/>
-            <w:lang w:val="ar_AE" w:bidi="ar_AE"/>
-          </w:rPr>
-          <w:rPr>
-            <w:color w:val="0000EE"/>
-            <w:u w:val="single"/>
-          </w:rPr>
-          <w:t>مزامير 55: 8–9</w:t>
-        </w:r>
-      </w:hyperlink>
-    </w:p>
-    <w:p>
-      <w:pPr>
-        <w:pStyle w:val="ListBullet"/>
-        <w:bidi/>
-        <w:spacing w:line="240" w:lineRule="auto"/>
-        <w:ind w:left="720"/>
-      </w:pPr>
-      <w:r>
-        <w:rPr>
-          <w:rtl/>
-          <w:cs/>
-          <w:lang w:val="ar_AE" w:bidi="ar_AE"/>
-        </w:rPr>
-      </w:r>
-      <w:hyperlink r:id="rId60">
-        <w:r>
-          <w:rPr>
-            <w:rtl/>
-            <w:cs/>
-            <w:lang w:val="ar_AE" w:bidi="ar_AE"/>
-          </w:rPr>
-          <w:rPr>
-            <w:color w:val="0000EE"/>
-            <w:u w:val="single"/>
-          </w:rPr>
-          <w:t>رومية 13: 13</w:t>
-        </w:r>
-      </w:hyperlink>
+      <w:r>
+        <w:rPr>
+          <w:rtl/>
+          <w:cs/>
+          <w:lang w:val="ar_AE" w:bidi="ar_AE"/>
+        </w:rPr>
+        <w:t>1 كورنثوس 3: 3–5</w:t>
+      </w:r>
+    </w:p>
+    <w:p>
+      <w:pPr>
+        <w:pStyle w:val="ListBullet"/>
+        <w:bidi/>
+        <w:spacing w:line="240" w:lineRule="auto"/>
+        <w:ind w:left="720"/>
+      </w:pPr>
+      <w:r>
+        <w:rPr>
+          <w:rtl/>
+          <w:cs/>
+          <w:lang w:val="ar_AE" w:bidi="ar_AE"/>
+        </w:rPr>
+      </w:r>
+      <w:r>
+        <w:rPr>
+          <w:rtl/>
+          <w:cs/>
+          <w:lang w:val="ar_AE" w:bidi="ar_AE"/>
+        </w:rPr>
+        <w:t>حبقوق 1: 3</w:t>
+      </w:r>
+    </w:p>
+    <w:p>
+      <w:pPr>
+        <w:pStyle w:val="ListBullet"/>
+        <w:bidi/>
+        <w:spacing w:line="240" w:lineRule="auto"/>
+        <w:ind w:left="720"/>
+      </w:pPr>
+      <w:r>
+        <w:rPr>
+          <w:rtl/>
+          <w:cs/>
+          <w:lang w:val="ar_AE" w:bidi="ar_AE"/>
+        </w:rPr>
+      </w:r>
+      <w:r>
+        <w:rPr>
+          <w:rtl/>
+          <w:cs/>
+          <w:lang w:val="ar_AE" w:bidi="ar_AE"/>
+        </w:rPr>
+        <w:t>فيلبي 1: 17</w:t>
+      </w:r>
+    </w:p>
+    <w:p>
+      <w:pPr>
+        <w:pStyle w:val="ListBullet"/>
+        <w:bidi/>
+        <w:spacing w:line="240" w:lineRule="auto"/>
+        <w:ind w:left="720"/>
+      </w:pPr>
+      <w:r>
+        <w:rPr>
+          <w:rtl/>
+          <w:cs/>
+          <w:lang w:val="ar_AE" w:bidi="ar_AE"/>
+        </w:rPr>
+      </w:r>
+      <w:r>
+        <w:rPr>
+          <w:rtl/>
+          <w:cs/>
+          <w:lang w:val="ar_AE" w:bidi="ar_AE"/>
+        </w:rPr>
+        <w:t>أمثال 17: 1</w:t>
+      </w:r>
+    </w:p>
+    <w:p>
+      <w:pPr>
+        <w:pStyle w:val="ListBullet"/>
+        <w:bidi/>
+        <w:spacing w:line="240" w:lineRule="auto"/>
+        <w:ind w:left="720"/>
+      </w:pPr>
+      <w:r>
+        <w:rPr>
+          <w:rtl/>
+          <w:cs/>
+          <w:lang w:val="ar_AE" w:bidi="ar_AE"/>
+        </w:rPr>
+      </w:r>
+      <w:r>
+        <w:rPr>
+          <w:rtl/>
+          <w:cs/>
+          <w:lang w:val="ar_AE" w:bidi="ar_AE"/>
+        </w:rPr>
+        <w:t>مزامير 55: 8–9</w:t>
+      </w:r>
+    </w:p>
+    <w:p>
+      <w:pPr>
+        <w:pStyle w:val="ListBullet"/>
+        <w:bidi/>
+        <w:spacing w:line="240" w:lineRule="auto"/>
+        <w:ind w:left="720"/>
+      </w:pPr>
+      <w:r>
+        <w:rPr>
+          <w:rtl/>
+          <w:cs/>
+          <w:lang w:val="ar_AE" w:bidi="ar_AE"/>
+        </w:rPr>
+      </w:r>
+      <w:r>
+        <w:rPr>
+          <w:rtl/>
+          <w:cs/>
+          <w:lang w:val="ar_AE" w:bidi="ar_AE"/>
+        </w:rPr>
+        <w:t>رومية 13: 13</w:t>
+      </w:r>
     </w:p>
     <w:p>
       <w:pPr>
@@ -6131,136 +5843,106 @@
           <w:lang w:val="ar_AE" w:bidi="ar_AE"/>
         </w:rPr>
       </w:r>
-      <w:hyperlink r:id="rId61">
-        <w:r>
-          <w:rPr>
-            <w:rtl/>
-            <w:cs/>
-            <w:lang w:val="ar_AE" w:bidi="ar_AE"/>
-          </w:rPr>
-          <w:rPr>
-            <w:color w:val="0000EE"/>
-            <w:u w:val="single"/>
-          </w:rPr>
-          <w:t>1 ملوك 18:18–19</w:t>
-        </w:r>
-      </w:hyperlink>
-    </w:p>
-    <w:p>
-      <w:pPr>
-        <w:pStyle w:val="ListBullet"/>
-        <w:bidi/>
-        <w:spacing w:line="240" w:lineRule="auto"/>
-        <w:ind w:left="720"/>
-      </w:pPr>
-      <w:r>
-        <w:rPr>
-          <w:rtl/>
-          <w:cs/>
-          <w:lang w:val="ar_AE" w:bidi="ar_AE"/>
-        </w:rPr>
-      </w:r>
-      <w:hyperlink r:id="rId62">
-        <w:r>
-          <w:rPr>
-            <w:rtl/>
-            <w:cs/>
-            <w:lang w:val="ar_AE" w:bidi="ar_AE"/>
-          </w:rPr>
-          <w:rPr>
-            <w:color w:val="0000EE"/>
-            <w:u w:val="single"/>
-          </w:rPr>
-          <w:t>2 أخبار الأيام 25:19</w:t>
-        </w:r>
-      </w:hyperlink>
-    </w:p>
-    <w:p>
-      <w:pPr>
-        <w:pStyle w:val="ListBullet"/>
-        <w:bidi/>
-        <w:spacing w:line="240" w:lineRule="auto"/>
-        <w:ind w:left="720"/>
-      </w:pPr>
-      <w:r>
-        <w:rPr>
-          <w:rtl/>
-          <w:cs/>
-          <w:lang w:val="ar_AE" w:bidi="ar_AE"/>
-        </w:rPr>
-      </w:r>
-      <w:hyperlink r:id="rId63">
-        <w:r>
-          <w:rPr>
-            <w:rtl/>
-            <w:cs/>
-            <w:lang w:val="ar_AE" w:bidi="ar_AE"/>
-          </w:rPr>
-          <w:rPr>
-            <w:color w:val="0000EE"/>
-            <w:u w:val="single"/>
-          </w:rPr>
-          <w:t>لوقا 24:38</w:t>
-        </w:r>
-      </w:hyperlink>
-    </w:p>
-    <w:p>
-      <w:pPr>
-        <w:pStyle w:val="ListBullet"/>
-        <w:bidi/>
-        <w:spacing w:line="240" w:lineRule="auto"/>
-        <w:ind w:left="720"/>
-      </w:pPr>
-      <w:r>
-        <w:rPr>
-          <w:rtl/>
-          <w:cs/>
-          <w:lang w:val="ar_AE" w:bidi="ar_AE"/>
-        </w:rPr>
-      </w:r>
-      <w:hyperlink r:id="rId64">
-        <w:r>
-          <w:rPr>
-            <w:rtl/>
-            <w:cs/>
-            <w:lang w:val="ar_AE" w:bidi="ar_AE"/>
-          </w:rPr>
-          <w:rPr>
-            <w:color w:val="0000EE"/>
-            <w:u w:val="single"/>
-          </w:rPr>
-          <w:t>متى 24:6</w:t>
-        </w:r>
-      </w:hyperlink>
-    </w:p>
-    <w:p>
-      <w:pPr>
-        <w:pStyle w:val="ListBullet"/>
-        <w:bidi/>
-        <w:spacing w:line="240" w:lineRule="auto"/>
-        <w:ind w:left="720"/>
-      </w:pPr>
-      <w:r>
-        <w:rPr>
-          <w:rtl/>
-          <w:cs/>
-          <w:lang w:val="ar_AE" w:bidi="ar_AE"/>
-        </w:rPr>
-      </w:r>
-      <w:hyperlink r:id="rId65">
-        <w:r>
-          <w:rPr>
-            <w:rtl/>
-            <w:cs/>
-            <w:lang w:val="ar_AE" w:bidi="ar_AE"/>
-          </w:rPr>
-          <w:rPr>
-            <w:color w:val="0000EE"/>
-            <w:u w:val="single"/>
-          </w:rPr>
-          <w:t>متى 26:36–38</w:t>
-        </w:r>
-      </w:hyperlink>
+      <w:r>
+        <w:rPr>
+          <w:rtl/>
+          <w:cs/>
+          <w:lang w:val="ar_AE" w:bidi="ar_AE"/>
+        </w:rPr>
+        <w:t>1 ملوك 18:18–19</w:t>
+      </w:r>
+    </w:p>
+    <w:p>
+      <w:pPr>
+        <w:pStyle w:val="ListBullet"/>
+        <w:bidi/>
+        <w:spacing w:line="240" w:lineRule="auto"/>
+        <w:ind w:left="720"/>
+      </w:pPr>
+      <w:r>
+        <w:rPr>
+          <w:rtl/>
+          <w:cs/>
+          <w:lang w:val="ar_AE" w:bidi="ar_AE"/>
+        </w:rPr>
+      </w:r>
+      <w:r>
+        <w:rPr>
+          <w:rtl/>
+          <w:cs/>
+          <w:lang w:val="ar_AE" w:bidi="ar_AE"/>
+        </w:rPr>
+        <w:t>2 أخبار الأيام 25:19</w:t>
+      </w:r>
+    </w:p>
+    <w:p>
+      <w:pPr>
+        <w:pStyle w:val="ListBullet"/>
+        <w:bidi/>
+        <w:spacing w:line="240" w:lineRule="auto"/>
+        <w:ind w:left="720"/>
+      </w:pPr>
+      <w:r>
+        <w:rPr>
+          <w:rtl/>
+          <w:cs/>
+          <w:lang w:val="ar_AE" w:bidi="ar_AE"/>
+        </w:rPr>
+      </w:r>
+      <w:r>
+        <w:rPr>
+          <w:rtl/>
+          <w:cs/>
+          <w:lang w:val="ar_AE" w:bidi="ar_AE"/>
+        </w:rPr>
+        <w:t>لوقا 24:38</w:t>
+      </w:r>
+    </w:p>
+    <w:p>
+      <w:pPr>
+        <w:pStyle w:val="ListBullet"/>
+        <w:bidi/>
+        <w:spacing w:line="240" w:lineRule="auto"/>
+        <w:ind w:left="720"/>
+      </w:pPr>
+      <w:r>
+        <w:rPr>
+          <w:rtl/>
+          <w:cs/>
+          <w:lang w:val="ar_AE" w:bidi="ar_AE"/>
+        </w:rPr>
+      </w:r>
+      <w:r>
+        <w:rPr>
+          <w:rtl/>
+          <w:cs/>
+          <w:lang w:val="ar_AE" w:bidi="ar_AE"/>
+        </w:rPr>
+        <w:t>متى 24:6</w:t>
+      </w:r>
+    </w:p>
+    <w:p>
+      <w:pPr>
+        <w:pStyle w:val="ListBullet"/>
+        <w:bidi/>
+        <w:spacing w:line="240" w:lineRule="auto"/>
+        <w:ind w:left="720"/>
+      </w:pPr>
+      <w:r>
+        <w:rPr>
+          <w:rtl/>
+          <w:cs/>
+          <w:lang w:val="ar_AE" w:bidi="ar_AE"/>
+        </w:rPr>
+      </w:r>
+      <w:r>
+        <w:rPr>
+          <w:rtl/>
+          <w:cs/>
+          <w:lang w:val="ar_AE" w:bidi="ar_AE"/>
+        </w:rPr>
+        <w:t>متى 26:36–38</w:t>
+      </w:r>
     </w:p>
     <w:p>
       <w:pPr>
@@ -6542,107 +6224,83 @@
           <w:lang w:val="ar_AE" w:bidi="ar_AE"/>
         </w:rPr>
       </w:r>
-      <w:hyperlink r:id="rId66">
-        <w:r>
-          <w:rPr>
-            <w:rtl/>
-            <w:cs/>
-            <w:lang w:val="ar_AE" w:bidi="ar_AE"/>
-          </w:rPr>
-          <w:rPr>
-            <w:color w:val="0000EE"/>
-            <w:u w:val="single"/>
-          </w:rPr>
-          <w:t>الملوك الثاني 25: 18</w:t>
-        </w:r>
-      </w:hyperlink>
-    </w:p>
-    <w:p>
-      <w:pPr>
-        <w:pStyle w:val="ListBullet"/>
-        <w:bidi/>
-        <w:spacing w:line="240" w:lineRule="auto"/>
-        <w:ind w:left="720"/>
-      </w:pPr>
-      <w:r>
-        <w:rPr>
-          <w:rtl/>
-          <w:cs/>
-          <w:lang w:val="ar_AE" w:bidi="ar_AE"/>
-        </w:rPr>
-      </w:r>
-      <w:hyperlink r:id="rId67">
-        <w:r>
-          <w:rPr>
-            <w:rtl/>
-            <w:cs/>
-            <w:lang w:val="ar_AE" w:bidi="ar_AE"/>
-          </w:rPr>
-          <w:rPr>
-            <w:color w:val="0000EE"/>
-            <w:u w:val="single"/>
-          </w:rPr>
-          <w:t>إرميا 52: 24–25</w:t>
-        </w:r>
-      </w:hyperlink>
-    </w:p>
-    <w:p>
-      <w:pPr>
-        <w:pStyle w:val="ListBullet"/>
-        <w:bidi/>
-        <w:spacing w:line="240" w:lineRule="auto"/>
-        <w:ind w:left="720"/>
-      </w:pPr>
-      <w:r>
-        <w:rPr>
-          <w:rtl/>
-          <w:cs/>
-          <w:lang w:val="ar_AE" w:bidi="ar_AE"/>
-        </w:rPr>
-      </w:r>
-      <w:hyperlink r:id="rId68">
-        <w:r>
-          <w:rPr>
-            <w:rtl/>
-            <w:cs/>
-            <w:lang w:val="ar_AE" w:bidi="ar_AE"/>
-          </w:rPr>
-          <w:rPr>
-            <w:color w:val="0000EE"/>
-            <w:u w:val="single"/>
-          </w:rPr>
-          <w:t>زكريا 6: 9–11</w:t>
-        </w:r>
-      </w:hyperlink>
-    </w:p>
-    <w:p>
-      <w:pPr>
-        <w:pStyle w:val="ListBullet"/>
-        <w:bidi/>
-        <w:spacing w:line="240" w:lineRule="auto"/>
-        <w:ind w:left="720"/>
-      </w:pPr>
-      <w:r>
-        <w:rPr>
-          <w:rtl/>
-          <w:cs/>
-          <w:lang w:val="ar_AE" w:bidi="ar_AE"/>
-        </w:rPr>
-      </w:r>
-      <w:hyperlink r:id="rId69">
-        <w:r>
-          <w:rPr>
-            <w:rtl/>
-            <w:cs/>
-            <w:lang w:val="ar_AE" w:bidi="ar_AE"/>
-          </w:rPr>
-          <w:rPr>
-            <w:color w:val="0000EE"/>
-            <w:u w:val="single"/>
-          </w:rPr>
-          <w:t>صفنيا 1: 3</w:t>
-        </w:r>
-      </w:hyperlink>
+      <w:r>
+        <w:rPr>
+          <w:rtl/>
+          <w:cs/>
+          <w:lang w:val="ar_AE" w:bidi="ar_AE"/>
+        </w:rPr>
+        <w:t>الملوك الثاني 25: 18</w:t>
+      </w:r>
+    </w:p>
+    <w:p>
+      <w:pPr>
+        <w:pStyle w:val="ListBullet"/>
+        <w:bidi/>
+        <w:spacing w:line="240" w:lineRule="auto"/>
+        <w:ind w:left="720"/>
+      </w:pPr>
+      <w:r>
+        <w:rPr>
+          <w:rtl/>
+          <w:cs/>
+          <w:lang w:val="ar_AE" w:bidi="ar_AE"/>
+        </w:rPr>
+      </w:r>
+      <w:r>
+        <w:rPr>
+          <w:rtl/>
+          <w:cs/>
+          <w:lang w:val="ar_AE" w:bidi="ar_AE"/>
+        </w:rPr>
+        <w:t>إرميا 52: 24–25</w:t>
+      </w:r>
+    </w:p>
+    <w:p>
+      <w:pPr>
+        <w:pStyle w:val="ListBullet"/>
+        <w:bidi/>
+        <w:spacing w:line="240" w:lineRule="auto"/>
+        <w:ind w:left="720"/>
+      </w:pPr>
+      <w:r>
+        <w:rPr>
+          <w:rtl/>
+          <w:cs/>
+          <w:lang w:val="ar_AE" w:bidi="ar_AE"/>
+        </w:rPr>
+      </w:r>
+      <w:r>
+        <w:rPr>
+          <w:rtl/>
+          <w:cs/>
+          <w:lang w:val="ar_AE" w:bidi="ar_AE"/>
+        </w:rPr>
+        <w:t>زكريا 6: 9–11</w:t>
+      </w:r>
+    </w:p>
+    <w:p>
+      <w:pPr>
+        <w:pStyle w:val="ListBullet"/>
+        <w:bidi/>
+        <w:spacing w:line="240" w:lineRule="auto"/>
+        <w:ind w:left="720"/>
+      </w:pPr>
+      <w:r>
+        <w:rPr>
+          <w:rtl/>
+          <w:cs/>
+          <w:lang w:val="ar_AE" w:bidi="ar_AE"/>
+        </w:rPr>
+      </w:r>
+      <w:r>
+        <w:rPr>
+          <w:rtl/>
+          <w:cs/>
+          <w:lang w:val="ar_AE" w:bidi="ar_AE"/>
+        </w:rPr>
+        <w:t>صفنيا 1: 3</w:t>
+      </w:r>
     </w:p>
     <w:p>
       <w:pPr>
@@ -6948,165 +6606,129 @@
           <w:lang w:val="ar_AE" w:bidi="ar_AE"/>
         </w:rPr>
       </w:r>
-      <w:hyperlink r:id="rId70">
-        <w:r>
-          <w:rPr>
-            <w:rtl/>
-            <w:cs/>
-            <w:lang w:val="ar_AE" w:bidi="ar_AE"/>
-          </w:rPr>
-          <w:rPr>
-            <w:color w:val="0000EE"/>
-            <w:u w:val="single"/>
-          </w:rPr>
-          <w:t>أعمال الرسل 2: 23</w:t>
-        </w:r>
-      </w:hyperlink>
-    </w:p>
-    <w:p>
-      <w:pPr>
-        <w:pStyle w:val="ListBullet"/>
-        <w:bidi/>
-        <w:spacing w:line="240" w:lineRule="auto"/>
-        <w:ind w:left="720"/>
-      </w:pPr>
-      <w:r>
-        <w:rPr>
-          <w:rtl/>
-          <w:cs/>
-          <w:lang w:val="ar_AE" w:bidi="ar_AE"/>
-        </w:rPr>
-      </w:r>
-      <w:hyperlink r:id="rId71">
-        <w:r>
-          <w:rPr>
-            <w:rtl/>
-            <w:cs/>
-            <w:lang w:val="ar_AE" w:bidi="ar_AE"/>
-          </w:rPr>
-          <w:rPr>
-            <w:color w:val="0000EE"/>
-            <w:u w:val="single"/>
-          </w:rPr>
-          <w:t>غلاطية 2: 20–21</w:t>
-        </w:r>
-      </w:hyperlink>
-    </w:p>
-    <w:p>
-      <w:pPr>
-        <w:pStyle w:val="ListBullet"/>
-        <w:bidi/>
-        <w:spacing w:line="240" w:lineRule="auto"/>
-        <w:ind w:left="720"/>
-      </w:pPr>
-      <w:r>
-        <w:rPr>
-          <w:rtl/>
-          <w:cs/>
-          <w:lang w:val="ar_AE" w:bidi="ar_AE"/>
-        </w:rPr>
-      </w:r>
-      <w:hyperlink r:id="rId72">
-        <w:r>
-          <w:rPr>
-            <w:rtl/>
-            <w:cs/>
-            <w:lang w:val="ar_AE" w:bidi="ar_AE"/>
-          </w:rPr>
-          <w:rPr>
-            <w:color w:val="0000EE"/>
-            <w:u w:val="single"/>
-          </w:rPr>
-          <w:t>لوقا 23: 20–22</w:t>
-        </w:r>
-      </w:hyperlink>
-    </w:p>
-    <w:p>
-      <w:pPr>
-        <w:pStyle w:val="ListBullet"/>
-        <w:bidi/>
-        <w:spacing w:line="240" w:lineRule="auto"/>
-        <w:ind w:left="720"/>
-      </w:pPr>
-      <w:r>
-        <w:rPr>
-          <w:rtl/>
-          <w:cs/>
-          <w:lang w:val="ar_AE" w:bidi="ar_AE"/>
-        </w:rPr>
-      </w:r>
-      <w:hyperlink r:id="rId73">
-        <w:r>
-          <w:rPr>
-            <w:rtl/>
-            <w:cs/>
-            <w:lang w:val="ar_AE" w:bidi="ar_AE"/>
-          </w:rPr>
-          <w:rPr>
-            <w:color w:val="0000EE"/>
-            <w:u w:val="single"/>
-          </w:rPr>
-          <w:t>لوقا 23: 34</w:t>
-        </w:r>
-      </w:hyperlink>
-    </w:p>
-    <w:p>
-      <w:pPr>
-        <w:pStyle w:val="ListBullet"/>
-        <w:bidi/>
-        <w:spacing w:line="240" w:lineRule="auto"/>
-        <w:ind w:left="720"/>
-      </w:pPr>
-      <w:r>
-        <w:rPr>
-          <w:rtl/>
-          <w:cs/>
-          <w:lang w:val="ar_AE" w:bidi="ar_AE"/>
-        </w:rPr>
-      </w:r>
-      <w:hyperlink r:id="rId74">
-        <w:r>
-          <w:rPr>
-            <w:rtl/>
-            <w:cs/>
-            <w:lang w:val="ar_AE" w:bidi="ar_AE"/>
-          </w:rPr>
-          <w:rPr>
-            <w:color w:val="0000EE"/>
-            <w:u w:val="single"/>
-          </w:rPr>
-          <w:t>متى 20: 17–19</w:t>
-        </w:r>
-      </w:hyperlink>
-    </w:p>
-    <w:p>
-      <w:pPr>
-        <w:pStyle w:val="ListBullet"/>
-        <w:bidi/>
-        <w:spacing w:line="240" w:lineRule="auto"/>
-        <w:ind w:left="720"/>
-      </w:pPr>
-      <w:r>
-        <w:rPr>
-          <w:rtl/>
-          <w:cs/>
-          <w:lang w:val="ar_AE" w:bidi="ar_AE"/>
-        </w:rPr>
-      </w:r>
-      <w:hyperlink r:id="rId75">
-        <w:r>
-          <w:rPr>
-            <w:rtl/>
-            <w:cs/>
-            <w:lang w:val="ar_AE" w:bidi="ar_AE"/>
-          </w:rPr>
-          <w:rPr>
-            <w:color w:val="0000EE"/>
-            <w:u w:val="single"/>
-          </w:rPr>
-          <w:t>متى 27: 23–24</w:t>
-        </w:r>
-      </w:hyperlink>
+      <w:r>
+        <w:rPr>
+          <w:rtl/>
+          <w:cs/>
+          <w:lang w:val="ar_AE" w:bidi="ar_AE"/>
+        </w:rPr>
+        <w:t>أعمال الرسل 2: 23</w:t>
+      </w:r>
+    </w:p>
+    <w:p>
+      <w:pPr>
+        <w:pStyle w:val="ListBullet"/>
+        <w:bidi/>
+        <w:spacing w:line="240" w:lineRule="auto"/>
+        <w:ind w:left="720"/>
+      </w:pPr>
+      <w:r>
+        <w:rPr>
+          <w:rtl/>
+          <w:cs/>
+          <w:lang w:val="ar_AE" w:bidi="ar_AE"/>
+        </w:rPr>
+      </w:r>
+      <w:r>
+        <w:rPr>
+          <w:rtl/>
+          <w:cs/>
+          <w:lang w:val="ar_AE" w:bidi="ar_AE"/>
+        </w:rPr>
+        <w:t>غلاطية 2: 20–21</w:t>
+      </w:r>
+    </w:p>
+    <w:p>
+      <w:pPr>
+        <w:pStyle w:val="ListBullet"/>
+        <w:bidi/>
+        <w:spacing w:line="240" w:lineRule="auto"/>
+        <w:ind w:left="720"/>
+      </w:pPr>
+      <w:r>
+        <w:rPr>
+          <w:rtl/>
+          <w:cs/>
+          <w:lang w:val="ar_AE" w:bidi="ar_AE"/>
+        </w:rPr>
+      </w:r>
+      <w:r>
+        <w:rPr>
+          <w:rtl/>
+          <w:cs/>
+          <w:lang w:val="ar_AE" w:bidi="ar_AE"/>
+        </w:rPr>
+        <w:t>لوقا 23: 20–22</w:t>
+      </w:r>
+    </w:p>
+    <w:p>
+      <w:pPr>
+        <w:pStyle w:val="ListBullet"/>
+        <w:bidi/>
+        <w:spacing w:line="240" w:lineRule="auto"/>
+        <w:ind w:left="720"/>
+      </w:pPr>
+      <w:r>
+        <w:rPr>
+          <w:rtl/>
+          <w:cs/>
+          <w:lang w:val="ar_AE" w:bidi="ar_AE"/>
+        </w:rPr>
+      </w:r>
+      <w:r>
+        <w:rPr>
+          <w:rtl/>
+          <w:cs/>
+          <w:lang w:val="ar_AE" w:bidi="ar_AE"/>
+        </w:rPr>
+        <w:t>لوقا 23: 34</w:t>
+      </w:r>
+    </w:p>
+    <w:p>
+      <w:pPr>
+        <w:pStyle w:val="ListBullet"/>
+        <w:bidi/>
+        <w:spacing w:line="240" w:lineRule="auto"/>
+        <w:ind w:left="720"/>
+      </w:pPr>
+      <w:r>
+        <w:rPr>
+          <w:rtl/>
+          <w:cs/>
+          <w:lang w:val="ar_AE" w:bidi="ar_AE"/>
+        </w:rPr>
+      </w:r>
+      <w:r>
+        <w:rPr>
+          <w:rtl/>
+          <w:cs/>
+          <w:lang w:val="ar_AE" w:bidi="ar_AE"/>
+        </w:rPr>
+        <w:t>متى 20: 17–19</w:t>
+      </w:r>
+    </w:p>
+    <w:p>
+      <w:pPr>
+        <w:pStyle w:val="ListBullet"/>
+        <w:bidi/>
+        <w:spacing w:line="240" w:lineRule="auto"/>
+        <w:ind w:left="720"/>
+      </w:pPr>
+      <w:r>
+        <w:rPr>
+          <w:rtl/>
+          <w:cs/>
+          <w:lang w:val="ar_AE" w:bidi="ar_AE"/>
+        </w:rPr>
+      </w:r>
+      <w:r>
+        <w:rPr>
+          <w:rtl/>
+          <w:cs/>
+          <w:lang w:val="ar_AE" w:bidi="ar_AE"/>
+        </w:rPr>
+        <w:t>متى 27: 23–24</w:t>
+      </w:r>
     </w:p>
     <w:p>
       <w:pPr>
@@ -7721,223 +7343,175 @@
           <w:lang w:val="ar_AE" w:bidi="ar_AE"/>
         </w:rPr>
       </w:r>
-      <w:hyperlink r:id="rId76">
-        <w:r>
-          <w:rPr>
-            <w:rtl/>
-            <w:cs/>
-            <w:lang w:val="ar_AE" w:bidi="ar_AE"/>
-          </w:rPr>
-          <w:rPr>
-            <w:color w:val="0000EE"/>
-            <w:u w:val="single"/>
-          </w:rPr>
-          <w:t>1 تسالونيكي 3: 9</w:t>
-        </w:r>
-      </w:hyperlink>
-    </w:p>
-    <w:p>
-      <w:pPr>
-        <w:pStyle w:val="ListBullet"/>
-        <w:bidi/>
-        <w:spacing w:line="240" w:lineRule="auto"/>
-        <w:ind w:left="720"/>
-      </w:pPr>
-      <w:r>
-        <w:rPr>
-          <w:rtl/>
-          <w:cs/>
-          <w:lang w:val="ar_AE" w:bidi="ar_AE"/>
-        </w:rPr>
-      </w:r>
-      <w:hyperlink r:id="rId77">
-        <w:r>
-          <w:rPr>
-            <w:rtl/>
-            <w:cs/>
-            <w:lang w:val="ar_AE" w:bidi="ar_AE"/>
-          </w:rPr>
-          <w:rPr>
-            <w:color w:val="0000EE"/>
-            <w:u w:val="single"/>
-          </w:rPr>
-          <w:t>أعمال الرسل 8: 24</w:t>
-        </w:r>
-      </w:hyperlink>
-    </w:p>
-    <w:p>
-      <w:pPr>
-        <w:pStyle w:val="ListBullet"/>
-        <w:bidi/>
-        <w:spacing w:line="240" w:lineRule="auto"/>
-        <w:ind w:left="720"/>
-      </w:pPr>
-      <w:r>
-        <w:rPr>
-          <w:rtl/>
-          <w:cs/>
-          <w:lang w:val="ar_AE" w:bidi="ar_AE"/>
-        </w:rPr>
-      </w:r>
-      <w:hyperlink r:id="rId78">
-        <w:r>
-          <w:rPr>
-            <w:rtl/>
-            <w:cs/>
-            <w:lang w:val="ar_AE" w:bidi="ar_AE"/>
-          </w:rPr>
-          <w:rPr>
-            <w:color w:val="0000EE"/>
-            <w:u w:val="single"/>
-          </w:rPr>
-          <w:t>أعمال الرسل 14: 26</w:t>
-        </w:r>
-      </w:hyperlink>
-    </w:p>
-    <w:p>
-      <w:pPr>
-        <w:pStyle w:val="ListBullet"/>
-        <w:bidi/>
-        <w:spacing w:line="240" w:lineRule="auto"/>
-        <w:ind w:left="720"/>
-      </w:pPr>
-      <w:r>
-        <w:rPr>
-          <w:rtl/>
-          <w:cs/>
-          <w:lang w:val="ar_AE" w:bidi="ar_AE"/>
-        </w:rPr>
-      </w:r>
-      <w:hyperlink r:id="rId79">
-        <w:r>
-          <w:rPr>
-            <w:rtl/>
-            <w:cs/>
-            <w:lang w:val="ar_AE" w:bidi="ar_AE"/>
-          </w:rPr>
-          <w:rPr>
-            <w:color w:val="0000EE"/>
-            <w:u w:val="single"/>
-          </w:rPr>
-          <w:t>كولوسي 4: 4</w:t>
-        </w:r>
-      </w:hyperlink>
-    </w:p>
-    <w:p>
-      <w:pPr>
-        <w:pStyle w:val="ListBullet"/>
-        <w:bidi/>
-        <w:spacing w:line="240" w:lineRule="auto"/>
-        <w:ind w:left="720"/>
-      </w:pPr>
-      <w:r>
-        <w:rPr>
-          <w:rtl/>
-          <w:cs/>
-          <w:lang w:val="ar_AE" w:bidi="ar_AE"/>
-        </w:rPr>
-      </w:r>
-      <w:hyperlink r:id="rId80">
-        <w:r>
-          <w:rPr>
-            <w:rtl/>
-            <w:cs/>
-            <w:lang w:val="ar_AE" w:bidi="ar_AE"/>
-          </w:rPr>
-          <w:rPr>
-            <w:color w:val="0000EE"/>
-            <w:u w:val="single"/>
-          </w:rPr>
-          <w:t>يوحنا 17: 9</w:t>
-        </w:r>
-      </w:hyperlink>
-    </w:p>
-    <w:p>
-      <w:pPr>
-        <w:pStyle w:val="ListBullet"/>
-        <w:bidi/>
-        <w:spacing w:line="240" w:lineRule="auto"/>
-        <w:ind w:left="720"/>
-      </w:pPr>
-      <w:r>
-        <w:rPr>
-          <w:rtl/>
-          <w:cs/>
-          <w:lang w:val="ar_AE" w:bidi="ar_AE"/>
-        </w:rPr>
-      </w:r>
-      <w:hyperlink r:id="rId81">
-        <w:r>
-          <w:rPr>
-            <w:rtl/>
-            <w:cs/>
-            <w:lang w:val="ar_AE" w:bidi="ar_AE"/>
-          </w:rPr>
-          <w:rPr>
-            <w:color w:val="0000EE"/>
-            <w:u w:val="single"/>
-          </w:rPr>
-          <w:t>لوقا 11: 1</w:t>
-        </w:r>
-      </w:hyperlink>
-    </w:p>
-    <w:p>
-      <w:pPr>
-        <w:pStyle w:val="ListBullet"/>
-        <w:bidi/>
-        <w:spacing w:line="240" w:lineRule="auto"/>
-        <w:ind w:left="720"/>
-      </w:pPr>
-      <w:r>
-        <w:rPr>
-          <w:rtl/>
-          <w:cs/>
-          <w:lang w:val="ar_AE" w:bidi="ar_AE"/>
-        </w:rPr>
-      </w:r>
-      <w:hyperlink r:id="rId82">
-        <w:r>
-          <w:rPr>
-            <w:rtl/>
-            <w:cs/>
-            <w:lang w:val="ar_AE" w:bidi="ar_AE"/>
-          </w:rPr>
-          <w:rPr>
-            <w:color w:val="0000EE"/>
-            <w:u w:val="single"/>
-          </w:rPr>
-          <w:t>متى 5: 43–45</w:t>
-        </w:r>
-      </w:hyperlink>
-    </w:p>
-    <w:p>
-      <w:pPr>
-        <w:pStyle w:val="ListBullet"/>
-        <w:bidi/>
-        <w:spacing w:line="240" w:lineRule="auto"/>
-        <w:ind w:left="720"/>
-      </w:pPr>
-      <w:r>
-        <w:rPr>
-          <w:rtl/>
-          <w:cs/>
-          <w:lang w:val="ar_AE" w:bidi="ar_AE"/>
-        </w:rPr>
-      </w:r>
-      <w:hyperlink r:id="rId83">
-        <w:r>
-          <w:rPr>
-            <w:rtl/>
-            <w:cs/>
-            <w:lang w:val="ar_AE" w:bidi="ar_AE"/>
-          </w:rPr>
-          <w:rPr>
-            <w:color w:val="0000EE"/>
-            <w:u w:val="single"/>
-          </w:rPr>
-          <w:t>متى 14: 22–24</w:t>
-        </w:r>
-      </w:hyperlink>
+      <w:r>
+        <w:rPr>
+          <w:rtl/>
+          <w:cs/>
+          <w:lang w:val="ar_AE" w:bidi="ar_AE"/>
+        </w:rPr>
+        <w:t>1 تسالونيكي 3: 9</w:t>
+      </w:r>
+    </w:p>
+    <w:p>
+      <w:pPr>
+        <w:pStyle w:val="ListBullet"/>
+        <w:bidi/>
+        <w:spacing w:line="240" w:lineRule="auto"/>
+        <w:ind w:left="720"/>
+      </w:pPr>
+      <w:r>
+        <w:rPr>
+          <w:rtl/>
+          <w:cs/>
+          <w:lang w:val="ar_AE" w:bidi="ar_AE"/>
+        </w:rPr>
+      </w:r>
+      <w:r>
+        <w:rPr>
+          <w:rtl/>
+          <w:cs/>
+          <w:lang w:val="ar_AE" w:bidi="ar_AE"/>
+        </w:rPr>
+        <w:t>أعمال الرسل 8: 24</w:t>
+      </w:r>
+    </w:p>
+    <w:p>
+      <w:pPr>
+        <w:pStyle w:val="ListBullet"/>
+        <w:bidi/>
+        <w:spacing w:line="240" w:lineRule="auto"/>
+        <w:ind w:left="720"/>
+      </w:pPr>
+      <w:r>
+        <w:rPr>
+          <w:rtl/>
+          <w:cs/>
+          <w:lang w:val="ar_AE" w:bidi="ar_AE"/>
+        </w:rPr>
+      </w:r>
+      <w:r>
+        <w:rPr>
+          <w:rtl/>
+          <w:cs/>
+          <w:lang w:val="ar_AE" w:bidi="ar_AE"/>
+        </w:rPr>
+        <w:t>أعمال الرسل 14: 26</w:t>
+      </w:r>
+    </w:p>
+    <w:p>
+      <w:pPr>
+        <w:pStyle w:val="ListBullet"/>
+        <w:bidi/>
+        <w:spacing w:line="240" w:lineRule="auto"/>
+        <w:ind w:left="720"/>
+      </w:pPr>
+      <w:r>
+        <w:rPr>
+          <w:rtl/>
+          <w:cs/>
+          <w:lang w:val="ar_AE" w:bidi="ar_AE"/>
+        </w:rPr>
+      </w:r>
+      <w:r>
+        <w:rPr>
+          <w:rtl/>
+          <w:cs/>
+          <w:lang w:val="ar_AE" w:bidi="ar_AE"/>
+        </w:rPr>
+        <w:t>كولوسي 4: 4</w:t>
+      </w:r>
+    </w:p>
+    <w:p>
+      <w:pPr>
+        <w:pStyle w:val="ListBullet"/>
+        <w:bidi/>
+        <w:spacing w:line="240" w:lineRule="auto"/>
+        <w:ind w:left="720"/>
+      </w:pPr>
+      <w:r>
+        <w:rPr>
+          <w:rtl/>
+          <w:cs/>
+          <w:lang w:val="ar_AE" w:bidi="ar_AE"/>
+        </w:rPr>
+      </w:r>
+      <w:r>
+        <w:rPr>
+          <w:rtl/>
+          <w:cs/>
+          <w:lang w:val="ar_AE" w:bidi="ar_AE"/>
+        </w:rPr>
+        <w:t>يوحنا 17: 9</w:t>
+      </w:r>
+    </w:p>
+    <w:p>
+      <w:pPr>
+        <w:pStyle w:val="ListBullet"/>
+        <w:bidi/>
+        <w:spacing w:line="240" w:lineRule="auto"/>
+        <w:ind w:left="720"/>
+      </w:pPr>
+      <w:r>
+        <w:rPr>
+          <w:rtl/>
+          <w:cs/>
+          <w:lang w:val="ar_AE" w:bidi="ar_AE"/>
+        </w:rPr>
+      </w:r>
+      <w:r>
+        <w:rPr>
+          <w:rtl/>
+          <w:cs/>
+          <w:lang w:val="ar_AE" w:bidi="ar_AE"/>
+        </w:rPr>
+        <w:t>لوقا 11: 1</w:t>
+      </w:r>
+    </w:p>
+    <w:p>
+      <w:pPr>
+        <w:pStyle w:val="ListBullet"/>
+        <w:bidi/>
+        <w:spacing w:line="240" w:lineRule="auto"/>
+        <w:ind w:left="720"/>
+      </w:pPr>
+      <w:r>
+        <w:rPr>
+          <w:rtl/>
+          <w:cs/>
+          <w:lang w:val="ar_AE" w:bidi="ar_AE"/>
+        </w:rPr>
+      </w:r>
+      <w:r>
+        <w:rPr>
+          <w:rtl/>
+          <w:cs/>
+          <w:lang w:val="ar_AE" w:bidi="ar_AE"/>
+        </w:rPr>
+        <w:t>متى 5: 43–45</w:t>
+      </w:r>
+    </w:p>
+    <w:p>
+      <w:pPr>
+        <w:pStyle w:val="ListBullet"/>
+        <w:bidi/>
+        <w:spacing w:line="240" w:lineRule="auto"/>
+        <w:ind w:left="720"/>
+      </w:pPr>
+      <w:r>
+        <w:rPr>
+          <w:rtl/>
+          <w:cs/>
+          <w:lang w:val="ar_AE" w:bidi="ar_AE"/>
+        </w:rPr>
+      </w:r>
+      <w:r>
+        <w:rPr>
+          <w:rtl/>
+          <w:cs/>
+          <w:lang w:val="ar_AE" w:bidi="ar_AE"/>
+        </w:rPr>
+        <w:t>متى 14: 22–24</w:t>
+      </w:r>
     </w:p>
     <w:p>
       <w:pPr>
@@ -8663,223 +8237,175 @@
           <w:lang w:val="ar_AE" w:bidi="ar_AE"/>
         </w:rPr>
       </w:r>
-      <w:hyperlink r:id="rId84">
-        <w:r>
-          <w:rPr>
-            <w:rtl/>
-            <w:cs/>
-            <w:lang w:val="ar_AE" w:bidi="ar_AE"/>
-          </w:rPr>
-          <w:rPr>
-            <w:color w:val="0000EE"/>
-            <w:u w:val="single"/>
-          </w:rPr>
-          <w:t>1كورنثوس 1: 17</w:t>
-        </w:r>
-      </w:hyperlink>
-    </w:p>
-    <w:p>
-      <w:pPr>
-        <w:pStyle w:val="ListBullet"/>
-        <w:bidi/>
-        <w:spacing w:line="240" w:lineRule="auto"/>
-        <w:ind w:left="720"/>
-      </w:pPr>
-      <w:r>
-        <w:rPr>
-          <w:rtl/>
-          <w:cs/>
-          <w:lang w:val="ar_AE" w:bidi="ar_AE"/>
-        </w:rPr>
-      </w:r>
-      <w:hyperlink r:id="rId85">
-        <w:r>
-          <w:rPr>
-            <w:rtl/>
-            <w:cs/>
-            <w:lang w:val="ar_AE" w:bidi="ar_AE"/>
-          </w:rPr>
-          <w:rPr>
-            <w:color w:val="0000EE"/>
-            <w:u w:val="single"/>
-          </w:rPr>
-          <w:t>كولوسي 2: 15</w:t>
-        </w:r>
-      </w:hyperlink>
-    </w:p>
-    <w:p>
-      <w:pPr>
-        <w:pStyle w:val="ListBullet"/>
-        <w:bidi/>
-        <w:spacing w:line="240" w:lineRule="auto"/>
-        <w:ind w:left="720"/>
-      </w:pPr>
-      <w:r>
-        <w:rPr>
-          <w:rtl/>
-          <w:cs/>
-          <w:lang w:val="ar_AE" w:bidi="ar_AE"/>
-        </w:rPr>
-      </w:r>
-      <w:hyperlink r:id="rId86">
-        <w:r>
-          <w:rPr>
-            <w:rtl/>
-            <w:cs/>
-            <w:lang w:val="ar_AE" w:bidi="ar_AE"/>
-          </w:rPr>
-          <w:rPr>
-            <w:color w:val="0000EE"/>
-            <w:u w:val="single"/>
-          </w:rPr>
-          <w:t>غلاطية 6: 12</w:t>
-        </w:r>
-      </w:hyperlink>
-    </w:p>
-    <w:p>
-      <w:pPr>
-        <w:pStyle w:val="ListBullet"/>
-        <w:bidi/>
-        <w:spacing w:line="240" w:lineRule="auto"/>
-        <w:ind w:left="720"/>
-      </w:pPr>
-      <w:r>
-        <w:rPr>
-          <w:rtl/>
-          <w:cs/>
-          <w:lang w:val="ar_AE" w:bidi="ar_AE"/>
-        </w:rPr>
-      </w:r>
-      <w:hyperlink r:id="rId87">
-        <w:r>
-          <w:rPr>
-            <w:rtl/>
-            <w:cs/>
-            <w:lang w:val="ar_AE" w:bidi="ar_AE"/>
-          </w:rPr>
-          <w:rPr>
-            <w:color w:val="0000EE"/>
-            <w:u w:val="single"/>
-          </w:rPr>
-          <w:t>يوحنا 19: 18</w:t>
-        </w:r>
-      </w:hyperlink>
-    </w:p>
-    <w:p>
-      <w:pPr>
-        <w:pStyle w:val="ListBullet"/>
-        <w:bidi/>
-        <w:spacing w:line="240" w:lineRule="auto"/>
-        <w:ind w:left="720"/>
-      </w:pPr>
-      <w:r>
-        <w:rPr>
-          <w:rtl/>
-          <w:cs/>
-          <w:lang w:val="ar_AE" w:bidi="ar_AE"/>
-        </w:rPr>
-      </w:r>
-      <w:hyperlink r:id="rId88">
-        <w:r>
-          <w:rPr>
-            <w:rtl/>
-            <w:cs/>
-            <w:lang w:val="ar_AE" w:bidi="ar_AE"/>
-          </w:rPr>
-          <w:rPr>
-            <w:color w:val="0000EE"/>
-            <w:u w:val="single"/>
-          </w:rPr>
-          <w:t>لوقا 9: 23</w:t>
-        </w:r>
-      </w:hyperlink>
-    </w:p>
-    <w:p>
-      <w:pPr>
-        <w:pStyle w:val="ListBullet"/>
-        <w:bidi/>
-        <w:spacing w:line="240" w:lineRule="auto"/>
-        <w:ind w:left="720"/>
-      </w:pPr>
-      <w:r>
-        <w:rPr>
-          <w:rtl/>
-          <w:cs/>
-          <w:lang w:val="ar_AE" w:bidi="ar_AE"/>
-        </w:rPr>
-      </w:r>
-      <w:hyperlink r:id="rId89">
-        <w:r>
-          <w:rPr>
-            <w:rtl/>
-            <w:cs/>
-            <w:lang w:val="ar_AE" w:bidi="ar_AE"/>
-          </w:rPr>
-          <w:rPr>
-            <w:color w:val="0000EE"/>
-            <w:u w:val="single"/>
-          </w:rPr>
-          <w:t>لوقا 23: 26</w:t>
-        </w:r>
-      </w:hyperlink>
-    </w:p>
-    <w:p>
-      <w:pPr>
-        <w:pStyle w:val="ListBullet"/>
-        <w:bidi/>
-        <w:spacing w:line="240" w:lineRule="auto"/>
-        <w:ind w:left="720"/>
-      </w:pPr>
-      <w:r>
-        <w:rPr>
-          <w:rtl/>
-          <w:cs/>
-          <w:lang w:val="ar_AE" w:bidi="ar_AE"/>
-        </w:rPr>
-      </w:r>
-      <w:hyperlink r:id="rId90">
-        <w:r>
-          <w:rPr>
-            <w:rtl/>
-            <w:cs/>
-            <w:lang w:val="ar_AE" w:bidi="ar_AE"/>
-          </w:rPr>
-          <w:rPr>
-            <w:color w:val="0000EE"/>
-            <w:u w:val="single"/>
-          </w:rPr>
-          <w:t>متى 10: 38</w:t>
-        </w:r>
-      </w:hyperlink>
-    </w:p>
-    <w:p>
-      <w:pPr>
-        <w:pStyle w:val="ListBullet"/>
-        <w:bidi/>
-        <w:spacing w:line="240" w:lineRule="auto"/>
-        <w:ind w:left="720"/>
-      </w:pPr>
-      <w:r>
-        <w:rPr>
-          <w:rtl/>
-          <w:cs/>
-          <w:lang w:val="ar_AE" w:bidi="ar_AE"/>
-        </w:rPr>
-      </w:r>
-      <w:hyperlink r:id="rId91">
-        <w:r>
-          <w:rPr>
-            <w:rtl/>
-            <w:cs/>
-            <w:lang w:val="ar_AE" w:bidi="ar_AE"/>
-          </w:rPr>
-          <w:rPr>
-            <w:color w:val="0000EE"/>
-            <w:u w:val="single"/>
-          </w:rPr>
-          <w:t>فيلبي 2: 8</w:t>
-        </w:r>
-      </w:hyperlink>
+      <w:r>
+        <w:rPr>
+          <w:rtl/>
+          <w:cs/>
+          <w:lang w:val="ar_AE" w:bidi="ar_AE"/>
+        </w:rPr>
+        <w:t>1كورنثوس 1: 17</w:t>
+      </w:r>
+    </w:p>
+    <w:p>
+      <w:pPr>
+        <w:pStyle w:val="ListBullet"/>
+        <w:bidi/>
+        <w:spacing w:line="240" w:lineRule="auto"/>
+        <w:ind w:left="720"/>
+      </w:pPr>
+      <w:r>
+        <w:rPr>
+          <w:rtl/>
+          <w:cs/>
+          <w:lang w:val="ar_AE" w:bidi="ar_AE"/>
+        </w:rPr>
+      </w:r>
+      <w:r>
+        <w:rPr>
+          <w:rtl/>
+          <w:cs/>
+          <w:lang w:val="ar_AE" w:bidi="ar_AE"/>
+        </w:rPr>
+        <w:t>كولوسي 2: 15</w:t>
+      </w:r>
+    </w:p>
+    <w:p>
+      <w:pPr>
+        <w:pStyle w:val="ListBullet"/>
+        <w:bidi/>
+        <w:spacing w:line="240" w:lineRule="auto"/>
+        <w:ind w:left="720"/>
+      </w:pPr>
+      <w:r>
+        <w:rPr>
+          <w:rtl/>
+          <w:cs/>
+          <w:lang w:val="ar_AE" w:bidi="ar_AE"/>
+        </w:rPr>
+      </w:r>
+      <w:r>
+        <w:rPr>
+          <w:rtl/>
+          <w:cs/>
+          <w:lang w:val="ar_AE" w:bidi="ar_AE"/>
+        </w:rPr>
+        <w:t>غلاطية 6: 12</w:t>
+      </w:r>
+    </w:p>
+    <w:p>
+      <w:pPr>
+        <w:pStyle w:val="ListBullet"/>
+        <w:bidi/>
+        <w:spacing w:line="240" w:lineRule="auto"/>
+        <w:ind w:left="720"/>
+      </w:pPr>
+      <w:r>
+        <w:rPr>
+          <w:rtl/>
+          <w:cs/>
+          <w:lang w:val="ar_AE" w:bidi="ar_AE"/>
+        </w:rPr>
+      </w:r>
+      <w:r>
+        <w:rPr>
+          <w:rtl/>
+          <w:cs/>
+          <w:lang w:val="ar_AE" w:bidi="ar_AE"/>
+        </w:rPr>
+        <w:t>يوحنا 19: 18</w:t>
+      </w:r>
+    </w:p>
+    <w:p>
+      <w:pPr>
+        <w:pStyle w:val="ListBullet"/>
+        <w:bidi/>
+        <w:spacing w:line="240" w:lineRule="auto"/>
+        <w:ind w:left="720"/>
+      </w:pPr>
+      <w:r>
+        <w:rPr>
+          <w:rtl/>
+          <w:cs/>
+          <w:lang w:val="ar_AE" w:bidi="ar_AE"/>
+        </w:rPr>
+      </w:r>
+      <w:r>
+        <w:rPr>
+          <w:rtl/>
+          <w:cs/>
+          <w:lang w:val="ar_AE" w:bidi="ar_AE"/>
+        </w:rPr>
+        <w:t>لوقا 9: 23</w:t>
+      </w:r>
+    </w:p>
+    <w:p>
+      <w:pPr>
+        <w:pStyle w:val="ListBullet"/>
+        <w:bidi/>
+        <w:spacing w:line="240" w:lineRule="auto"/>
+        <w:ind w:left="720"/>
+      </w:pPr>
+      <w:r>
+        <w:rPr>
+          <w:rtl/>
+          <w:cs/>
+          <w:lang w:val="ar_AE" w:bidi="ar_AE"/>
+        </w:rPr>
+      </w:r>
+      <w:r>
+        <w:rPr>
+          <w:rtl/>
+          <w:cs/>
+          <w:lang w:val="ar_AE" w:bidi="ar_AE"/>
+        </w:rPr>
+        <w:t>لوقا 23: 26</w:t>
+      </w:r>
+    </w:p>
+    <w:p>
+      <w:pPr>
+        <w:pStyle w:val="ListBullet"/>
+        <w:bidi/>
+        <w:spacing w:line="240" w:lineRule="auto"/>
+        <w:ind w:left="720"/>
+      </w:pPr>
+      <w:r>
+        <w:rPr>
+          <w:rtl/>
+          <w:cs/>
+          <w:lang w:val="ar_AE" w:bidi="ar_AE"/>
+        </w:rPr>
+      </w:r>
+      <w:r>
+        <w:rPr>
+          <w:rtl/>
+          <w:cs/>
+          <w:lang w:val="ar_AE" w:bidi="ar_AE"/>
+        </w:rPr>
+        <w:t>متى 10: 38</w:t>
+      </w:r>
+    </w:p>
+    <w:p>
+      <w:pPr>
+        <w:pStyle w:val="ListBullet"/>
+        <w:bidi/>
+        <w:spacing w:line="240" w:lineRule="auto"/>
+        <w:ind w:left="720"/>
+      </w:pPr>
+      <w:r>
+        <w:rPr>
+          <w:rtl/>
+          <w:cs/>
+          <w:lang w:val="ar_AE" w:bidi="ar_AE"/>
+        </w:rPr>
+      </w:r>
+      <w:r>
+        <w:rPr>
+          <w:rtl/>
+          <w:cs/>
+          <w:lang w:val="ar_AE" w:bidi="ar_AE"/>
+        </w:rPr>
+        <w:t>فيلبي 2: 8</w:t>
+      </w:r>
     </w:p>
     <w:p>
       <w:pPr>
@@ -9505,165 +9031,129 @@
           <w:lang w:val="ar_AE" w:bidi="ar_AE"/>
         </w:rPr>
       </w:r>
-      <w:hyperlink r:id="rId92">
-        <w:r>
-          <w:rPr>
-            <w:rtl/>
-            <w:cs/>
-            <w:lang w:val="ar_AE" w:bidi="ar_AE"/>
-          </w:rPr>
-          <w:rPr>
-            <w:color w:val="0000EE"/>
-            <w:u w:val="single"/>
-          </w:rPr>
-          <w:t>1 صموئيل 1:19</w:t>
-        </w:r>
-      </w:hyperlink>
-    </w:p>
-    <w:p>
-      <w:pPr>
-        <w:pStyle w:val="ListBullet"/>
-        <w:bidi/>
-        <w:spacing w:line="240" w:lineRule="auto"/>
-        <w:ind w:left="720"/>
-      </w:pPr>
-      <w:r>
-        <w:rPr>
-          <w:rtl/>
-          <w:cs/>
-          <w:lang w:val="ar_AE" w:bidi="ar_AE"/>
-        </w:rPr>
-      </w:r>
-      <w:hyperlink r:id="rId93">
-        <w:r>
-          <w:rPr>
-            <w:rtl/>
-            <w:cs/>
-            <w:lang w:val="ar_AE" w:bidi="ar_AE"/>
-          </w:rPr>
-          <w:rPr>
-            <w:color w:val="0000EE"/>
-            <w:u w:val="single"/>
-          </w:rPr>
-          <w:t>1 صموئيل 9:24</w:t>
-        </w:r>
-      </w:hyperlink>
-    </w:p>
-    <w:p>
-      <w:pPr>
-        <w:pStyle w:val="ListBullet"/>
-        <w:bidi/>
-        <w:spacing w:line="240" w:lineRule="auto"/>
-        <w:ind w:left="720"/>
-      </w:pPr>
-      <w:r>
-        <w:rPr>
-          <w:rtl/>
-          <w:cs/>
-          <w:lang w:val="ar_AE" w:bidi="ar_AE"/>
-        </w:rPr>
-      </w:r>
-      <w:hyperlink r:id="rId94">
-        <w:r>
-          <w:rPr>
-            <w:rtl/>
-            <w:cs/>
-            <w:lang w:val="ar_AE" w:bidi="ar_AE"/>
-          </w:rPr>
-          <w:rPr>
-            <w:color w:val="0000EE"/>
-            <w:u w:val="single"/>
-          </w:rPr>
-          <w:t>1 صموئيل 12:17</w:t>
-        </w:r>
-      </w:hyperlink>
-    </w:p>
-    <w:p>
-      <w:pPr>
-        <w:pStyle w:val="ListBullet"/>
-        <w:bidi/>
-        <w:spacing w:line="240" w:lineRule="auto"/>
-        <w:ind w:left="720"/>
-      </w:pPr>
-      <w:r>
-        <w:rPr>
-          <w:rtl/>
-          <w:cs/>
-          <w:lang w:val="ar_AE" w:bidi="ar_AE"/>
-        </w:rPr>
-      </w:r>
-      <w:hyperlink r:id="rId95">
-        <w:r>
-          <w:rPr>
-            <w:rtl/>
-            <w:cs/>
-            <w:lang w:val="ar_AE" w:bidi="ar_AE"/>
-          </w:rPr>
-          <w:rPr>
-            <w:color w:val="0000EE"/>
-            <w:u w:val="single"/>
-          </w:rPr>
-          <w:t>أعمال الرسل 3:24</w:t>
-        </w:r>
-      </w:hyperlink>
-    </w:p>
-    <w:p>
-      <w:pPr>
-        <w:pStyle w:val="ListBullet"/>
-        <w:bidi/>
-        <w:spacing w:line="240" w:lineRule="auto"/>
-        <w:ind w:left="720"/>
-      </w:pPr>
-      <w:r>
-        <w:rPr>
-          <w:rtl/>
-          <w:cs/>
-          <w:lang w:val="ar_AE" w:bidi="ar_AE"/>
-        </w:rPr>
-      </w:r>
-      <w:hyperlink r:id="rId96">
-        <w:r>
-          <w:rPr>
-            <w:rtl/>
-            <w:cs/>
-            <w:lang w:val="ar_AE" w:bidi="ar_AE"/>
-          </w:rPr>
-          <w:rPr>
-            <w:color w:val="0000EE"/>
-            <w:u w:val="single"/>
-          </w:rPr>
-          <w:t>أعمال الرسل 13:20</w:t>
-        </w:r>
-      </w:hyperlink>
-    </w:p>
-    <w:p>
-      <w:pPr>
-        <w:pStyle w:val="ListBullet"/>
-        <w:bidi/>
-        <w:spacing w:line="240" w:lineRule="auto"/>
-        <w:ind w:left="720"/>
-      </w:pPr>
-      <w:r>
-        <w:rPr>
-          <w:rtl/>
-          <w:cs/>
-          <w:lang w:val="ar_AE" w:bidi="ar_AE"/>
-        </w:rPr>
-      </w:r>
-      <w:hyperlink r:id="rId97">
-        <w:r>
-          <w:rPr>
-            <w:rtl/>
-            <w:cs/>
-            <w:lang w:val="ar_AE" w:bidi="ar_AE"/>
-          </w:rPr>
-          <w:rPr>
-            <w:color w:val="0000EE"/>
-            <w:u w:val="single"/>
-          </w:rPr>
-          <w:t>عبرانيين 11:32–34</w:t>
-        </w:r>
-      </w:hyperlink>
+      <w:r>
+        <w:rPr>
+          <w:rtl/>
+          <w:cs/>
+          <w:lang w:val="ar_AE" w:bidi="ar_AE"/>
+        </w:rPr>
+        <w:t>1 صموئيل 1:19</w:t>
+      </w:r>
+    </w:p>
+    <w:p>
+      <w:pPr>
+        <w:pStyle w:val="ListBullet"/>
+        <w:bidi/>
+        <w:spacing w:line="240" w:lineRule="auto"/>
+        <w:ind w:left="720"/>
+      </w:pPr>
+      <w:r>
+        <w:rPr>
+          <w:rtl/>
+          <w:cs/>
+          <w:lang w:val="ar_AE" w:bidi="ar_AE"/>
+        </w:rPr>
+      </w:r>
+      <w:r>
+        <w:rPr>
+          <w:rtl/>
+          <w:cs/>
+          <w:lang w:val="ar_AE" w:bidi="ar_AE"/>
+        </w:rPr>
+        <w:t>1 صموئيل 9:24</w:t>
+      </w:r>
+    </w:p>
+    <w:p>
+      <w:pPr>
+        <w:pStyle w:val="ListBullet"/>
+        <w:bidi/>
+        <w:spacing w:line="240" w:lineRule="auto"/>
+        <w:ind w:left="720"/>
+      </w:pPr>
+      <w:r>
+        <w:rPr>
+          <w:rtl/>
+          <w:cs/>
+          <w:lang w:val="ar_AE" w:bidi="ar_AE"/>
+        </w:rPr>
+      </w:r>
+      <w:r>
+        <w:rPr>
+          <w:rtl/>
+          <w:cs/>
+          <w:lang w:val="ar_AE" w:bidi="ar_AE"/>
+        </w:rPr>
+        <w:t>1 صموئيل 12:17</w:t>
+      </w:r>
+    </w:p>
+    <w:p>
+      <w:pPr>
+        <w:pStyle w:val="ListBullet"/>
+        <w:bidi/>
+        <w:spacing w:line="240" w:lineRule="auto"/>
+        <w:ind w:left="720"/>
+      </w:pPr>
+      <w:r>
+        <w:rPr>
+          <w:rtl/>
+          <w:cs/>
+          <w:lang w:val="ar_AE" w:bidi="ar_AE"/>
+        </w:rPr>
+      </w:r>
+      <w:r>
+        <w:rPr>
+          <w:rtl/>
+          <w:cs/>
+          <w:lang w:val="ar_AE" w:bidi="ar_AE"/>
+        </w:rPr>
+        <w:t>أعمال الرسل 3:24</w:t>
+      </w:r>
+    </w:p>
+    <w:p>
+      <w:pPr>
+        <w:pStyle w:val="ListBullet"/>
+        <w:bidi/>
+        <w:spacing w:line="240" w:lineRule="auto"/>
+        <w:ind w:left="720"/>
+      </w:pPr>
+      <w:r>
+        <w:rPr>
+          <w:rtl/>
+          <w:cs/>
+          <w:lang w:val="ar_AE" w:bidi="ar_AE"/>
+        </w:rPr>
+      </w:r>
+      <w:r>
+        <w:rPr>
+          <w:rtl/>
+          <w:cs/>
+          <w:lang w:val="ar_AE" w:bidi="ar_AE"/>
+        </w:rPr>
+        <w:t>أعمال الرسل 13:20</w:t>
+      </w:r>
+    </w:p>
+    <w:p>
+      <w:pPr>
+        <w:pStyle w:val="ListBullet"/>
+        <w:bidi/>
+        <w:spacing w:line="240" w:lineRule="auto"/>
+        <w:ind w:left="720"/>
+      </w:pPr>
+      <w:r>
+        <w:rPr>
+          <w:rtl/>
+          <w:cs/>
+          <w:lang w:val="ar_AE" w:bidi="ar_AE"/>
+        </w:rPr>
+      </w:r>
+      <w:r>
+        <w:rPr>
+          <w:rtl/>
+          <w:cs/>
+          <w:lang w:val="ar_AE" w:bidi="ar_AE"/>
+        </w:rPr>
+        <w:t>عبرانيين 11:32–34</w:t>
+      </w:r>
     </w:p>
     <w:p>
       <w:pPr>
@@ -9980,136 +9470,106 @@
           <w:lang w:val="ar_AE" w:bidi="ar_AE"/>
         </w:rPr>
       </w:r>
-      <w:hyperlink r:id="rId98">
-        <w:r>
-          <w:rPr>
-            <w:rtl/>
-            <w:cs/>
-            <w:lang w:val="ar_AE" w:bidi="ar_AE"/>
-          </w:rPr>
-          <w:rPr>
-            <w:color w:val="0000EE"/>
-            <w:u w:val="single"/>
-          </w:rPr>
-          <w:t>أخبار الأيام الأول 11:5</w:t>
-        </w:r>
-      </w:hyperlink>
-    </w:p>
-    <w:p>
-      <w:pPr>
-        <w:pStyle w:val="ListBullet"/>
-        <w:bidi/>
-        <w:spacing w:line="240" w:lineRule="auto"/>
-        <w:ind w:left="720"/>
-      </w:pPr>
-      <w:r>
-        <w:rPr>
-          <w:rtl/>
-          <w:cs/>
-          <w:lang w:val="ar_AE" w:bidi="ar_AE"/>
-        </w:rPr>
-      </w:r>
-      <w:hyperlink r:id="rId99">
-        <w:r>
-          <w:rPr>
-            <w:rtl/>
-            <w:cs/>
-            <w:lang w:val="ar_AE" w:bidi="ar_AE"/>
-          </w:rPr>
-          <w:rPr>
-            <w:color w:val="0000EE"/>
-            <w:u w:val="single"/>
-          </w:rPr>
-          <w:t>عاموس 1:2</w:t>
-        </w:r>
-      </w:hyperlink>
-    </w:p>
-    <w:p>
-      <w:pPr>
-        <w:pStyle w:val="ListBullet"/>
-        <w:bidi/>
-        <w:spacing w:line="240" w:lineRule="auto"/>
-        <w:ind w:left="720"/>
-      </w:pPr>
-      <w:r>
-        <w:rPr>
-          <w:rtl/>
-          <w:cs/>
-          <w:lang w:val="ar_AE" w:bidi="ar_AE"/>
-        </w:rPr>
-      </w:r>
-      <w:hyperlink r:id="rId100">
-        <w:r>
-          <w:rPr>
-            <w:rtl/>
-            <w:cs/>
-            <w:lang w:val="ar_AE" w:bidi="ar_AE"/>
-          </w:rPr>
-          <w:rPr>
-            <w:color w:val="0000EE"/>
-            <w:u w:val="single"/>
-          </w:rPr>
-          <w:t>إرميا 51:35</w:t>
-        </w:r>
-      </w:hyperlink>
-    </w:p>
-    <w:p>
-      <w:pPr>
-        <w:pStyle w:val="ListBullet"/>
-        <w:bidi/>
-        <w:spacing w:line="240" w:lineRule="auto"/>
-        <w:ind w:left="720"/>
-      </w:pPr>
-      <w:r>
-        <w:rPr>
-          <w:rtl/>
-          <w:cs/>
-          <w:lang w:val="ar_AE" w:bidi="ar_AE"/>
-        </w:rPr>
-      </w:r>
-      <w:hyperlink r:id="rId101">
-        <w:r>
-          <w:rPr>
-            <w:rtl/>
-            <w:cs/>
-            <w:lang w:val="ar_AE" w:bidi="ar_AE"/>
-          </w:rPr>
-          <w:rPr>
-            <w:color w:val="0000EE"/>
-            <w:u w:val="single"/>
-          </w:rPr>
-          <w:t>مزمور 76:1–3</w:t>
-        </w:r>
-      </w:hyperlink>
-    </w:p>
-    <w:p>
-      <w:pPr>
-        <w:pStyle w:val="ListBullet"/>
-        <w:bidi/>
-        <w:spacing w:line="240" w:lineRule="auto"/>
-        <w:ind w:left="720"/>
-      </w:pPr>
-      <w:r>
-        <w:rPr>
-          <w:rtl/>
-          <w:cs/>
-          <w:lang w:val="ar_AE" w:bidi="ar_AE"/>
-        </w:rPr>
-      </w:r>
-      <w:hyperlink r:id="rId102">
-        <w:r>
-          <w:rPr>
-            <w:rtl/>
-            <w:cs/>
-            <w:lang w:val="ar_AE" w:bidi="ar_AE"/>
-          </w:rPr>
-          <w:rPr>
-            <w:color w:val="0000EE"/>
-            <w:u w:val="single"/>
-          </w:rPr>
-          <w:t>رومية 11:26</w:t>
-        </w:r>
-      </w:hyperlink>
+      <w:r>
+        <w:rPr>
+          <w:rtl/>
+          <w:cs/>
+          <w:lang w:val="ar_AE" w:bidi="ar_AE"/>
+        </w:rPr>
+        <w:t>أخبار الأيام الأول 11:5</w:t>
+      </w:r>
+    </w:p>
+    <w:p>
+      <w:pPr>
+        <w:pStyle w:val="ListBullet"/>
+        <w:bidi/>
+        <w:spacing w:line="240" w:lineRule="auto"/>
+        <w:ind w:left="720"/>
+      </w:pPr>
+      <w:r>
+        <w:rPr>
+          <w:rtl/>
+          <w:cs/>
+          <w:lang w:val="ar_AE" w:bidi="ar_AE"/>
+        </w:rPr>
+      </w:r>
+      <w:r>
+        <w:rPr>
+          <w:rtl/>
+          <w:cs/>
+          <w:lang w:val="ar_AE" w:bidi="ar_AE"/>
+        </w:rPr>
+        <w:t>عاموس 1:2</w:t>
+      </w:r>
+    </w:p>
+    <w:p>
+      <w:pPr>
+        <w:pStyle w:val="ListBullet"/>
+        <w:bidi/>
+        <w:spacing w:line="240" w:lineRule="auto"/>
+        <w:ind w:left="720"/>
+      </w:pPr>
+      <w:r>
+        <w:rPr>
+          <w:rtl/>
+          <w:cs/>
+          <w:lang w:val="ar_AE" w:bidi="ar_AE"/>
+        </w:rPr>
+      </w:r>
+      <w:r>
+        <w:rPr>
+          <w:rtl/>
+          <w:cs/>
+          <w:lang w:val="ar_AE" w:bidi="ar_AE"/>
+        </w:rPr>
+        <w:t>إرميا 51:35</w:t>
+      </w:r>
+    </w:p>
+    <w:p>
+      <w:pPr>
+        <w:pStyle w:val="ListBullet"/>
+        <w:bidi/>
+        <w:spacing w:line="240" w:lineRule="auto"/>
+        <w:ind w:left="720"/>
+      </w:pPr>
+      <w:r>
+        <w:rPr>
+          <w:rtl/>
+          <w:cs/>
+          <w:lang w:val="ar_AE" w:bidi="ar_AE"/>
+        </w:rPr>
+      </w:r>
+      <w:r>
+        <w:rPr>
+          <w:rtl/>
+          <w:cs/>
+          <w:lang w:val="ar_AE" w:bidi="ar_AE"/>
+        </w:rPr>
+        <w:t>مزمور 76:1–3</w:t>
+      </w:r>
+    </w:p>
+    <w:p>
+      <w:pPr>
+        <w:pStyle w:val="ListBullet"/>
+        <w:bidi/>
+        <w:spacing w:line="240" w:lineRule="auto"/>
+        <w:ind w:left="720"/>
+      </w:pPr>
+      <w:r>
+        <w:rPr>
+          <w:rtl/>
+          <w:cs/>
+          <w:lang w:val="ar_AE" w:bidi="ar_AE"/>
+        </w:rPr>
+      </w:r>
+      <w:r>
+        <w:rPr>
+          <w:rtl/>
+          <w:cs/>
+          <w:lang w:val="ar_AE" w:bidi="ar_AE"/>
+        </w:rPr>
+        <w:t>رومية 11:26</w:t>
+      </w:r>
     </w:p>
     <w:p>
       <w:pPr>
@@ -10508,107 +9968,83 @@
           <w:lang w:val="ar_AE" w:bidi="ar_AE"/>
         </w:rPr>
       </w:r>
-      <w:hyperlink r:id="rId103">
-        <w:r>
-          <w:rPr>
-            <w:rtl/>
-            <w:cs/>
-            <w:lang w:val="ar_AE" w:bidi="ar_AE"/>
-          </w:rPr>
-          <w:rPr>
-            <w:color w:val="0000EE"/>
-            <w:u w:val="single"/>
-          </w:rPr>
-          <w:t>أعمال الرسل12 :20</w:t>
-        </w:r>
-      </w:hyperlink>
-    </w:p>
-    <w:p>
-      <w:pPr>
-        <w:pStyle w:val="ListBullet"/>
-        <w:bidi/>
-        <w:spacing w:line="240" w:lineRule="auto"/>
-        <w:ind w:left="720"/>
-      </w:pPr>
-      <w:r>
-        <w:rPr>
-          <w:rtl/>
-          <w:cs/>
-          <w:lang w:val="ar_AE" w:bidi="ar_AE"/>
-        </w:rPr>
-      </w:r>
-      <w:hyperlink r:id="rId104">
-        <w:r>
-          <w:rPr>
-            <w:rtl/>
-            <w:cs/>
-            <w:lang w:val="ar_AE" w:bidi="ar_AE"/>
-          </w:rPr>
-          <w:rPr>
-            <w:color w:val="0000EE"/>
-            <w:u w:val="single"/>
-          </w:rPr>
-          <w:t>مرقس3 :7–8</w:t>
-        </w:r>
-      </w:hyperlink>
-    </w:p>
-    <w:p>
-      <w:pPr>
-        <w:pStyle w:val="ListBullet"/>
-        <w:bidi/>
-        <w:spacing w:line="240" w:lineRule="auto"/>
-        <w:ind w:left="720"/>
-      </w:pPr>
-      <w:r>
-        <w:rPr>
-          <w:rtl/>
-          <w:cs/>
-          <w:lang w:val="ar_AE" w:bidi="ar_AE"/>
-        </w:rPr>
-      </w:r>
-      <w:hyperlink r:id="rId105">
-        <w:r>
-          <w:rPr>
-            <w:rtl/>
-            <w:cs/>
-            <w:lang w:val="ar_AE" w:bidi="ar_AE"/>
-          </w:rPr>
-          <w:rPr>
-            <w:color w:val="0000EE"/>
-            <w:u w:val="single"/>
-          </w:rPr>
-          <w:t>متى11 :22</w:t>
-        </w:r>
-      </w:hyperlink>
-    </w:p>
-    <w:p>
-      <w:pPr>
-        <w:pStyle w:val="ListBullet"/>
-        <w:bidi/>
-        <w:spacing w:line="240" w:lineRule="auto"/>
-        <w:ind w:left="720"/>
-      </w:pPr>
-      <w:r>
-        <w:rPr>
-          <w:rtl/>
-          <w:cs/>
-          <w:lang w:val="ar_AE" w:bidi="ar_AE"/>
-        </w:rPr>
-      </w:r>
-      <w:hyperlink r:id="rId106">
-        <w:r>
-          <w:rPr>
-            <w:rtl/>
-            <w:cs/>
-            <w:lang w:val="ar_AE" w:bidi="ar_AE"/>
-          </w:rPr>
-          <w:rPr>
-            <w:color w:val="0000EE"/>
-            <w:u w:val="single"/>
-          </w:rPr>
-          <w:t>متى15 :22</w:t>
-        </w:r>
-      </w:hyperlink>
+      <w:r>
+        <w:rPr>
+          <w:rtl/>
+          <w:cs/>
+          <w:lang w:val="ar_AE" w:bidi="ar_AE"/>
+        </w:rPr>
+        <w:t>أعمال الرسل12 :20</w:t>
+      </w:r>
+    </w:p>
+    <w:p>
+      <w:pPr>
+        <w:pStyle w:val="ListBullet"/>
+        <w:bidi/>
+        <w:spacing w:line="240" w:lineRule="auto"/>
+        <w:ind w:left="720"/>
+      </w:pPr>
+      <w:r>
+        <w:rPr>
+          <w:rtl/>
+          <w:cs/>
+          <w:lang w:val="ar_AE" w:bidi="ar_AE"/>
+        </w:rPr>
+      </w:r>
+      <w:r>
+        <w:rPr>
+          <w:rtl/>
+          <w:cs/>
+          <w:lang w:val="ar_AE" w:bidi="ar_AE"/>
+        </w:rPr>
+        <w:t>مرقس3 :7–8</w:t>
+      </w:r>
+    </w:p>
+    <w:p>
+      <w:pPr>
+        <w:pStyle w:val="ListBullet"/>
+        <w:bidi/>
+        <w:spacing w:line="240" w:lineRule="auto"/>
+        <w:ind w:left="720"/>
+      </w:pPr>
+      <w:r>
+        <w:rPr>
+          <w:rtl/>
+          <w:cs/>
+          <w:lang w:val="ar_AE" w:bidi="ar_AE"/>
+        </w:rPr>
+      </w:r>
+      <w:r>
+        <w:rPr>
+          <w:rtl/>
+          <w:cs/>
+          <w:lang w:val="ar_AE" w:bidi="ar_AE"/>
+        </w:rPr>
+        <w:t>متى11 :22</w:t>
+      </w:r>
+    </w:p>
+    <w:p>
+      <w:pPr>
+        <w:pStyle w:val="ListBullet"/>
+        <w:bidi/>
+        <w:spacing w:line="240" w:lineRule="auto"/>
+        <w:ind w:left="720"/>
+      </w:pPr>
+      <w:r>
+        <w:rPr>
+          <w:rtl/>
+          <w:cs/>
+          <w:lang w:val="ar_AE" w:bidi="ar_AE"/>
+        </w:rPr>
+      </w:r>
+      <w:r>
+        <w:rPr>
+          <w:rtl/>
+          <w:cs/>
+          <w:lang w:val="ar_AE" w:bidi="ar_AE"/>
+        </w:rPr>
+        <w:t>متى15 :22</w:t>
+      </w:r>
     </w:p>
     <w:p>
       <w:pPr>
@@ -11015,136 +10451,106 @@
           <w:lang w:val="ar_AE" w:bidi="ar_AE"/>
         </w:rPr>
       </w:r>
-      <w:hyperlink r:id="rId107">
-        <w:r>
-          <w:rPr>
-            <w:rtl/>
-            <w:cs/>
-            <w:lang w:val="ar_AE" w:bidi="ar_AE"/>
-          </w:rPr>
-          <w:rPr>
-            <w:color w:val="0000EE"/>
-            <w:u w:val="single"/>
-          </w:rPr>
-          <w:t>1 ملوك 14:9–10</w:t>
-        </w:r>
-      </w:hyperlink>
-    </w:p>
-    <w:p>
-      <w:pPr>
-        <w:pStyle w:val="ListBullet"/>
-        <w:bidi/>
-        <w:spacing w:line="240" w:lineRule="auto"/>
-        <w:ind w:left="720"/>
-      </w:pPr>
-      <w:r>
-        <w:rPr>
-          <w:rtl/>
-          <w:cs/>
-          <w:lang w:val="ar_AE" w:bidi="ar_AE"/>
-        </w:rPr>
-      </w:r>
-      <w:hyperlink r:id="rId108">
-        <w:r>
-          <w:rPr>
-            <w:rtl/>
-            <w:cs/>
-            <w:lang w:val="ar_AE" w:bidi="ar_AE"/>
-          </w:rPr>
-          <w:rPr>
-            <w:color w:val="0000EE"/>
-            <w:u w:val="single"/>
-          </w:rPr>
-          <w:t>أعمال الرسل 7:43</w:t>
-        </w:r>
-      </w:hyperlink>
-    </w:p>
-    <w:p>
-      <w:pPr>
-        <w:pStyle w:val="ListBullet"/>
-        <w:bidi/>
-        <w:spacing w:line="240" w:lineRule="auto"/>
-        <w:ind w:left="720"/>
-      </w:pPr>
-      <w:r>
-        <w:rPr>
-          <w:rtl/>
-          <w:cs/>
-          <w:lang w:val="ar_AE" w:bidi="ar_AE"/>
-        </w:rPr>
-      </w:r>
-      <w:hyperlink r:id="rId109">
-        <w:r>
-          <w:rPr>
-            <w:rtl/>
-            <w:cs/>
-            <w:lang w:val="ar_AE" w:bidi="ar_AE"/>
-          </w:rPr>
-          <w:rPr>
-            <w:color w:val="0000EE"/>
-            <w:u w:val="single"/>
-          </w:rPr>
-          <w:t>إشعياء 21:8–9</w:t>
-        </w:r>
-      </w:hyperlink>
-    </w:p>
-    <w:p>
-      <w:pPr>
-        <w:pStyle w:val="ListBullet"/>
-        <w:bidi/>
-        <w:spacing w:line="240" w:lineRule="auto"/>
-        <w:ind w:left="720"/>
-      </w:pPr>
-      <w:r>
-        <w:rPr>
-          <w:rtl/>
-          <w:cs/>
-          <w:lang w:val="ar_AE" w:bidi="ar_AE"/>
-        </w:rPr>
-      </w:r>
-      <w:hyperlink r:id="rId110">
-        <w:r>
-          <w:rPr>
-            <w:rtl/>
-            <w:cs/>
-            <w:lang w:val="ar_AE" w:bidi="ar_AE"/>
-          </w:rPr>
-          <w:rPr>
-            <w:color w:val="0000EE"/>
-            <w:u w:val="single"/>
-          </w:rPr>
-          <w:t>متى 22:21</w:t>
-        </w:r>
-      </w:hyperlink>
-    </w:p>
-    <w:p>
-      <w:pPr>
-        <w:pStyle w:val="ListBullet"/>
-        <w:bidi/>
-        <w:spacing w:line="240" w:lineRule="auto"/>
-        <w:ind w:left="720"/>
-      </w:pPr>
-      <w:r>
-        <w:rPr>
-          <w:rtl/>
-          <w:cs/>
-          <w:lang w:val="ar_AE" w:bidi="ar_AE"/>
-        </w:rPr>
-      </w:r>
-      <w:hyperlink r:id="rId111">
-        <w:r>
-          <w:rPr>
-            <w:rtl/>
-            <w:cs/>
-            <w:lang w:val="ar_AE" w:bidi="ar_AE"/>
-          </w:rPr>
-          <w:rPr>
-            <w:color w:val="0000EE"/>
-            <w:u w:val="single"/>
-          </w:rPr>
-          <w:t>رومية 1:23</w:t>
-        </w:r>
-      </w:hyperlink>
+      <w:r>
+        <w:rPr>
+          <w:rtl/>
+          <w:cs/>
+          <w:lang w:val="ar_AE" w:bidi="ar_AE"/>
+        </w:rPr>
+        <w:t>1 ملوك 14:9–10</w:t>
+      </w:r>
+    </w:p>
+    <w:p>
+      <w:pPr>
+        <w:pStyle w:val="ListBullet"/>
+        <w:bidi/>
+        <w:spacing w:line="240" w:lineRule="auto"/>
+        <w:ind w:left="720"/>
+      </w:pPr>
+      <w:r>
+        <w:rPr>
+          <w:rtl/>
+          <w:cs/>
+          <w:lang w:val="ar_AE" w:bidi="ar_AE"/>
+        </w:rPr>
+      </w:r>
+      <w:r>
+        <w:rPr>
+          <w:rtl/>
+          <w:cs/>
+          <w:lang w:val="ar_AE" w:bidi="ar_AE"/>
+        </w:rPr>
+        <w:t>أعمال الرسل 7:43</w:t>
+      </w:r>
+    </w:p>
+    <w:p>
+      <w:pPr>
+        <w:pStyle w:val="ListBullet"/>
+        <w:bidi/>
+        <w:spacing w:line="240" w:lineRule="auto"/>
+        <w:ind w:left="720"/>
+      </w:pPr>
+      <w:r>
+        <w:rPr>
+          <w:rtl/>
+          <w:cs/>
+          <w:lang w:val="ar_AE" w:bidi="ar_AE"/>
+        </w:rPr>
+      </w:r>
+      <w:r>
+        <w:rPr>
+          <w:rtl/>
+          <w:cs/>
+          <w:lang w:val="ar_AE" w:bidi="ar_AE"/>
+        </w:rPr>
+        <w:t>إشعياء 21:8–9</w:t>
+      </w:r>
+    </w:p>
+    <w:p>
+      <w:pPr>
+        <w:pStyle w:val="ListBullet"/>
+        <w:bidi/>
+        <w:spacing w:line="240" w:lineRule="auto"/>
+        <w:ind w:left="720"/>
+      </w:pPr>
+      <w:r>
+        <w:rPr>
+          <w:rtl/>
+          <w:cs/>
+          <w:lang w:val="ar_AE" w:bidi="ar_AE"/>
+        </w:rPr>
+      </w:r>
+      <w:r>
+        <w:rPr>
+          <w:rtl/>
+          <w:cs/>
+          <w:lang w:val="ar_AE" w:bidi="ar_AE"/>
+        </w:rPr>
+        <w:t>متى 22:21</w:t>
+      </w:r>
+    </w:p>
+    <w:p>
+      <w:pPr>
+        <w:pStyle w:val="ListBullet"/>
+        <w:bidi/>
+        <w:spacing w:line="240" w:lineRule="auto"/>
+        <w:ind w:left="720"/>
+      </w:pPr>
+      <w:r>
+        <w:rPr>
+          <w:rtl/>
+          <w:cs/>
+          <w:lang w:val="ar_AE" w:bidi="ar_AE"/>
+        </w:rPr>
+      </w:r>
+      <w:r>
+        <w:rPr>
+          <w:rtl/>
+          <w:cs/>
+          <w:lang w:val="ar_AE" w:bidi="ar_AE"/>
+        </w:rPr>
+        <w:t>رومية 1:23</w:t>
+      </w:r>
     </w:p>
     <w:p>
       <w:pPr>
@@ -11466,165 +10872,129 @@
           <w:lang w:val="ar_AE" w:bidi="ar_AE"/>
         </w:rPr>
       </w:r>
-      <w:hyperlink r:id="rId112">
-        <w:r>
-          <w:rPr>
-            <w:rtl/>
-            <w:cs/>
-            <w:lang w:val="ar_AE" w:bidi="ar_AE"/>
-          </w:rPr>
-          <w:rPr>
-            <w:color w:val="0000EE"/>
-            <w:u w:val="single"/>
-          </w:rPr>
-          <w:t>كورنثوس الثانية 4: 3–4</w:t>
-        </w:r>
-      </w:hyperlink>
-    </w:p>
-    <w:p>
-      <w:pPr>
-        <w:pStyle w:val="ListBullet"/>
-        <w:bidi/>
-        <w:spacing w:line="240" w:lineRule="auto"/>
-        <w:ind w:left="720"/>
-      </w:pPr>
-      <w:r>
-        <w:rPr>
-          <w:rtl/>
-          <w:cs/>
-          <w:lang w:val="ar_AE" w:bidi="ar_AE"/>
-        </w:rPr>
-      </w:r>
-      <w:hyperlink r:id="rId113">
-        <w:r>
-          <w:rPr>
-            <w:rtl/>
-            <w:cs/>
-            <w:lang w:val="ar_AE" w:bidi="ar_AE"/>
-          </w:rPr>
-          <w:rPr>
-            <w:color w:val="0000EE"/>
-            <w:u w:val="single"/>
-          </w:rPr>
-          <w:t>كولوسي 3: 9–11</w:t>
-        </w:r>
-      </w:hyperlink>
-    </w:p>
-    <w:p>
-      <w:pPr>
-        <w:pStyle w:val="ListBullet"/>
-        <w:bidi/>
-        <w:spacing w:line="240" w:lineRule="auto"/>
-        <w:ind w:left="720"/>
-      </w:pPr>
-      <w:r>
-        <w:rPr>
-          <w:rtl/>
-          <w:cs/>
-          <w:lang w:val="ar_AE" w:bidi="ar_AE"/>
-        </w:rPr>
-      </w:r>
-      <w:hyperlink r:id="rId114">
-        <w:r>
-          <w:rPr>
-            <w:rtl/>
-            <w:cs/>
-            <w:lang w:val="ar_AE" w:bidi="ar_AE"/>
-          </w:rPr>
-          <w:rPr>
-            <w:color w:val="0000EE"/>
-            <w:u w:val="single"/>
-          </w:rPr>
-          <w:t>تكوين 1: 26–27</w:t>
-        </w:r>
-      </w:hyperlink>
-    </w:p>
-    <w:p>
-      <w:pPr>
-        <w:pStyle w:val="ListBullet"/>
-        <w:bidi/>
-        <w:spacing w:line="240" w:lineRule="auto"/>
-        <w:ind w:left="720"/>
-      </w:pPr>
-      <w:r>
-        <w:rPr>
-          <w:rtl/>
-          <w:cs/>
-          <w:lang w:val="ar_AE" w:bidi="ar_AE"/>
-        </w:rPr>
-      </w:r>
-      <w:hyperlink r:id="rId115">
-        <w:r>
-          <w:rPr>
-            <w:rtl/>
-            <w:cs/>
-            <w:lang w:val="ar_AE" w:bidi="ar_AE"/>
-          </w:rPr>
-          <w:rPr>
-            <w:color w:val="0000EE"/>
-            <w:u w:val="single"/>
-          </w:rPr>
-          <w:t>تكوين 9: 6</w:t>
-        </w:r>
-      </w:hyperlink>
-    </w:p>
-    <w:p>
-      <w:pPr>
-        <w:pStyle w:val="ListBullet"/>
-        <w:bidi/>
-        <w:spacing w:line="240" w:lineRule="auto"/>
-        <w:ind w:left="720"/>
-      </w:pPr>
-      <w:r>
-        <w:rPr>
-          <w:rtl/>
-          <w:cs/>
-          <w:lang w:val="ar_AE" w:bidi="ar_AE"/>
-        </w:rPr>
-      </w:r>
-      <w:hyperlink r:id="rId116">
-        <w:r>
-          <w:rPr>
-            <w:rtl/>
-            <w:cs/>
-            <w:lang w:val="ar_AE" w:bidi="ar_AE"/>
-          </w:rPr>
-          <w:rPr>
-            <w:color w:val="0000EE"/>
-            <w:u w:val="single"/>
-          </w:rPr>
-          <w:t>يعقوب 3: 9–10</w:t>
-        </w:r>
-      </w:hyperlink>
-    </w:p>
-    <w:p>
-      <w:pPr>
-        <w:pStyle w:val="ListBullet"/>
-        <w:bidi/>
-        <w:spacing w:line="240" w:lineRule="auto"/>
-        <w:ind w:left="720"/>
-      </w:pPr>
-      <w:r>
-        <w:rPr>
-          <w:rtl/>
-          <w:cs/>
-          <w:lang w:val="ar_AE" w:bidi="ar_AE"/>
-        </w:rPr>
-      </w:r>
-      <w:hyperlink r:id="rId117">
-        <w:r>
-          <w:rPr>
-            <w:rtl/>
-            <w:cs/>
-            <w:lang w:val="ar_AE" w:bidi="ar_AE"/>
-          </w:rPr>
-          <w:rPr>
-            <w:color w:val="0000EE"/>
-            <w:u w:val="single"/>
-          </w:rPr>
-          <w:t>رومية 8: 28–30</w:t>
-        </w:r>
-      </w:hyperlink>
+      <w:r>
+        <w:rPr>
+          <w:rtl/>
+          <w:cs/>
+          <w:lang w:val="ar_AE" w:bidi="ar_AE"/>
+        </w:rPr>
+        <w:t>كورنثوس الثانية 4: 3–4</w:t>
+      </w:r>
+    </w:p>
+    <w:p>
+      <w:pPr>
+        <w:pStyle w:val="ListBullet"/>
+        <w:bidi/>
+        <w:spacing w:line="240" w:lineRule="auto"/>
+        <w:ind w:left="720"/>
+      </w:pPr>
+      <w:r>
+        <w:rPr>
+          <w:rtl/>
+          <w:cs/>
+          <w:lang w:val="ar_AE" w:bidi="ar_AE"/>
+        </w:rPr>
+      </w:r>
+      <w:r>
+        <w:rPr>
+          <w:rtl/>
+          <w:cs/>
+          <w:lang w:val="ar_AE" w:bidi="ar_AE"/>
+        </w:rPr>
+        <w:t>كولوسي 3: 9–11</w:t>
+      </w:r>
+    </w:p>
+    <w:p>
+      <w:pPr>
+        <w:pStyle w:val="ListBullet"/>
+        <w:bidi/>
+        <w:spacing w:line="240" w:lineRule="auto"/>
+        <w:ind w:left="720"/>
+      </w:pPr>
+      <w:r>
+        <w:rPr>
+          <w:rtl/>
+          <w:cs/>
+          <w:lang w:val="ar_AE" w:bidi="ar_AE"/>
+        </w:rPr>
+      </w:r>
+      <w:r>
+        <w:rPr>
+          <w:rtl/>
+          <w:cs/>
+          <w:lang w:val="ar_AE" w:bidi="ar_AE"/>
+        </w:rPr>
+        <w:t>تكوين 1: 26–27</w:t>
+      </w:r>
+    </w:p>
+    <w:p>
+      <w:pPr>
+        <w:pStyle w:val="ListBullet"/>
+        <w:bidi/>
+        <w:spacing w:line="240" w:lineRule="auto"/>
+        <w:ind w:left="720"/>
+      </w:pPr>
+      <w:r>
+        <w:rPr>
+          <w:rtl/>
+          <w:cs/>
+          <w:lang w:val="ar_AE" w:bidi="ar_AE"/>
+        </w:rPr>
+      </w:r>
+      <w:r>
+        <w:rPr>
+          <w:rtl/>
+          <w:cs/>
+          <w:lang w:val="ar_AE" w:bidi="ar_AE"/>
+        </w:rPr>
+        <w:t>تكوين 9: 6</w:t>
+      </w:r>
+    </w:p>
+    <w:p>
+      <w:pPr>
+        <w:pStyle w:val="ListBullet"/>
+        <w:bidi/>
+        <w:spacing w:line="240" w:lineRule="auto"/>
+        <w:ind w:left="720"/>
+      </w:pPr>
+      <w:r>
+        <w:rPr>
+          <w:rtl/>
+          <w:cs/>
+          <w:lang w:val="ar_AE" w:bidi="ar_AE"/>
+        </w:rPr>
+      </w:r>
+      <w:r>
+        <w:rPr>
+          <w:rtl/>
+          <w:cs/>
+          <w:lang w:val="ar_AE" w:bidi="ar_AE"/>
+        </w:rPr>
+        <w:t>يعقوب 3: 9–10</w:t>
+      </w:r>
+    </w:p>
+    <w:p>
+      <w:pPr>
+        <w:pStyle w:val="ListBullet"/>
+        <w:bidi/>
+        <w:spacing w:line="240" w:lineRule="auto"/>
+        <w:ind w:left="720"/>
+      </w:pPr>
+      <w:r>
+        <w:rPr>
+          <w:rtl/>
+          <w:cs/>
+          <w:lang w:val="ar_AE" w:bidi="ar_AE"/>
+        </w:rPr>
+      </w:r>
+      <w:r>
+        <w:rPr>
+          <w:rtl/>
+          <w:cs/>
+          <w:lang w:val="ar_AE" w:bidi="ar_AE"/>
+        </w:rPr>
+        <w:t>رومية 8: 28–30</w:t>
+      </w:r>
     </w:p>
     <w:p>
       <w:pPr>
@@ -11906,136 +11276,106 @@
           <w:lang w:val="ar_AE" w:bidi="ar_AE"/>
         </w:rPr>
       </w:r>
-      <w:hyperlink r:id="rId118">
-        <w:r>
-          <w:rPr>
-            <w:rtl/>
-            <w:cs/>
-            <w:lang w:val="ar_AE" w:bidi="ar_AE"/>
-          </w:rPr>
-          <w:rPr>
-            <w:color w:val="0000EE"/>
-            <w:u w:val="single"/>
-          </w:rPr>
-          <w:t>تثنية 34: 1–3</w:t>
-        </w:r>
-      </w:hyperlink>
-    </w:p>
-    <w:p>
-      <w:pPr>
-        <w:pStyle w:val="ListBullet"/>
-        <w:bidi/>
-        <w:spacing w:line="240" w:lineRule="auto"/>
-        <w:ind w:left="720"/>
-      </w:pPr>
-      <w:r>
-        <w:rPr>
-          <w:rtl/>
-          <w:cs/>
-          <w:lang w:val="ar_AE" w:bidi="ar_AE"/>
-        </w:rPr>
-      </w:r>
-      <w:hyperlink r:id="rId119">
-        <w:r>
-          <w:rPr>
-            <w:rtl/>
-            <w:cs/>
-            <w:lang w:val="ar_AE" w:bidi="ar_AE"/>
-          </w:rPr>
-          <w:rPr>
-            <w:color w:val="0000EE"/>
-            <w:u w:val="single"/>
-          </w:rPr>
-          <w:t>تكوين 13: 10–11</w:t>
-        </w:r>
-      </w:hyperlink>
-    </w:p>
-    <w:p>
-      <w:pPr>
-        <w:pStyle w:val="ListBullet"/>
-        <w:bidi/>
-        <w:spacing w:line="240" w:lineRule="auto"/>
-        <w:ind w:left="720"/>
-      </w:pPr>
-      <w:r>
-        <w:rPr>
-          <w:rtl/>
-          <w:cs/>
-          <w:lang w:val="ar_AE" w:bidi="ar_AE"/>
-        </w:rPr>
-      </w:r>
-      <w:hyperlink r:id="rId120">
-        <w:r>
-          <w:rPr>
-            <w:rtl/>
-            <w:cs/>
-            <w:lang w:val="ar_AE" w:bidi="ar_AE"/>
-          </w:rPr>
-          <w:rPr>
-            <w:color w:val="0000EE"/>
-            <w:u w:val="single"/>
-          </w:rPr>
-          <w:t>تكوين 14: 1–2</w:t>
-        </w:r>
-      </w:hyperlink>
-    </w:p>
-    <w:p>
-      <w:pPr>
-        <w:pStyle w:val="ListBullet"/>
-        <w:bidi/>
-        <w:spacing w:line="240" w:lineRule="auto"/>
-        <w:ind w:left="720"/>
-      </w:pPr>
-      <w:r>
-        <w:rPr>
-          <w:rtl/>
-          <w:cs/>
-          <w:lang w:val="ar_AE" w:bidi="ar_AE"/>
-        </w:rPr>
-      </w:r>
-      <w:hyperlink r:id="rId121">
-        <w:r>
-          <w:rPr>
-            <w:rtl/>
-            <w:cs/>
-            <w:lang w:val="ar_AE" w:bidi="ar_AE"/>
-          </w:rPr>
-          <w:rPr>
-            <w:color w:val="0000EE"/>
-            <w:u w:val="single"/>
-          </w:rPr>
-          <w:t>تكوين 19: 22</w:t>
-        </w:r>
-      </w:hyperlink>
-    </w:p>
-    <w:p>
-      <w:pPr>
-        <w:pStyle w:val="ListBullet"/>
-        <w:bidi/>
-        <w:spacing w:line="240" w:lineRule="auto"/>
-        <w:ind w:left="720"/>
-      </w:pPr>
-      <w:r>
-        <w:rPr>
-          <w:rtl/>
-          <w:cs/>
-          <w:lang w:val="ar_AE" w:bidi="ar_AE"/>
-        </w:rPr>
-      </w:r>
-      <w:hyperlink r:id="rId122">
-        <w:r>
-          <w:rPr>
-            <w:rtl/>
-            <w:cs/>
-            <w:lang w:val="ar_AE" w:bidi="ar_AE"/>
-          </w:rPr>
-          <w:rPr>
-            <w:color w:val="0000EE"/>
-            <w:u w:val="single"/>
-          </w:rPr>
-          <w:t>تكوين 19: 23</w:t>
-        </w:r>
-      </w:hyperlink>
+      <w:r>
+        <w:rPr>
+          <w:rtl/>
+          <w:cs/>
+          <w:lang w:val="ar_AE" w:bidi="ar_AE"/>
+        </w:rPr>
+        <w:t>تثنية 34: 1–3</w:t>
+      </w:r>
+    </w:p>
+    <w:p>
+      <w:pPr>
+        <w:pStyle w:val="ListBullet"/>
+        <w:bidi/>
+        <w:spacing w:line="240" w:lineRule="auto"/>
+        <w:ind w:left="720"/>
+      </w:pPr>
+      <w:r>
+        <w:rPr>
+          <w:rtl/>
+          <w:cs/>
+          <w:lang w:val="ar_AE" w:bidi="ar_AE"/>
+        </w:rPr>
+      </w:r>
+      <w:r>
+        <w:rPr>
+          <w:rtl/>
+          <w:cs/>
+          <w:lang w:val="ar_AE" w:bidi="ar_AE"/>
+        </w:rPr>
+        <w:t>تكوين 13: 10–11</w:t>
+      </w:r>
+    </w:p>
+    <w:p>
+      <w:pPr>
+        <w:pStyle w:val="ListBullet"/>
+        <w:bidi/>
+        <w:spacing w:line="240" w:lineRule="auto"/>
+        <w:ind w:left="720"/>
+      </w:pPr>
+      <w:r>
+        <w:rPr>
+          <w:rtl/>
+          <w:cs/>
+          <w:lang w:val="ar_AE" w:bidi="ar_AE"/>
+        </w:rPr>
+      </w:r>
+      <w:r>
+        <w:rPr>
+          <w:rtl/>
+          <w:cs/>
+          <w:lang w:val="ar_AE" w:bidi="ar_AE"/>
+        </w:rPr>
+        <w:t>تكوين 14: 1–2</w:t>
+      </w:r>
+    </w:p>
+    <w:p>
+      <w:pPr>
+        <w:pStyle w:val="ListBullet"/>
+        <w:bidi/>
+        <w:spacing w:line="240" w:lineRule="auto"/>
+        <w:ind w:left="720"/>
+      </w:pPr>
+      <w:r>
+        <w:rPr>
+          <w:rtl/>
+          <w:cs/>
+          <w:lang w:val="ar_AE" w:bidi="ar_AE"/>
+        </w:rPr>
+      </w:r>
+      <w:r>
+        <w:rPr>
+          <w:rtl/>
+          <w:cs/>
+          <w:lang w:val="ar_AE" w:bidi="ar_AE"/>
+        </w:rPr>
+        <w:t>تكوين 19: 22</w:t>
+      </w:r>
+    </w:p>
+    <w:p>
+      <w:pPr>
+        <w:pStyle w:val="ListBullet"/>
+        <w:bidi/>
+        <w:spacing w:line="240" w:lineRule="auto"/>
+        <w:ind w:left="720"/>
+      </w:pPr>
+      <w:r>
+        <w:rPr>
+          <w:rtl/>
+          <w:cs/>
+          <w:lang w:val="ar_AE" w:bidi="ar_AE"/>
+        </w:rPr>
+      </w:r>
+      <w:r>
+        <w:rPr>
+          <w:rtl/>
+          <w:cs/>
+          <w:lang w:val="ar_AE" w:bidi="ar_AE"/>
+        </w:rPr>
+        <w:t>تكوين 19: 23</w:t>
+      </w:r>
     </w:p>
     <w:p>
       <w:pPr>
@@ -12334,223 +11674,175 @@
           <w:lang w:val="ar_AE" w:bidi="ar_AE"/>
         </w:rPr>
       </w:r>
-      <w:hyperlink r:id="rId123">
-        <w:r>
-          <w:rPr>
-            <w:rtl/>
-            <w:cs/>
-            <w:lang w:val="ar_AE" w:bidi="ar_AE"/>
-          </w:rPr>
-          <w:rPr>
-            <w:color w:val="0000EE"/>
-            <w:u w:val="single"/>
-          </w:rPr>
-          <w:t>الملوك الأول21 :8–10</w:t>
-        </w:r>
-      </w:hyperlink>
-    </w:p>
-    <w:p>
-      <w:pPr>
-        <w:pStyle w:val="ListBullet"/>
-        <w:bidi/>
-        <w:spacing w:line="240" w:lineRule="auto"/>
-        <w:ind w:left="720"/>
-      </w:pPr>
-      <w:r>
-        <w:rPr>
-          <w:rtl/>
-          <w:cs/>
-          <w:lang w:val="ar_AE" w:bidi="ar_AE"/>
-        </w:rPr>
-      </w:r>
-      <w:hyperlink r:id="rId124">
-        <w:r>
-          <w:rPr>
-            <w:rtl/>
-            <w:cs/>
-            <w:lang w:val="ar_AE" w:bidi="ar_AE"/>
-          </w:rPr>
-          <w:rPr>
-            <w:color w:val="0000EE"/>
-            <w:u w:val="single"/>
-          </w:rPr>
-          <w:t>أخبار الأيام الثاني20 :3</w:t>
-        </w:r>
-      </w:hyperlink>
-    </w:p>
-    <w:p>
-      <w:pPr>
-        <w:pStyle w:val="ListBullet"/>
-        <w:bidi/>
-        <w:spacing w:line="240" w:lineRule="auto"/>
-        <w:ind w:left="720"/>
-      </w:pPr>
-      <w:r>
-        <w:rPr>
-          <w:rtl/>
-          <w:cs/>
-          <w:lang w:val="ar_AE" w:bidi="ar_AE"/>
-        </w:rPr>
-      </w:r>
-      <w:hyperlink r:id="rId125">
-        <w:r>
-          <w:rPr>
-            <w:rtl/>
-            <w:cs/>
-            <w:lang w:val="ar_AE" w:bidi="ar_AE"/>
-          </w:rPr>
-          <w:rPr>
-            <w:color w:val="0000EE"/>
-            <w:u w:val="single"/>
-          </w:rPr>
-          <w:t>أعمال الرسل13 :1–3</w:t>
-        </w:r>
-      </w:hyperlink>
-    </w:p>
-    <w:p>
-      <w:pPr>
-        <w:pStyle w:val="ListBullet"/>
-        <w:bidi/>
-        <w:spacing w:line="240" w:lineRule="auto"/>
-        <w:ind w:left="720"/>
-      </w:pPr>
-      <w:r>
-        <w:rPr>
-          <w:rtl/>
-          <w:cs/>
-          <w:lang w:val="ar_AE" w:bidi="ar_AE"/>
-        </w:rPr>
-      </w:r>
-      <w:hyperlink r:id="rId126">
-        <w:r>
-          <w:rPr>
-            <w:rtl/>
-            <w:cs/>
-            <w:lang w:val="ar_AE" w:bidi="ar_AE"/>
-          </w:rPr>
-          <w:rPr>
-            <w:color w:val="0000EE"/>
-            <w:u w:val="single"/>
-          </w:rPr>
-          <w:t>يونان3 :4–5</w:t>
-        </w:r>
-      </w:hyperlink>
-    </w:p>
-    <w:p>
-      <w:pPr>
-        <w:pStyle w:val="ListBullet"/>
-        <w:bidi/>
-        <w:spacing w:line="240" w:lineRule="auto"/>
-        <w:ind w:left="720"/>
-      </w:pPr>
-      <w:r>
-        <w:rPr>
-          <w:rtl/>
-          <w:cs/>
-          <w:lang w:val="ar_AE" w:bidi="ar_AE"/>
-        </w:rPr>
-      </w:r>
-      <w:hyperlink r:id="rId127">
-        <w:r>
-          <w:rPr>
-            <w:rtl/>
-            <w:cs/>
-            <w:lang w:val="ar_AE" w:bidi="ar_AE"/>
-          </w:rPr>
-          <w:rPr>
-            <w:color w:val="0000EE"/>
-            <w:u w:val="single"/>
-          </w:rPr>
-          <w:t>لوقا5 :34</w:t>
-        </w:r>
-      </w:hyperlink>
-    </w:p>
-    <w:p>
-      <w:pPr>
-        <w:pStyle w:val="ListBullet"/>
-        <w:bidi/>
-        <w:spacing w:line="240" w:lineRule="auto"/>
-        <w:ind w:left="720"/>
-      </w:pPr>
-      <w:r>
-        <w:rPr>
-          <w:rtl/>
-          <w:cs/>
-          <w:lang w:val="ar_AE" w:bidi="ar_AE"/>
-        </w:rPr>
-      </w:r>
-      <w:hyperlink r:id="rId128">
-        <w:r>
-          <w:rPr>
-            <w:rtl/>
-            <w:cs/>
-            <w:lang w:val="ar_AE" w:bidi="ar_AE"/>
-          </w:rPr>
-          <w:rPr>
-            <w:color w:val="0000EE"/>
-            <w:u w:val="single"/>
-          </w:rPr>
-          <w:t>مرقس2 :19</w:t>
-        </w:r>
-      </w:hyperlink>
-    </w:p>
-    <w:p>
-      <w:pPr>
-        <w:pStyle w:val="ListBullet"/>
-        <w:bidi/>
-        <w:spacing w:line="240" w:lineRule="auto"/>
-        <w:ind w:left="720"/>
-      </w:pPr>
-      <w:r>
-        <w:rPr>
-          <w:rtl/>
-          <w:cs/>
-          <w:lang w:val="ar_AE" w:bidi="ar_AE"/>
-        </w:rPr>
-      </w:r>
-      <w:hyperlink r:id="rId129">
-        <w:r>
-          <w:rPr>
-            <w:rtl/>
-            <w:cs/>
-            <w:lang w:val="ar_AE" w:bidi="ar_AE"/>
-          </w:rPr>
-          <w:rPr>
-            <w:color w:val="0000EE"/>
-            <w:u w:val="single"/>
-          </w:rPr>
-          <w:t>متى6 :18</w:t>
-        </w:r>
-      </w:hyperlink>
-    </w:p>
-    <w:p>
-      <w:pPr>
-        <w:pStyle w:val="ListBullet"/>
-        <w:bidi/>
-        <w:spacing w:line="240" w:lineRule="auto"/>
-        <w:ind w:left="720"/>
-      </w:pPr>
-      <w:r>
-        <w:rPr>
-          <w:rtl/>
-          <w:cs/>
-          <w:lang w:val="ar_AE" w:bidi="ar_AE"/>
-        </w:rPr>
-      </w:r>
-      <w:hyperlink r:id="rId130">
-        <w:r>
-          <w:rPr>
-            <w:rtl/>
-            <w:cs/>
-            <w:lang w:val="ar_AE" w:bidi="ar_AE"/>
-          </w:rPr>
-          <w:rPr>
-            <w:color w:val="0000EE"/>
-            <w:u w:val="single"/>
-          </w:rPr>
-          <w:t>متى9 :15</w:t>
-        </w:r>
-      </w:hyperlink>
+      <w:r>
+        <w:rPr>
+          <w:rtl/>
+          <w:cs/>
+          <w:lang w:val="ar_AE" w:bidi="ar_AE"/>
+        </w:rPr>
+        <w:t>الملوك الأول21 :8–10</w:t>
+      </w:r>
+    </w:p>
+    <w:p>
+      <w:pPr>
+        <w:pStyle w:val="ListBullet"/>
+        <w:bidi/>
+        <w:spacing w:line="240" w:lineRule="auto"/>
+        <w:ind w:left="720"/>
+      </w:pPr>
+      <w:r>
+        <w:rPr>
+          <w:rtl/>
+          <w:cs/>
+          <w:lang w:val="ar_AE" w:bidi="ar_AE"/>
+        </w:rPr>
+      </w:r>
+      <w:r>
+        <w:rPr>
+          <w:rtl/>
+          <w:cs/>
+          <w:lang w:val="ar_AE" w:bidi="ar_AE"/>
+        </w:rPr>
+        <w:t>أخبار الأيام الثاني20 :3</w:t>
+      </w:r>
+    </w:p>
+    <w:p>
+      <w:pPr>
+        <w:pStyle w:val="ListBullet"/>
+        <w:bidi/>
+        <w:spacing w:line="240" w:lineRule="auto"/>
+        <w:ind w:left="720"/>
+      </w:pPr>
+      <w:r>
+        <w:rPr>
+          <w:rtl/>
+          <w:cs/>
+          <w:lang w:val="ar_AE" w:bidi="ar_AE"/>
+        </w:rPr>
+      </w:r>
+      <w:r>
+        <w:rPr>
+          <w:rtl/>
+          <w:cs/>
+          <w:lang w:val="ar_AE" w:bidi="ar_AE"/>
+        </w:rPr>
+        <w:t>أعمال الرسل13 :1–3</w:t>
+      </w:r>
+    </w:p>
+    <w:p>
+      <w:pPr>
+        <w:pStyle w:val="ListBullet"/>
+        <w:bidi/>
+        <w:spacing w:line="240" w:lineRule="auto"/>
+        <w:ind w:left="720"/>
+      </w:pPr>
+      <w:r>
+        <w:rPr>
+          <w:rtl/>
+          <w:cs/>
+          <w:lang w:val="ar_AE" w:bidi="ar_AE"/>
+        </w:rPr>
+      </w:r>
+      <w:r>
+        <w:rPr>
+          <w:rtl/>
+          <w:cs/>
+          <w:lang w:val="ar_AE" w:bidi="ar_AE"/>
+        </w:rPr>
+        <w:t>يونان3 :4–5</w:t>
+      </w:r>
+    </w:p>
+    <w:p>
+      <w:pPr>
+        <w:pStyle w:val="ListBullet"/>
+        <w:bidi/>
+        <w:spacing w:line="240" w:lineRule="auto"/>
+        <w:ind w:left="720"/>
+      </w:pPr>
+      <w:r>
+        <w:rPr>
+          <w:rtl/>
+          <w:cs/>
+          <w:lang w:val="ar_AE" w:bidi="ar_AE"/>
+        </w:rPr>
+      </w:r>
+      <w:r>
+        <w:rPr>
+          <w:rtl/>
+          <w:cs/>
+          <w:lang w:val="ar_AE" w:bidi="ar_AE"/>
+        </w:rPr>
+        <w:t>لوقا5 :34</w:t>
+      </w:r>
+    </w:p>
+    <w:p>
+      <w:pPr>
+        <w:pStyle w:val="ListBullet"/>
+        <w:bidi/>
+        <w:spacing w:line="240" w:lineRule="auto"/>
+        <w:ind w:left="720"/>
+      </w:pPr>
+      <w:r>
+        <w:rPr>
+          <w:rtl/>
+          <w:cs/>
+          <w:lang w:val="ar_AE" w:bidi="ar_AE"/>
+        </w:rPr>
+      </w:r>
+      <w:r>
+        <w:rPr>
+          <w:rtl/>
+          <w:cs/>
+          <w:lang w:val="ar_AE" w:bidi="ar_AE"/>
+        </w:rPr>
+        <w:t>مرقس2 :19</w:t>
+      </w:r>
+    </w:p>
+    <w:p>
+      <w:pPr>
+        <w:pStyle w:val="ListBullet"/>
+        <w:bidi/>
+        <w:spacing w:line="240" w:lineRule="auto"/>
+        <w:ind w:left="720"/>
+      </w:pPr>
+      <w:r>
+        <w:rPr>
+          <w:rtl/>
+          <w:cs/>
+          <w:lang w:val="ar_AE" w:bidi="ar_AE"/>
+        </w:rPr>
+      </w:r>
+      <w:r>
+        <w:rPr>
+          <w:rtl/>
+          <w:cs/>
+          <w:lang w:val="ar_AE" w:bidi="ar_AE"/>
+        </w:rPr>
+        <w:t>متى6 :18</w:t>
+      </w:r>
+    </w:p>
+    <w:p>
+      <w:pPr>
+        <w:pStyle w:val="ListBullet"/>
+        <w:bidi/>
+        <w:spacing w:line="240" w:lineRule="auto"/>
+        <w:ind w:left="720"/>
+      </w:pPr>
+      <w:r>
+        <w:rPr>
+          <w:rtl/>
+          <w:cs/>
+          <w:lang w:val="ar_AE" w:bidi="ar_AE"/>
+        </w:rPr>
+      </w:r>
+      <w:r>
+        <w:rPr>
+          <w:rtl/>
+          <w:cs/>
+          <w:lang w:val="ar_AE" w:bidi="ar_AE"/>
+        </w:rPr>
+        <w:t>متى9 :15</w:t>
+      </w:r>
     </w:p>
     <w:p>
       <w:pPr>
@@ -12958,136 +12250,106 @@
           <w:lang w:val="ar_AE" w:bidi="ar_AE"/>
         </w:rPr>
       </w:r>
-      <w:hyperlink r:id="rId131">
-        <w:r>
-          <w:rPr>
-            <w:rtl/>
-            <w:cs/>
-            <w:lang w:val="ar_AE" w:bidi="ar_AE"/>
-          </w:rPr>
-          <w:rPr>
-            <w:color w:val="0000EE"/>
-            <w:u w:val="single"/>
-          </w:rPr>
-          <w:t>حزقيال 47: 9–10</w:t>
-        </w:r>
-      </w:hyperlink>
-    </w:p>
-    <w:p>
-      <w:pPr>
-        <w:pStyle w:val="ListBullet"/>
-        <w:bidi/>
-        <w:spacing w:line="240" w:lineRule="auto"/>
-        <w:ind w:left="720"/>
-      </w:pPr>
-      <w:r>
-        <w:rPr>
-          <w:rtl/>
-          <w:cs/>
-          <w:lang w:val="ar_AE" w:bidi="ar_AE"/>
-        </w:rPr>
-      </w:r>
-      <w:hyperlink r:id="rId132">
-        <w:r>
-          <w:rPr>
-            <w:rtl/>
-            <w:cs/>
-            <w:lang w:val="ar_AE" w:bidi="ar_AE"/>
-          </w:rPr>
-          <w:rPr>
-            <w:color w:val="0000EE"/>
-            <w:u w:val="single"/>
-          </w:rPr>
-          <w:t>إشعياء 19: 8</w:t>
-        </w:r>
-      </w:hyperlink>
-    </w:p>
-    <w:p>
-      <w:pPr>
-        <w:pStyle w:val="ListBullet"/>
-        <w:bidi/>
-        <w:spacing w:line="240" w:lineRule="auto"/>
-        <w:ind w:left="720"/>
-      </w:pPr>
-      <w:r>
-        <w:rPr>
-          <w:rtl/>
-          <w:cs/>
-          <w:lang w:val="ar_AE" w:bidi="ar_AE"/>
-        </w:rPr>
-      </w:r>
-      <w:hyperlink r:id="rId133">
-        <w:r>
-          <w:rPr>
-            <w:rtl/>
-            <w:cs/>
-            <w:lang w:val="ar_AE" w:bidi="ar_AE"/>
-          </w:rPr>
-          <w:rPr>
-            <w:color w:val="0000EE"/>
-            <w:u w:val="single"/>
-          </w:rPr>
-          <w:t>لوقا 5: 1–3</w:t>
-        </w:r>
-      </w:hyperlink>
-    </w:p>
-    <w:p>
-      <w:pPr>
-        <w:pStyle w:val="ListBullet"/>
-        <w:bidi/>
-        <w:spacing w:line="240" w:lineRule="auto"/>
-        <w:ind w:left="720"/>
-      </w:pPr>
-      <w:r>
-        <w:rPr>
-          <w:rtl/>
-          <w:cs/>
-          <w:lang w:val="ar_AE" w:bidi="ar_AE"/>
-        </w:rPr>
-      </w:r>
-      <w:hyperlink r:id="rId134">
-        <w:r>
-          <w:rPr>
-            <w:rtl/>
-            <w:cs/>
-            <w:lang w:val="ar_AE" w:bidi="ar_AE"/>
-          </w:rPr>
-          <w:rPr>
-            <w:color w:val="0000EE"/>
-            <w:u w:val="single"/>
-          </w:rPr>
-          <w:t>متى 4: 19</w:t>
-        </w:r>
-      </w:hyperlink>
-    </w:p>
-    <w:p>
-      <w:pPr>
-        <w:pStyle w:val="ListBullet"/>
-        <w:bidi/>
-        <w:spacing w:line="240" w:lineRule="auto"/>
-        <w:ind w:left="720"/>
-      </w:pPr>
-      <w:r>
-        <w:rPr>
-          <w:rtl/>
-          <w:cs/>
-          <w:lang w:val="ar_AE" w:bidi="ar_AE"/>
-        </w:rPr>
-      </w:r>
-      <w:hyperlink r:id="rId135">
-        <w:r>
-          <w:rPr>
-            <w:rtl/>
-            <w:cs/>
-            <w:lang w:val="ar_AE" w:bidi="ar_AE"/>
-          </w:rPr>
-          <w:rPr>
-            <w:color w:val="0000EE"/>
-            <w:u w:val="single"/>
-          </w:rPr>
-          <w:t>متى 13: 47</w:t>
-        </w:r>
-      </w:hyperlink>
+      <w:r>
+        <w:rPr>
+          <w:rtl/>
+          <w:cs/>
+          <w:lang w:val="ar_AE" w:bidi="ar_AE"/>
+        </w:rPr>
+        <w:t>حزقيال 47: 9–10</w:t>
+      </w:r>
+    </w:p>
+    <w:p>
+      <w:pPr>
+        <w:pStyle w:val="ListBullet"/>
+        <w:bidi/>
+        <w:spacing w:line="240" w:lineRule="auto"/>
+        <w:ind w:left="720"/>
+      </w:pPr>
+      <w:r>
+        <w:rPr>
+          <w:rtl/>
+          <w:cs/>
+          <w:lang w:val="ar_AE" w:bidi="ar_AE"/>
+        </w:rPr>
+      </w:r>
+      <w:r>
+        <w:rPr>
+          <w:rtl/>
+          <w:cs/>
+          <w:lang w:val="ar_AE" w:bidi="ar_AE"/>
+        </w:rPr>
+        <w:t>إشعياء 19: 8</w:t>
+      </w:r>
+    </w:p>
+    <w:p>
+      <w:pPr>
+        <w:pStyle w:val="ListBullet"/>
+        <w:bidi/>
+        <w:spacing w:line="240" w:lineRule="auto"/>
+        <w:ind w:left="720"/>
+      </w:pPr>
+      <w:r>
+        <w:rPr>
+          <w:rtl/>
+          <w:cs/>
+          <w:lang w:val="ar_AE" w:bidi="ar_AE"/>
+        </w:rPr>
+      </w:r>
+      <w:r>
+        <w:rPr>
+          <w:rtl/>
+          <w:cs/>
+          <w:lang w:val="ar_AE" w:bidi="ar_AE"/>
+        </w:rPr>
+        <w:t>لوقا 5: 1–3</w:t>
+      </w:r>
+    </w:p>
+    <w:p>
+      <w:pPr>
+        <w:pStyle w:val="ListBullet"/>
+        <w:bidi/>
+        <w:spacing w:line="240" w:lineRule="auto"/>
+        <w:ind w:left="720"/>
+      </w:pPr>
+      <w:r>
+        <w:rPr>
+          <w:rtl/>
+          <w:cs/>
+          <w:lang w:val="ar_AE" w:bidi="ar_AE"/>
+        </w:rPr>
+      </w:r>
+      <w:r>
+        <w:rPr>
+          <w:rtl/>
+          <w:cs/>
+          <w:lang w:val="ar_AE" w:bidi="ar_AE"/>
+        </w:rPr>
+        <w:t>متى 4: 19</w:t>
+      </w:r>
+    </w:p>
+    <w:p>
+      <w:pPr>
+        <w:pStyle w:val="ListBullet"/>
+        <w:bidi/>
+        <w:spacing w:line="240" w:lineRule="auto"/>
+        <w:ind w:left="720"/>
+      </w:pPr>
+      <w:r>
+        <w:rPr>
+          <w:rtl/>
+          <w:cs/>
+          <w:lang w:val="ar_AE" w:bidi="ar_AE"/>
+        </w:rPr>
+      </w:r>
+      <w:r>
+        <w:rPr>
+          <w:rtl/>
+          <w:cs/>
+          <w:lang w:val="ar_AE" w:bidi="ar_AE"/>
+        </w:rPr>
+        <w:t>متى 13: 47</w:t>
+      </w:r>
     </w:p>
     <w:p>
       <w:pPr>
@@ -13424,194 +12686,152 @@
           <w:lang w:val="ar_AE" w:bidi="ar_AE"/>
         </w:rPr>
       </w:r>
-      <w:hyperlink r:id="rId103">
-        <w:r>
-          <w:rPr>
-            <w:rtl/>
-            <w:cs/>
-            <w:lang w:val="ar_AE" w:bidi="ar_AE"/>
-          </w:rPr>
-          <w:rPr>
-            <w:color w:val="0000EE"/>
-            <w:u w:val="single"/>
-          </w:rPr>
-          <w:t>أعمال الرسل12 :20</w:t>
-        </w:r>
-      </w:hyperlink>
-    </w:p>
-    <w:p>
-      <w:pPr>
-        <w:pStyle w:val="ListBullet"/>
-        <w:bidi/>
-        <w:spacing w:line="240" w:lineRule="auto"/>
-        <w:ind w:left="720"/>
-      </w:pPr>
-      <w:r>
-        <w:rPr>
-          <w:rtl/>
-          <w:cs/>
-          <w:lang w:val="ar_AE" w:bidi="ar_AE"/>
-        </w:rPr>
-      </w:r>
-      <w:hyperlink r:id="rId136">
-        <w:r>
-          <w:rPr>
-            <w:rtl/>
-            <w:cs/>
-            <w:lang w:val="ar_AE" w:bidi="ar_AE"/>
-          </w:rPr>
-          <w:rPr>
-            <w:color w:val="0000EE"/>
-            <w:u w:val="single"/>
-          </w:rPr>
-          <w:t>أعمال الرسل27 :3–6</w:t>
-        </w:r>
-      </w:hyperlink>
-    </w:p>
-    <w:p>
-      <w:pPr>
-        <w:pStyle w:val="ListBullet"/>
-        <w:bidi/>
-        <w:spacing w:line="240" w:lineRule="auto"/>
-        <w:ind w:left="720"/>
-      </w:pPr>
-      <w:r>
-        <w:rPr>
-          <w:rtl/>
-          <w:cs/>
-          <w:lang w:val="ar_AE" w:bidi="ar_AE"/>
-        </w:rPr>
-      </w:r>
-      <w:hyperlink r:id="rId137">
-        <w:r>
-          <w:rPr>
-            <w:rtl/>
-            <w:cs/>
-            <w:lang w:val="ar_AE" w:bidi="ar_AE"/>
-          </w:rPr>
-          <w:rPr>
-            <w:color w:val="0000EE"/>
-            <w:u w:val="single"/>
-          </w:rPr>
-          <w:t>تكوين10 :15–18</w:t>
-        </w:r>
-      </w:hyperlink>
-    </w:p>
-    <w:p>
-      <w:pPr>
-        <w:pStyle w:val="ListBullet"/>
-        <w:bidi/>
-        <w:spacing w:line="240" w:lineRule="auto"/>
-        <w:ind w:left="720"/>
-      </w:pPr>
-      <w:r>
-        <w:rPr>
-          <w:rtl/>
-          <w:cs/>
-          <w:lang w:val="ar_AE" w:bidi="ar_AE"/>
-        </w:rPr>
-      </w:r>
-      <w:hyperlink r:id="rId138">
-        <w:r>
-          <w:rPr>
-            <w:rtl/>
-            <w:cs/>
-            <w:lang w:val="ar_AE" w:bidi="ar_AE"/>
-          </w:rPr>
-          <w:rPr>
-            <w:color w:val="0000EE"/>
-            <w:u w:val="single"/>
-          </w:rPr>
-          <w:t>تكوين10 :19</w:t>
-        </w:r>
-      </w:hyperlink>
-    </w:p>
-    <w:p>
-      <w:pPr>
-        <w:pStyle w:val="ListBullet"/>
-        <w:bidi/>
-        <w:spacing w:line="240" w:lineRule="auto"/>
-        <w:ind w:left="720"/>
-      </w:pPr>
-      <w:r>
-        <w:rPr>
-          <w:rtl/>
-          <w:cs/>
-          <w:lang w:val="ar_AE" w:bidi="ar_AE"/>
-        </w:rPr>
-      </w:r>
-      <w:hyperlink r:id="rId104">
-        <w:r>
-          <w:rPr>
-            <w:rtl/>
-            <w:cs/>
-            <w:lang w:val="ar_AE" w:bidi="ar_AE"/>
-          </w:rPr>
-          <w:rPr>
-            <w:color w:val="0000EE"/>
-            <w:u w:val="single"/>
-          </w:rPr>
-          <w:t>مرقس3 :7–8</w:t>
-        </w:r>
-      </w:hyperlink>
-    </w:p>
-    <w:p>
-      <w:pPr>
-        <w:pStyle w:val="ListBullet"/>
-        <w:bidi/>
-        <w:spacing w:line="240" w:lineRule="auto"/>
-        <w:ind w:left="720"/>
-      </w:pPr>
-      <w:r>
-        <w:rPr>
-          <w:rtl/>
-          <w:cs/>
-          <w:lang w:val="ar_AE" w:bidi="ar_AE"/>
-        </w:rPr>
-      </w:r>
-      <w:hyperlink r:id="rId105">
-        <w:r>
-          <w:rPr>
-            <w:rtl/>
-            <w:cs/>
-            <w:lang w:val="ar_AE" w:bidi="ar_AE"/>
-          </w:rPr>
-          <w:rPr>
-            <w:color w:val="0000EE"/>
-            <w:u w:val="single"/>
-          </w:rPr>
-          <w:t>متى11 :22</w:t>
-        </w:r>
-      </w:hyperlink>
-    </w:p>
-    <w:p>
-      <w:pPr>
-        <w:pStyle w:val="ListBullet"/>
-        <w:bidi/>
-        <w:spacing w:line="240" w:lineRule="auto"/>
-        <w:ind w:left="720"/>
-      </w:pPr>
-      <w:r>
-        <w:rPr>
-          <w:rtl/>
-          <w:cs/>
-          <w:lang w:val="ar_AE" w:bidi="ar_AE"/>
-        </w:rPr>
-      </w:r>
-      <w:hyperlink r:id="rId106">
-        <w:r>
-          <w:rPr>
-            <w:rtl/>
-            <w:cs/>
-            <w:lang w:val="ar_AE" w:bidi="ar_AE"/>
-          </w:rPr>
-          <w:rPr>
-            <w:color w:val="0000EE"/>
-            <w:u w:val="single"/>
-          </w:rPr>
-          <w:t>متى15 :22</w:t>
-        </w:r>
-      </w:hyperlink>
+      <w:r>
+        <w:rPr>
+          <w:rtl/>
+          <w:cs/>
+          <w:lang w:val="ar_AE" w:bidi="ar_AE"/>
+        </w:rPr>
+        <w:t>أعمال الرسل12 :20</w:t>
+      </w:r>
+    </w:p>
+    <w:p>
+      <w:pPr>
+        <w:pStyle w:val="ListBullet"/>
+        <w:bidi/>
+        <w:spacing w:line="240" w:lineRule="auto"/>
+        <w:ind w:left="720"/>
+      </w:pPr>
+      <w:r>
+        <w:rPr>
+          <w:rtl/>
+          <w:cs/>
+          <w:lang w:val="ar_AE" w:bidi="ar_AE"/>
+        </w:rPr>
+      </w:r>
+      <w:r>
+        <w:rPr>
+          <w:rtl/>
+          <w:cs/>
+          <w:lang w:val="ar_AE" w:bidi="ar_AE"/>
+        </w:rPr>
+        <w:t>أعمال الرسل27 :3–6</w:t>
+      </w:r>
+    </w:p>
+    <w:p>
+      <w:pPr>
+        <w:pStyle w:val="ListBullet"/>
+        <w:bidi/>
+        <w:spacing w:line="240" w:lineRule="auto"/>
+        <w:ind w:left="720"/>
+      </w:pPr>
+      <w:r>
+        <w:rPr>
+          <w:rtl/>
+          <w:cs/>
+          <w:lang w:val="ar_AE" w:bidi="ar_AE"/>
+        </w:rPr>
+      </w:r>
+      <w:r>
+        <w:rPr>
+          <w:rtl/>
+          <w:cs/>
+          <w:lang w:val="ar_AE" w:bidi="ar_AE"/>
+        </w:rPr>
+        <w:t>تكوين10 :15–18</w:t>
+      </w:r>
+    </w:p>
+    <w:p>
+      <w:pPr>
+        <w:pStyle w:val="ListBullet"/>
+        <w:bidi/>
+        <w:spacing w:line="240" w:lineRule="auto"/>
+        <w:ind w:left="720"/>
+      </w:pPr>
+      <w:r>
+        <w:rPr>
+          <w:rtl/>
+          <w:cs/>
+          <w:lang w:val="ar_AE" w:bidi="ar_AE"/>
+        </w:rPr>
+      </w:r>
+      <w:r>
+        <w:rPr>
+          <w:rtl/>
+          <w:cs/>
+          <w:lang w:val="ar_AE" w:bidi="ar_AE"/>
+        </w:rPr>
+        <w:t>تكوين10 :19</w:t>
+      </w:r>
+    </w:p>
+    <w:p>
+      <w:pPr>
+        <w:pStyle w:val="ListBullet"/>
+        <w:bidi/>
+        <w:spacing w:line="240" w:lineRule="auto"/>
+        <w:ind w:left="720"/>
+      </w:pPr>
+      <w:r>
+        <w:rPr>
+          <w:rtl/>
+          <w:cs/>
+          <w:lang w:val="ar_AE" w:bidi="ar_AE"/>
+        </w:rPr>
+      </w:r>
+      <w:r>
+        <w:rPr>
+          <w:rtl/>
+          <w:cs/>
+          <w:lang w:val="ar_AE" w:bidi="ar_AE"/>
+        </w:rPr>
+        <w:t>مرقس3 :7–8</w:t>
+      </w:r>
+    </w:p>
+    <w:p>
+      <w:pPr>
+        <w:pStyle w:val="ListBullet"/>
+        <w:bidi/>
+        <w:spacing w:line="240" w:lineRule="auto"/>
+        <w:ind w:left="720"/>
+      </w:pPr>
+      <w:r>
+        <w:rPr>
+          <w:rtl/>
+          <w:cs/>
+          <w:lang w:val="ar_AE" w:bidi="ar_AE"/>
+        </w:rPr>
+      </w:r>
+      <w:r>
+        <w:rPr>
+          <w:rtl/>
+          <w:cs/>
+          <w:lang w:val="ar_AE" w:bidi="ar_AE"/>
+        </w:rPr>
+        <w:t>متى11 :22</w:t>
+      </w:r>
+    </w:p>
+    <w:p>
+      <w:pPr>
+        <w:pStyle w:val="ListBullet"/>
+        <w:bidi/>
+        <w:spacing w:line="240" w:lineRule="auto"/>
+        <w:ind w:left="720"/>
+      </w:pPr>
+      <w:r>
+        <w:rPr>
+          <w:rtl/>
+          <w:cs/>
+          <w:lang w:val="ar_AE" w:bidi="ar_AE"/>
+        </w:rPr>
+      </w:r>
+      <w:r>
+        <w:rPr>
+          <w:rtl/>
+          <w:cs/>
+          <w:lang w:val="ar_AE" w:bidi="ar_AE"/>
+        </w:rPr>
+        <w:t>متى15 :22</w:t>
+      </w:r>
     </w:p>
     <w:p>
       <w:pPr>
